--- a/Meshack/DevOps/Meshack_Burton.docx
+++ b/Meshack/DevOps/Meshack_Burton.docx
@@ -159,15 +159,13 @@
               <w:jc w:val="both"/>
               <w:rPr>
                 <w:rFonts w:ascii="Arial" w:hAnsi="Arial" w:cs="Arial"/>
-                <w:sz w:val="20"/>
-                <w:szCs w:val="20"/>
               </w:rPr>
             </w:pPr>
             <w:r>
               <w:rPr>
                 <w:rFonts w:ascii="Arial" w:hAnsi="Arial" w:cs="Arial"/>
                 <w:color w:val="FFFFFF" w:themeColor="background1"/>
-                <w:sz w:val="18"/>
+                <w:sz w:val="20"/>
               </w:rPr>
               <w:t xml:space="preserve">Senior </w:t>
             </w:r>
@@ -176,7 +174,7 @@
               <w:rPr>
                 <w:rFonts w:ascii="Arial" w:hAnsi="Arial" w:cs="Arial"/>
                 <w:color w:val="FFFFFF" w:themeColor="background1"/>
-                <w:sz w:val="18"/>
+                <w:sz w:val="20"/>
               </w:rPr>
               <w:t>DevOps</w:t>
             </w:r>
@@ -185,26 +183,9 @@
               <w:rPr>
                 <w:rFonts w:ascii="Arial" w:hAnsi="Arial" w:cs="Arial"/>
                 <w:color w:val="FFFFFF" w:themeColor="background1"/>
-                <w:sz w:val="18"/>
+                <w:sz w:val="20"/>
               </w:rPr>
-              <w:t xml:space="preserve"> / Cloud Platform Engineer with 9+ years designing, automating, and operating </w:t>
-            </w:r>
-            <w:r>
-              <w:rPr>
-                <w:rStyle w:val="Strong"/>
-                <w:rFonts w:ascii="Arial" w:hAnsi="Arial" w:cs="Arial"/>
-                <w:color w:val="FFFFFF" w:themeColor="background1"/>
-                <w:sz w:val="18"/>
-              </w:rPr>
-              <w:t>cloud-native platforms</w:t>
-            </w:r>
-            <w:r>
-              <w:rPr>
-                <w:rFonts w:ascii="Arial" w:hAnsi="Arial" w:cs="Arial"/>
-                <w:color w:val="FFFFFF" w:themeColor="background1"/>
-                <w:sz w:val="18"/>
-              </w:rPr>
-              <w:t xml:space="preserve"> across AWS (primary), Azure, and GCP environments. Strong expertise in </w:t>
+              <w:t xml:space="preserve"> / Cloud Platform Engineer with 9+ years building and running production platforms for </w:t>
             </w:r>
             <w:proofErr w:type="spellStart"/>
             <w:r>
@@ -212,9 +193,28 @@
                 <w:rStyle w:val="Strong"/>
                 <w:rFonts w:ascii="Arial" w:hAnsi="Arial" w:cs="Arial"/>
                 <w:color w:val="FFFFFF" w:themeColor="background1"/>
-                <w:sz w:val="18"/>
+                <w:sz w:val="20"/>
               </w:rPr>
-              <w:t>Kubernetes</w:t>
+              <w:t>SaaS</w:t>
+            </w:r>
+            <w:proofErr w:type="spellEnd"/>
+            <w:r>
+              <w:rPr>
+                <w:rFonts w:ascii="Arial" w:hAnsi="Arial" w:cs="Arial"/>
+                <w:color w:val="FFFFFF" w:themeColor="background1"/>
+                <w:sz w:val="20"/>
+              </w:rPr>
+              <w:t xml:space="preserve">, </w:t>
+            </w:r>
+            <w:proofErr w:type="spellStart"/>
+            <w:r>
+              <w:rPr>
+                <w:rStyle w:val="Strong"/>
+                <w:rFonts w:ascii="Arial" w:hAnsi="Arial" w:cs="Arial"/>
+                <w:color w:val="FFFFFF" w:themeColor="background1"/>
+                <w:sz w:val="20"/>
+              </w:rPr>
+              <w:t>eCommerce</w:t>
             </w:r>
             <w:proofErr w:type="spellEnd"/>
             <w:r>
@@ -222,81 +222,356 @@
                 <w:rStyle w:val="Strong"/>
                 <w:rFonts w:ascii="Arial" w:hAnsi="Arial" w:cs="Arial"/>
                 <w:color w:val="FFFFFF" w:themeColor="background1"/>
-                <w:sz w:val="18"/>
+                <w:sz w:val="20"/>
               </w:rPr>
-              <w:t xml:space="preserve"> orchestration, infrastructure as code, CI/CD automation, </w:t>
-            </w:r>
-            <w:proofErr w:type="spellStart"/>
-            <w:r>
-              <w:rPr>
-                <w:rStyle w:val="Strong"/>
-                <w:rFonts w:ascii="Arial" w:hAnsi="Arial" w:cs="Arial"/>
-                <w:color w:val="FFFFFF" w:themeColor="background1"/>
-                <w:sz w:val="18"/>
-              </w:rPr>
-              <w:t>observability</w:t>
-            </w:r>
-            <w:proofErr w:type="spellEnd"/>
-            <w:r>
-              <w:rPr>
-                <w:rStyle w:val="Strong"/>
-                <w:rFonts w:ascii="Arial" w:hAnsi="Arial" w:cs="Arial"/>
-                <w:color w:val="FFFFFF" w:themeColor="background1"/>
-                <w:sz w:val="18"/>
-              </w:rPr>
-              <w:t xml:space="preserve"> engineering, distributed messaging systems, and security-first architecture</w:t>
+              <w:t>/marketplaces</w:t>
             </w:r>
             <w:r>
               <w:rPr>
                 <w:rFonts w:ascii="Arial" w:hAnsi="Arial" w:cs="Arial"/>
                 <w:color w:val="FFFFFF" w:themeColor="background1"/>
-                <w:sz w:val="18"/>
+                <w:sz w:val="20"/>
               </w:rPr>
-              <w:t xml:space="preserve">. Proven track record modernizing legacy environments into </w:t>
+              <w:t xml:space="preserve">, and </w:t>
             </w:r>
             <w:r>
               <w:rPr>
                 <w:rStyle w:val="Strong"/>
                 <w:rFonts w:ascii="Arial" w:hAnsi="Arial" w:cs="Arial"/>
                 <w:color w:val="FFFFFF" w:themeColor="background1"/>
-                <w:sz w:val="18"/>
+                <w:sz w:val="20"/>
               </w:rPr>
-              <w:t xml:space="preserve">event-driven, highly observable, </w:t>
-            </w:r>
-            <w:proofErr w:type="spellStart"/>
-            <w:r>
-              <w:rPr>
-                <w:rStyle w:val="Strong"/>
-                <w:rFonts w:ascii="Arial" w:hAnsi="Arial" w:cs="Arial"/>
-                <w:color w:val="FFFFFF" w:themeColor="background1"/>
-                <w:sz w:val="18"/>
-              </w:rPr>
-              <w:t>GitOps</w:t>
-            </w:r>
-            <w:proofErr w:type="spellEnd"/>
-            <w:r>
-              <w:rPr>
-                <w:rStyle w:val="Strong"/>
-                <w:rFonts w:ascii="Arial" w:hAnsi="Arial" w:cs="Arial"/>
-                <w:color w:val="FFFFFF" w:themeColor="background1"/>
-                <w:sz w:val="18"/>
-              </w:rPr>
-              <w:t>-managed platforms</w:t>
+              <w:t>data-heavy internal tooling</w:t>
             </w:r>
             <w:r>
               <w:rPr>
                 <w:rFonts w:ascii="Arial" w:hAnsi="Arial" w:cs="Arial"/>
                 <w:color w:val="FFFFFF" w:themeColor="background1"/>
-                <w:sz w:val="18"/>
+                <w:sz w:val="20"/>
               </w:rPr>
-              <w:t xml:space="preserve"> using </w:t>
+              <w:t xml:space="preserve"> where uptime, cost, and auditability mattered as much as delivery speed. I design </w:t>
             </w:r>
             <w:proofErr w:type="spellStart"/>
             <w:r>
               <w:rPr>
                 <w:rFonts w:ascii="Arial" w:hAnsi="Arial" w:cs="Arial"/>
                 <w:color w:val="FFFFFF" w:themeColor="background1"/>
-                <w:sz w:val="18"/>
+                <w:sz w:val="20"/>
+              </w:rPr>
+              <w:t>Kubernetes</w:t>
+            </w:r>
+            <w:proofErr w:type="spellEnd"/>
+            <w:r>
+              <w:rPr>
+                <w:rFonts w:ascii="Arial" w:hAnsi="Arial" w:cs="Arial"/>
+                <w:color w:val="FFFFFF" w:themeColor="background1"/>
+                <w:sz w:val="20"/>
+              </w:rPr>
+              <w:t>-first operating models (</w:t>
+            </w:r>
+            <w:proofErr w:type="spellStart"/>
+            <w:r>
+              <w:rPr>
+                <w:rFonts w:ascii="Arial" w:hAnsi="Arial" w:cs="Arial"/>
+                <w:color w:val="FFFFFF" w:themeColor="background1"/>
+                <w:sz w:val="20"/>
+              </w:rPr>
+              <w:t>Kubernetes</w:t>
+            </w:r>
+            <w:proofErr w:type="spellEnd"/>
+            <w:r>
+              <w:rPr>
+                <w:rFonts w:ascii="Arial" w:hAnsi="Arial" w:cs="Arial"/>
+                <w:color w:val="FFFFFF" w:themeColor="background1"/>
+                <w:sz w:val="20"/>
+              </w:rPr>
+              <w:t xml:space="preserve"> </w:t>
+            </w:r>
+            <w:r>
+              <w:rPr>
+                <w:rStyle w:val="Strong"/>
+                <w:rFonts w:ascii="Arial" w:hAnsi="Arial" w:cs="Arial"/>
+                <w:color w:val="FFFFFF" w:themeColor="background1"/>
+                <w:sz w:val="20"/>
+              </w:rPr>
+              <w:t>v1.16–v1.29</w:t>
+            </w:r>
+            <w:r>
+              <w:rPr>
+                <w:rFonts w:ascii="Arial" w:hAnsi="Arial" w:cs="Arial"/>
+                <w:color w:val="FFFFFF" w:themeColor="background1"/>
+                <w:sz w:val="20"/>
+              </w:rPr>
+              <w:t xml:space="preserve">, Helm </w:t>
+            </w:r>
+            <w:r>
+              <w:rPr>
+                <w:rStyle w:val="Strong"/>
+                <w:rFonts w:ascii="Arial" w:hAnsi="Arial" w:cs="Arial"/>
+                <w:color w:val="FFFFFF" w:themeColor="background1"/>
+                <w:sz w:val="20"/>
+              </w:rPr>
+              <w:t>v2–v3</w:t>
+            </w:r>
+            <w:r>
+              <w:rPr>
+                <w:rFonts w:ascii="Arial" w:hAnsi="Arial" w:cs="Arial"/>
+                <w:color w:val="FFFFFF" w:themeColor="background1"/>
+                <w:sz w:val="20"/>
+              </w:rPr>
+              <w:t xml:space="preserve">, Argo CD </w:t>
+            </w:r>
+            <w:r>
+              <w:rPr>
+                <w:rStyle w:val="Strong"/>
+                <w:rFonts w:ascii="Arial" w:hAnsi="Arial" w:cs="Arial"/>
+                <w:color w:val="FFFFFF" w:themeColor="background1"/>
+                <w:sz w:val="20"/>
+              </w:rPr>
+              <w:t>v2.x</w:t>
+            </w:r>
+            <w:r>
+              <w:rPr>
+                <w:rFonts w:ascii="Arial" w:hAnsi="Arial" w:cs="Arial"/>
+                <w:color w:val="FFFFFF" w:themeColor="background1"/>
+                <w:sz w:val="20"/>
+              </w:rPr>
+              <w:t>) and convert brittle manual environments into repeatable, policy-driven infrastructure (</w:t>
+            </w:r>
+            <w:proofErr w:type="spellStart"/>
+            <w:r>
+              <w:rPr>
+                <w:rFonts w:ascii="Arial" w:hAnsi="Arial" w:cs="Arial"/>
+                <w:color w:val="FFFFFF" w:themeColor="background1"/>
+                <w:sz w:val="20"/>
+              </w:rPr>
+              <w:t>Terraform</w:t>
+            </w:r>
+            <w:proofErr w:type="spellEnd"/>
+            <w:r>
+              <w:rPr>
+                <w:rFonts w:ascii="Arial" w:hAnsi="Arial" w:cs="Arial"/>
+                <w:color w:val="FFFFFF" w:themeColor="background1"/>
+                <w:sz w:val="20"/>
+              </w:rPr>
+              <w:t xml:space="preserve"> </w:t>
+            </w:r>
+            <w:r>
+              <w:rPr>
+                <w:rStyle w:val="Strong"/>
+                <w:rFonts w:ascii="Arial" w:hAnsi="Arial" w:cs="Arial"/>
+                <w:color w:val="FFFFFF" w:themeColor="background1"/>
+                <w:sz w:val="20"/>
+              </w:rPr>
+              <w:t>v0.12–v1.x</w:t>
+            </w:r>
+            <w:r>
+              <w:rPr>
+                <w:rFonts w:ascii="Arial" w:hAnsi="Arial" w:cs="Arial"/>
+                <w:color w:val="FFFFFF" w:themeColor="background1"/>
+                <w:sz w:val="20"/>
+              </w:rPr>
+              <w:t xml:space="preserve">, </w:t>
+            </w:r>
+            <w:proofErr w:type="spellStart"/>
+            <w:r>
+              <w:rPr>
+                <w:rFonts w:ascii="Arial" w:hAnsi="Arial" w:cs="Arial"/>
+                <w:color w:val="FFFFFF" w:themeColor="background1"/>
+                <w:sz w:val="20"/>
+              </w:rPr>
+              <w:t>CloudFormation</w:t>
+            </w:r>
+            <w:proofErr w:type="spellEnd"/>
+            <w:r>
+              <w:rPr>
+                <w:rFonts w:ascii="Arial" w:hAnsi="Arial" w:cs="Arial"/>
+                <w:color w:val="FFFFFF" w:themeColor="background1"/>
+                <w:sz w:val="20"/>
+              </w:rPr>
+              <w:t xml:space="preserve">) across AWS (primary), Azure, and GCP. Known for fixing “it only fails in prod” platform bugs—race conditions in consumers, noisy </w:t>
+            </w:r>
+            <w:proofErr w:type="spellStart"/>
+            <w:r>
+              <w:rPr>
+                <w:rFonts w:ascii="Arial" w:hAnsi="Arial" w:cs="Arial"/>
+                <w:color w:val="FFFFFF" w:themeColor="background1"/>
+                <w:sz w:val="20"/>
+              </w:rPr>
+              <w:t>autoscaling</w:t>
+            </w:r>
+            <w:proofErr w:type="spellEnd"/>
+            <w:r>
+              <w:rPr>
+                <w:rFonts w:ascii="Arial" w:hAnsi="Arial" w:cs="Arial"/>
+                <w:color w:val="FFFFFF" w:themeColor="background1"/>
+                <w:sz w:val="20"/>
+              </w:rPr>
+              <w:t xml:space="preserve">, and broken deploy rollbacks—by enforcing </w:t>
+            </w:r>
+            <w:proofErr w:type="spellStart"/>
+            <w:r>
+              <w:rPr>
+                <w:rFonts w:ascii="Arial" w:hAnsi="Arial" w:cs="Arial"/>
+                <w:color w:val="FFFFFF" w:themeColor="background1"/>
+                <w:sz w:val="20"/>
+              </w:rPr>
+              <w:t>idempotency</w:t>
+            </w:r>
+            <w:proofErr w:type="spellEnd"/>
+            <w:r>
+              <w:rPr>
+                <w:rFonts w:ascii="Arial" w:hAnsi="Arial" w:cs="Arial"/>
+                <w:color w:val="FFFFFF" w:themeColor="background1"/>
+                <w:sz w:val="20"/>
+              </w:rPr>
+              <w:t>, safe retries, and measurable SLOs backed by strong telemetry (</w:t>
+            </w:r>
+            <w:proofErr w:type="spellStart"/>
+            <w:r>
+              <w:rPr>
+                <w:rFonts w:ascii="Arial" w:hAnsi="Arial" w:cs="Arial"/>
+                <w:color w:val="FFFFFF" w:themeColor="background1"/>
+                <w:sz w:val="20"/>
+              </w:rPr>
+              <w:t>OpenTelemetry</w:t>
+            </w:r>
+            <w:proofErr w:type="spellEnd"/>
+            <w:r>
+              <w:rPr>
+                <w:rFonts w:ascii="Arial" w:hAnsi="Arial" w:cs="Arial"/>
+                <w:color w:val="FFFFFF" w:themeColor="background1"/>
+                <w:sz w:val="20"/>
+              </w:rPr>
+              <w:t xml:space="preserve"> </w:t>
+            </w:r>
+            <w:r>
+              <w:rPr>
+                <w:rStyle w:val="Strong"/>
+                <w:rFonts w:ascii="Arial" w:hAnsi="Arial" w:cs="Arial"/>
+                <w:color w:val="FFFFFF" w:themeColor="background1"/>
+                <w:sz w:val="20"/>
+              </w:rPr>
+              <w:t>v1.x</w:t>
+            </w:r>
+            <w:r>
+              <w:rPr>
+                <w:rFonts w:ascii="Arial" w:hAnsi="Arial" w:cs="Arial"/>
+                <w:color w:val="FFFFFF" w:themeColor="background1"/>
+                <w:sz w:val="20"/>
+              </w:rPr>
+              <w:t xml:space="preserve">, </w:t>
+            </w:r>
+            <w:proofErr w:type="spellStart"/>
+            <w:r>
+              <w:rPr>
+                <w:rFonts w:ascii="Arial" w:hAnsi="Arial" w:cs="Arial"/>
+                <w:color w:val="FFFFFF" w:themeColor="background1"/>
+                <w:sz w:val="20"/>
+              </w:rPr>
+              <w:t>Datadog</w:t>
+            </w:r>
+            <w:proofErr w:type="spellEnd"/>
+            <w:r>
+              <w:rPr>
+                <w:rFonts w:ascii="Arial" w:hAnsi="Arial" w:cs="Arial"/>
+                <w:color w:val="FFFFFF" w:themeColor="background1"/>
+                <w:sz w:val="20"/>
+              </w:rPr>
+              <w:t xml:space="preserve"> Agent </w:t>
+            </w:r>
+            <w:r>
+              <w:rPr>
+                <w:rStyle w:val="Strong"/>
+                <w:rFonts w:ascii="Arial" w:hAnsi="Arial" w:cs="Arial"/>
+                <w:color w:val="FFFFFF" w:themeColor="background1"/>
+                <w:sz w:val="20"/>
+              </w:rPr>
+              <w:t>v7.x</w:t>
+            </w:r>
+            <w:r>
+              <w:rPr>
+                <w:rFonts w:ascii="Arial" w:hAnsi="Arial" w:cs="Arial"/>
+                <w:color w:val="FFFFFF" w:themeColor="background1"/>
+                <w:sz w:val="20"/>
+              </w:rPr>
+              <w:t xml:space="preserve">, Prometheus </w:t>
+            </w:r>
+            <w:r>
+              <w:rPr>
+                <w:rStyle w:val="Strong"/>
+                <w:rFonts w:ascii="Arial" w:hAnsi="Arial" w:cs="Arial"/>
+                <w:color w:val="FFFFFF" w:themeColor="background1"/>
+                <w:sz w:val="20"/>
+              </w:rPr>
+              <w:t>v2.x</w:t>
+            </w:r>
+            <w:r>
+              <w:rPr>
+                <w:rFonts w:ascii="Arial" w:hAnsi="Arial" w:cs="Arial"/>
+                <w:color w:val="FFFFFF" w:themeColor="background1"/>
+                <w:sz w:val="20"/>
+              </w:rPr>
+              <w:t xml:space="preserve">, </w:t>
+            </w:r>
+            <w:proofErr w:type="spellStart"/>
+            <w:r>
+              <w:rPr>
+                <w:rFonts w:ascii="Arial" w:hAnsi="Arial" w:cs="Arial"/>
+                <w:color w:val="FFFFFF" w:themeColor="background1"/>
+                <w:sz w:val="20"/>
+              </w:rPr>
+              <w:t>Grafana</w:t>
+            </w:r>
+            <w:proofErr w:type="spellEnd"/>
+            <w:r>
+              <w:rPr>
+                <w:rFonts w:ascii="Arial" w:hAnsi="Arial" w:cs="Arial"/>
+                <w:color w:val="FFFFFF" w:themeColor="background1"/>
+                <w:sz w:val="20"/>
+              </w:rPr>
+              <w:t xml:space="preserve"> </w:t>
+            </w:r>
+            <w:r>
+              <w:rPr>
+                <w:rStyle w:val="Strong"/>
+                <w:rFonts w:ascii="Arial" w:hAnsi="Arial" w:cs="Arial"/>
+                <w:color w:val="FFFFFF" w:themeColor="background1"/>
+                <w:sz w:val="20"/>
+              </w:rPr>
+              <w:t>v8–v10</w:t>
+            </w:r>
+            <w:r>
+              <w:rPr>
+                <w:rFonts w:ascii="Arial" w:hAnsi="Arial" w:cs="Arial"/>
+                <w:color w:val="FFFFFF" w:themeColor="background1"/>
+                <w:sz w:val="20"/>
+              </w:rPr>
+              <w:t xml:space="preserve">, ELK </w:t>
+            </w:r>
+            <w:r>
+              <w:rPr>
+                <w:rStyle w:val="Strong"/>
+                <w:rFonts w:ascii="Arial" w:hAnsi="Arial" w:cs="Arial"/>
+                <w:color w:val="FFFFFF" w:themeColor="background1"/>
+                <w:sz w:val="20"/>
+              </w:rPr>
+              <w:t>v7–v8</w:t>
+            </w:r>
+            <w:r>
+              <w:rPr>
+                <w:rFonts w:ascii="Arial" w:hAnsi="Arial" w:cs="Arial"/>
+                <w:color w:val="FFFFFF" w:themeColor="background1"/>
+                <w:sz w:val="20"/>
+              </w:rPr>
+              <w:t>). I modernize legacy stacks through pragmatic upgrades (</w:t>
+            </w:r>
+            <w:proofErr w:type="spellStart"/>
+            <w:r>
+              <w:rPr>
+                <w:rFonts w:ascii="Arial" w:hAnsi="Arial" w:cs="Arial"/>
+                <w:color w:val="FFFFFF" w:themeColor="background1"/>
+                <w:sz w:val="20"/>
               </w:rPr>
               <w:t>Docker</w:t>
             </w:r>
@@ -305,16 +580,33 @@
               <w:rPr>
                 <w:rFonts w:ascii="Arial" w:hAnsi="Arial" w:cs="Arial"/>
                 <w:color w:val="FFFFFF" w:themeColor="background1"/>
-                <w:sz w:val="18"/>
+                <w:sz w:val="20"/>
               </w:rPr>
-              <w:t xml:space="preserve">, </w:t>
+              <w:t xml:space="preserve"> </w:t>
+            </w:r>
+            <w:r>
+              <w:rPr>
+                <w:rStyle w:val="Strong"/>
+                <w:rFonts w:ascii="Arial" w:hAnsi="Arial" w:cs="Arial"/>
+                <w:color w:val="FFFFFF" w:themeColor="background1"/>
+                <w:sz w:val="20"/>
+              </w:rPr>
+              <w:t>v17–v24</w:t>
+            </w:r>
+            <w:r>
+              <w:rPr>
+                <w:rFonts w:ascii="Arial" w:hAnsi="Arial" w:cs="Arial"/>
+                <w:color w:val="FFFFFF" w:themeColor="background1"/>
+                <w:sz w:val="20"/>
+              </w:rPr>
+              <w:t xml:space="preserve">, managed </w:t>
             </w:r>
             <w:proofErr w:type="spellStart"/>
             <w:r>
               <w:rPr>
                 <w:rFonts w:ascii="Arial" w:hAnsi="Arial" w:cs="Arial"/>
                 <w:color w:val="FFFFFF" w:themeColor="background1"/>
-                <w:sz w:val="18"/>
+                <w:sz w:val="20"/>
               </w:rPr>
               <w:t>Kubernetes</w:t>
             </w:r>
@@ -323,45 +615,55 @@
               <w:rPr>
                 <w:rFonts w:ascii="Arial" w:hAnsi="Arial" w:cs="Arial"/>
                 <w:color w:val="FFFFFF" w:themeColor="background1"/>
-                <w:sz w:val="18"/>
+                <w:sz w:val="20"/>
               </w:rPr>
-              <w:t xml:space="preserve">, </w:t>
+              <w:t xml:space="preserve">, CI/CD hardening) while keeping teams productive with </w:t>
+            </w:r>
+            <w:proofErr w:type="spellStart"/>
+            <w:proofErr w:type="gramStart"/>
+            <w:r>
+              <w:rPr>
+                <w:rFonts w:ascii="Arial" w:hAnsi="Arial" w:cs="Arial"/>
+                <w:color w:val="FFFFFF" w:themeColor="background1"/>
+                <w:sz w:val="20"/>
+              </w:rPr>
+              <w:t>GitOps</w:t>
+            </w:r>
+            <w:proofErr w:type="spellEnd"/>
+            <w:r>
+              <w:rPr>
+                <w:rFonts w:ascii="Arial" w:hAnsi="Arial" w:cs="Arial"/>
+                <w:color w:val="FFFFFF" w:themeColor="background1"/>
+                <w:sz w:val="20"/>
+              </w:rPr>
+              <w:t>,</w:t>
+            </w:r>
+            <w:proofErr w:type="gramEnd"/>
+            <w:r>
+              <w:rPr>
+                <w:rFonts w:ascii="Arial" w:hAnsi="Arial" w:cs="Arial"/>
+                <w:color w:val="FFFFFF" w:themeColor="background1"/>
+                <w:sz w:val="20"/>
+              </w:rPr>
+              <w:t xml:space="preserve"> secure identity patterns, and clear operational </w:t>
             </w:r>
             <w:proofErr w:type="spellStart"/>
             <w:r>
               <w:rPr>
                 <w:rFonts w:ascii="Arial" w:hAnsi="Arial" w:cs="Arial"/>
                 <w:color w:val="FFFFFF" w:themeColor="background1"/>
-                <w:sz w:val="18"/>
+                <w:sz w:val="20"/>
               </w:rPr>
-              <w:t>Terraform</w:t>
+              <w:t>runbooks</w:t>
             </w:r>
             <w:proofErr w:type="spellEnd"/>
             <w:r>
               <w:rPr>
                 <w:rFonts w:ascii="Arial" w:hAnsi="Arial" w:cs="Arial"/>
                 <w:color w:val="FFFFFF" w:themeColor="background1"/>
-                <w:sz w:val="18"/>
+                <w:sz w:val="20"/>
               </w:rPr>
-              <w:t xml:space="preserve">, </w:t>
-            </w:r>
-            <w:proofErr w:type="spellStart"/>
-            <w:r>
-              <w:rPr>
-                <w:rFonts w:ascii="Arial" w:hAnsi="Arial" w:cs="Arial"/>
-                <w:color w:val="FFFFFF" w:themeColor="background1"/>
-                <w:sz w:val="18"/>
-              </w:rPr>
-              <w:t>CloudFormation</w:t>
-            </w:r>
-            <w:proofErr w:type="spellEnd"/>
-            <w:r>
-              <w:rPr>
-                <w:rFonts w:ascii="Arial" w:hAnsi="Arial" w:cs="Arial"/>
-                <w:color w:val="FFFFFF" w:themeColor="background1"/>
-                <w:sz w:val="18"/>
-              </w:rPr>
-              <w:t>, and enterprise-grade monitoring stacks. Own end-to-end reliability: architecture, automation, SLOs, incident response, cost optimization, and platform governance.</w:t>
+              <w:t>.</w:t>
             </w:r>
           </w:p>
         </w:tc>
@@ -487,12 +789,111 @@
     <w:p>
       <w:pPr>
         <w:pStyle w:val="NormalWeb"/>
-      </w:pPr>
+        <w:numPr>
+          <w:ilvl w:val="0"/>
+          <w:numId w:val="39"/>
+        </w:numPr>
+        <w:jc w:val="both"/>
+        <w:rPr>
+          <w:rFonts w:ascii="Arial" w:hAnsi="Arial" w:cs="Arial"/>
+          <w:sz w:val="18"/>
+          <w:szCs w:val="18"/>
+        </w:rPr>
+      </w:pPr>
+      <w:r>
+        <w:rPr>
+          <w:rFonts w:ascii="Arial" w:hAnsi="Arial" w:cs="Arial"/>
+          <w:sz w:val="18"/>
+          <w:szCs w:val="18"/>
+        </w:rPr>
+        <w:t>Led an AWS platform build-out on EKS (</w:t>
+      </w:r>
+      <w:proofErr w:type="spellStart"/>
+      <w:r>
+        <w:rPr>
+          <w:rFonts w:ascii="Arial" w:hAnsi="Arial" w:cs="Arial"/>
+          <w:sz w:val="18"/>
+          <w:szCs w:val="18"/>
+        </w:rPr>
+        <w:t>Kubernetes</w:t>
+      </w:r>
+      <w:proofErr w:type="spellEnd"/>
+      <w:r>
+        <w:rPr>
+          <w:rFonts w:ascii="Arial" w:hAnsi="Arial" w:cs="Arial"/>
+          <w:sz w:val="18"/>
+          <w:szCs w:val="18"/>
+        </w:rPr>
+        <w:t xml:space="preserve"> </w:t>
+      </w:r>
       <w:r>
         <w:rPr>
           <w:rStyle w:val="Strong"/>
-        </w:rPr>
-        <w:t>February 2020 – October 2025</w:t>
+          <w:rFonts w:ascii="Arial" w:hAnsi="Arial" w:cs="Arial"/>
+          <w:sz w:val="18"/>
+          <w:szCs w:val="18"/>
+        </w:rPr>
+        <w:t>v1.21–v1.29</w:t>
+      </w:r>
+      <w:r>
+        <w:rPr>
+          <w:rFonts w:ascii="Arial" w:hAnsi="Arial" w:cs="Arial"/>
+          <w:sz w:val="18"/>
+          <w:szCs w:val="18"/>
+        </w:rPr>
+        <w:t xml:space="preserve">) where we standardized Helm </w:t>
+      </w:r>
+      <w:r>
+        <w:rPr>
+          <w:rStyle w:val="Strong"/>
+          <w:rFonts w:ascii="Arial" w:hAnsi="Arial" w:cs="Arial"/>
+          <w:sz w:val="18"/>
+          <w:szCs w:val="18"/>
+        </w:rPr>
+        <w:t>v3.x</w:t>
+      </w:r>
+      <w:r>
+        <w:rPr>
+          <w:rFonts w:ascii="Arial" w:hAnsi="Arial" w:cs="Arial"/>
+          <w:sz w:val="18"/>
+          <w:szCs w:val="18"/>
+        </w:rPr>
+        <w:t xml:space="preserve"> charts and Argo CD </w:t>
+      </w:r>
+      <w:r>
+        <w:rPr>
+          <w:rStyle w:val="Strong"/>
+          <w:rFonts w:ascii="Arial" w:hAnsi="Arial" w:cs="Arial"/>
+          <w:sz w:val="18"/>
+          <w:szCs w:val="18"/>
+        </w:rPr>
+        <w:t>v2.x</w:t>
+      </w:r>
+      <w:r>
+        <w:rPr>
+          <w:rFonts w:ascii="Arial" w:hAnsi="Arial" w:cs="Arial"/>
+          <w:sz w:val="18"/>
+          <w:szCs w:val="18"/>
+        </w:rPr>
+        <w:t xml:space="preserve"> </w:t>
+      </w:r>
+      <w:proofErr w:type="spellStart"/>
+      <w:r>
+        <w:rPr>
+          <w:rFonts w:ascii="Arial" w:hAnsi="Arial" w:cs="Arial"/>
+          <w:sz w:val="18"/>
+          <w:szCs w:val="18"/>
+        </w:rPr>
+        <w:t>GitOps</w:t>
+      </w:r>
+      <w:proofErr w:type="spellEnd"/>
+      <w:r>
+        <w:rPr>
+          <w:rFonts w:ascii="Arial" w:hAnsi="Arial" w:cs="Arial"/>
+          <w:sz w:val="18"/>
+          <w:szCs w:val="18"/>
+        </w:rPr>
+        <w:t xml:space="preserve"> so releases became predictable and reviewable.</w:t>
       </w:r>
     </w:p>
     <w:p>
@@ -500,107 +901,86 @@
         <w:pStyle w:val="NormalWeb"/>
         <w:numPr>
           <w:ilvl w:val="0"/>
-          <w:numId w:val="30"/>
+          <w:numId w:val="39"/>
         </w:numPr>
         <w:jc w:val="both"/>
         <w:rPr>
           <w:rFonts w:ascii="Arial" w:hAnsi="Arial" w:cs="Arial"/>
           <w:sz w:val="18"/>
-        </w:rPr>
-      </w:pPr>
-      <w:r>
-        <w:rPr>
-          <w:rFonts w:ascii="Arial" w:hAnsi="Arial" w:cs="Arial"/>
-          <w:sz w:val="18"/>
-        </w:rPr>
-        <w:t xml:space="preserve">Architected and maintained AWS cloud infrastructure using </w:t>
-      </w:r>
+          <w:szCs w:val="18"/>
+        </w:rPr>
+      </w:pPr>
+      <w:r>
+        <w:rPr>
+          <w:rFonts w:ascii="Arial" w:hAnsi="Arial" w:cs="Arial"/>
+          <w:sz w:val="18"/>
+          <w:szCs w:val="18"/>
+        </w:rPr>
+        <w:t xml:space="preserve">Fixed a critical “double-charge” style incident in event consumers by implementing </w:t>
+      </w:r>
+      <w:proofErr w:type="spellStart"/>
       <w:r>
         <w:rPr>
           <w:rStyle w:val="Strong"/>
           <w:rFonts w:ascii="Arial" w:hAnsi="Arial" w:cs="Arial"/>
           <w:sz w:val="18"/>
-        </w:rPr>
-        <w:t xml:space="preserve">EKS, ECS, EC2, Lambda, API Gateway, RDS, </w:t>
+          <w:szCs w:val="18"/>
+        </w:rPr>
+        <w:t>idempotency</w:t>
+      </w:r>
+      <w:proofErr w:type="spellEnd"/>
+      <w:r>
+        <w:rPr>
+          <w:rStyle w:val="Strong"/>
+          <w:rFonts w:ascii="Arial" w:hAnsi="Arial" w:cs="Arial"/>
+          <w:sz w:val="18"/>
+          <w:szCs w:val="18"/>
+        </w:rPr>
+        <w:t xml:space="preserve"> keys</w:t>
+      </w:r>
+      <w:r>
+        <w:rPr>
+          <w:rFonts w:ascii="Arial" w:hAnsi="Arial" w:cs="Arial"/>
+          <w:sz w:val="18"/>
+          <w:szCs w:val="18"/>
+        </w:rPr>
+        <w:t xml:space="preserve">, </w:t>
       </w:r>
       <w:proofErr w:type="spellStart"/>
       <w:r>
         <w:rPr>
-          <w:rStyle w:val="Strong"/>
-          <w:rFonts w:ascii="Arial" w:hAnsi="Arial" w:cs="Arial"/>
-          <w:sz w:val="18"/>
+          <w:rFonts w:ascii="Arial" w:hAnsi="Arial" w:cs="Arial"/>
+          <w:sz w:val="18"/>
+          <w:szCs w:val="18"/>
         </w:rPr>
         <w:t>DynamoDB</w:t>
       </w:r>
       <w:proofErr w:type="spellEnd"/>
       <w:r>
         <w:rPr>
-          <w:rStyle w:val="Strong"/>
-          <w:rFonts w:ascii="Arial" w:hAnsi="Arial" w:cs="Arial"/>
-          <w:sz w:val="18"/>
-        </w:rPr>
-        <w:t xml:space="preserve">, S3, </w:t>
+          <w:rFonts w:ascii="Arial" w:hAnsi="Arial" w:cs="Arial"/>
+          <w:sz w:val="18"/>
+          <w:szCs w:val="18"/>
+        </w:rPr>
+        <w:t xml:space="preserve"> conditional writes, and SQS FIFO </w:t>
       </w:r>
       <w:proofErr w:type="spellStart"/>
       <w:r>
         <w:rPr>
-          <w:rStyle w:val="Strong"/>
-          <w:rFonts w:ascii="Arial" w:hAnsi="Arial" w:cs="Arial"/>
-          <w:sz w:val="18"/>
-        </w:rPr>
-        <w:t>CloudFront</w:t>
+          <w:rFonts w:ascii="Arial" w:hAnsi="Arial" w:cs="Arial"/>
+          <w:sz w:val="18"/>
+          <w:szCs w:val="18"/>
+        </w:rPr>
+        <w:t>deduplication</w:t>
       </w:r>
       <w:proofErr w:type="spellEnd"/>
       <w:r>
         <w:rPr>
-          <w:rStyle w:val="Strong"/>
-          <w:rFonts w:ascii="Arial" w:hAnsi="Arial" w:cs="Arial"/>
-          <w:sz w:val="18"/>
-        </w:rPr>
-        <w:t xml:space="preserve">, </w:t>
-      </w:r>
-      <w:proofErr w:type="spellStart"/>
-      <w:r>
-        <w:rPr>
-          <w:rStyle w:val="Strong"/>
-          <w:rFonts w:ascii="Arial" w:hAnsi="Arial" w:cs="Arial"/>
-          <w:sz w:val="18"/>
-        </w:rPr>
-        <w:t>EventBridge</w:t>
-      </w:r>
-      <w:proofErr w:type="spellEnd"/>
-      <w:r>
-        <w:rPr>
-          <w:rStyle w:val="Strong"/>
-          <w:rFonts w:ascii="Arial" w:hAnsi="Arial" w:cs="Arial"/>
-          <w:sz w:val="18"/>
-        </w:rPr>
-        <w:t xml:space="preserve">, Step Functions, </w:t>
-      </w:r>
-      <w:proofErr w:type="spellStart"/>
-      <w:r>
-        <w:rPr>
-          <w:rStyle w:val="Strong"/>
-          <w:rFonts w:ascii="Arial" w:hAnsi="Arial" w:cs="Arial"/>
-          <w:sz w:val="18"/>
-        </w:rPr>
-        <w:t>ElastiCache</w:t>
-      </w:r>
-      <w:proofErr w:type="spellEnd"/>
-      <w:r>
-        <w:rPr>
-          <w:rStyle w:val="Strong"/>
-          <w:rFonts w:ascii="Arial" w:hAnsi="Arial" w:cs="Arial"/>
-          <w:sz w:val="18"/>
-        </w:rPr>
-        <w:t>, and IAM</w:t>
-      </w:r>
-      <w:r>
-        <w:rPr>
-          <w:rFonts w:ascii="Arial" w:hAnsi="Arial" w:cs="Arial"/>
-          <w:sz w:val="18"/>
-        </w:rPr>
-        <w:t>, aligning runtime patterns with reliability and scalability goals.</w:t>
+          <w:rFonts w:ascii="Arial" w:hAnsi="Arial" w:cs="Arial"/>
+          <w:sz w:val="18"/>
+          <w:szCs w:val="18"/>
+        </w:rPr>
+        <w:t xml:space="preserve"> patterns to stop replayed messages from mutating state.</w:t>
       </w:r>
     </w:p>
     <w:p>
@@ -608,95 +988,74 @@
         <w:pStyle w:val="NormalWeb"/>
         <w:numPr>
           <w:ilvl w:val="0"/>
-          <w:numId w:val="30"/>
+          <w:numId w:val="39"/>
         </w:numPr>
         <w:jc w:val="both"/>
         <w:rPr>
           <w:rFonts w:ascii="Arial" w:hAnsi="Arial" w:cs="Arial"/>
           <w:sz w:val="18"/>
-        </w:rPr>
-      </w:pPr>
-      <w:r>
-        <w:rPr>
-          <w:rFonts w:ascii="Arial" w:hAnsi="Arial" w:cs="Arial"/>
-          <w:sz w:val="18"/>
-        </w:rPr>
-        <w:t xml:space="preserve">Containerized </w:t>
+          <w:szCs w:val="18"/>
+        </w:rPr>
+      </w:pPr>
+      <w:r>
+        <w:rPr>
+          <w:rFonts w:ascii="Arial" w:hAnsi="Arial" w:cs="Arial"/>
+          <w:sz w:val="18"/>
+          <w:szCs w:val="18"/>
+        </w:rPr>
+        <w:t xml:space="preserve">Upgraded legacy container runtimes from </w:t>
       </w:r>
       <w:proofErr w:type="spellStart"/>
       <w:r>
         <w:rPr>
           <w:rFonts w:ascii="Arial" w:hAnsi="Arial" w:cs="Arial"/>
           <w:sz w:val="18"/>
-        </w:rPr>
-        <w:t>microservices</w:t>
+          <w:szCs w:val="18"/>
+        </w:rPr>
+        <w:t>Docker</w:t>
       </w:r>
       <w:proofErr w:type="spellEnd"/>
       <w:r>
         <w:rPr>
           <w:rFonts w:ascii="Arial" w:hAnsi="Arial" w:cs="Arial"/>
           <w:sz w:val="18"/>
-        </w:rPr>
-        <w:t xml:space="preserve"> using </w:t>
-      </w:r>
-      <w:proofErr w:type="spellStart"/>
+          <w:szCs w:val="18"/>
+        </w:rPr>
+        <w:t xml:space="preserve"> </w:t>
+      </w:r>
       <w:r>
         <w:rPr>
           <w:rStyle w:val="Strong"/>
           <w:rFonts w:ascii="Arial" w:hAnsi="Arial" w:cs="Arial"/>
           <w:sz w:val="18"/>
-        </w:rPr>
-        <w:t>Docker</w:t>
-      </w:r>
-      <w:proofErr w:type="spellEnd"/>
-      <w:r>
-        <w:rPr>
-          <w:rFonts w:ascii="Arial" w:hAnsi="Arial" w:cs="Arial"/>
-          <w:sz w:val="18"/>
-        </w:rPr>
-        <w:t xml:space="preserve"> and orchestrated production workloads on </w:t>
-      </w:r>
-      <w:proofErr w:type="spellStart"/>
+          <w:szCs w:val="18"/>
+        </w:rPr>
+        <w:t>v19.x</w:t>
+      </w:r>
+      <w:r>
+        <w:rPr>
+          <w:rFonts w:ascii="Arial" w:hAnsi="Arial" w:cs="Arial"/>
+          <w:sz w:val="18"/>
+          <w:szCs w:val="18"/>
+        </w:rPr>
+        <w:t xml:space="preserve"> to </w:t>
+      </w:r>
       <w:r>
         <w:rPr>
           <w:rStyle w:val="Strong"/>
           <w:rFonts w:ascii="Arial" w:hAnsi="Arial" w:cs="Arial"/>
           <w:sz w:val="18"/>
-        </w:rPr>
-        <w:t>Kubernetes</w:t>
-      </w:r>
-      <w:proofErr w:type="spellEnd"/>
-      <w:r>
-        <w:rPr>
-          <w:rStyle w:val="Strong"/>
-          <w:rFonts w:ascii="Arial" w:hAnsi="Arial" w:cs="Arial"/>
-          <w:sz w:val="18"/>
-        </w:rPr>
-        <w:t xml:space="preserve"> (EKS)</w:t>
-      </w:r>
-      <w:r>
-        <w:rPr>
-          <w:rFonts w:ascii="Arial" w:hAnsi="Arial" w:cs="Arial"/>
-          <w:sz w:val="18"/>
-        </w:rPr>
-        <w:t xml:space="preserve"> with Helm-based deployments and Argo CD following strict </w:t>
-      </w:r>
-      <w:proofErr w:type="spellStart"/>
-      <w:r>
-        <w:rPr>
-          <w:rStyle w:val="Strong"/>
-          <w:rFonts w:ascii="Arial" w:hAnsi="Arial" w:cs="Arial"/>
-          <w:sz w:val="18"/>
-        </w:rPr>
-        <w:t>GitOps</w:t>
-      </w:r>
-      <w:proofErr w:type="spellEnd"/>
-      <w:r>
-        <w:rPr>
-          <w:rFonts w:ascii="Arial" w:hAnsi="Arial" w:cs="Arial"/>
-          <w:sz w:val="18"/>
-        </w:rPr>
-        <w:t xml:space="preserve"> workflows.</w:t>
+          <w:szCs w:val="18"/>
+        </w:rPr>
+        <w:t>v23–v24</w:t>
+      </w:r>
+      <w:r>
+        <w:rPr>
+          <w:rFonts w:ascii="Arial" w:hAnsi="Arial" w:cs="Arial"/>
+          <w:sz w:val="18"/>
+          <w:szCs w:val="18"/>
+        </w:rPr>
+        <w:t xml:space="preserve"> and tightened base images, layer caching, and registry scanning so build times dropped while reducing CVE exposure.</w:t>
       </w:r>
     </w:p>
     <w:p>
@@ -704,55 +1063,58 @@
         <w:pStyle w:val="NormalWeb"/>
         <w:numPr>
           <w:ilvl w:val="0"/>
-          <w:numId w:val="30"/>
+          <w:numId w:val="39"/>
         </w:numPr>
         <w:jc w:val="both"/>
         <w:rPr>
           <w:rFonts w:ascii="Arial" w:hAnsi="Arial" w:cs="Arial"/>
           <w:sz w:val="18"/>
-        </w:rPr>
-      </w:pPr>
-      <w:r>
-        <w:rPr>
-          <w:rFonts w:ascii="Arial" w:hAnsi="Arial" w:cs="Arial"/>
-          <w:sz w:val="18"/>
-        </w:rPr>
-        <w:t xml:space="preserve">Designed infrastructure modules using </w:t>
+          <w:szCs w:val="18"/>
+        </w:rPr>
+      </w:pPr>
+      <w:r>
+        <w:rPr>
+          <w:rFonts w:ascii="Arial" w:hAnsi="Arial" w:cs="Arial"/>
+          <w:sz w:val="18"/>
+          <w:szCs w:val="18"/>
+        </w:rPr>
+        <w:t xml:space="preserve">Implemented canary and blue/green delivery using ALB weighted routing plus automated rollback gates in </w:t>
       </w:r>
       <w:proofErr w:type="spellStart"/>
       <w:r>
         <w:rPr>
-          <w:rStyle w:val="Strong"/>
-          <w:rFonts w:ascii="Arial" w:hAnsi="Arial" w:cs="Arial"/>
-          <w:sz w:val="18"/>
-        </w:rPr>
-        <w:t>Terraform</w:t>
+          <w:rFonts w:ascii="Arial" w:hAnsi="Arial" w:cs="Arial"/>
+          <w:sz w:val="18"/>
+          <w:szCs w:val="18"/>
+        </w:rPr>
+        <w:t>GitHub</w:t>
       </w:r>
       <w:proofErr w:type="spellEnd"/>
       <w:r>
         <w:rPr>
-          <w:rStyle w:val="Strong"/>
-          <w:rFonts w:ascii="Arial" w:hAnsi="Arial" w:cs="Arial"/>
-          <w:sz w:val="18"/>
-        </w:rPr>
-        <w:t xml:space="preserve"> and </w:t>
+          <w:rFonts w:ascii="Arial" w:hAnsi="Arial" w:cs="Arial"/>
+          <w:sz w:val="18"/>
+          <w:szCs w:val="18"/>
+        </w:rPr>
+        <w:t xml:space="preserve"> Actions, preventing bad </w:t>
       </w:r>
       <w:proofErr w:type="spellStart"/>
       <w:r>
         <w:rPr>
-          <w:rStyle w:val="Strong"/>
-          <w:rFonts w:ascii="Arial" w:hAnsi="Arial" w:cs="Arial"/>
-          <w:sz w:val="18"/>
-        </w:rPr>
-        <w:t>CloudFormation</w:t>
+          <w:rFonts w:ascii="Arial" w:hAnsi="Arial" w:cs="Arial"/>
+          <w:sz w:val="18"/>
+          <w:szCs w:val="18"/>
+        </w:rPr>
+        <w:t>configs</w:t>
       </w:r>
       <w:proofErr w:type="spellEnd"/>
       <w:r>
         <w:rPr>
           <w:rFonts w:ascii="Arial" w:hAnsi="Arial" w:cs="Arial"/>
           <w:sz w:val="18"/>
-        </w:rPr>
-        <w:t>, enforcing repeatable multi-environment provisioning and least-privilege IAM policies.</w:t>
+          <w:szCs w:val="18"/>
+        </w:rPr>
+        <w:t xml:space="preserve"> from reaching full traffic when latency budgets regressed.</w:t>
       </w:r>
     </w:p>
     <w:p>
@@ -760,61 +1122,75 @@
         <w:pStyle w:val="NormalWeb"/>
         <w:numPr>
           <w:ilvl w:val="0"/>
-          <w:numId w:val="30"/>
+          <w:numId w:val="39"/>
         </w:numPr>
         <w:jc w:val="both"/>
         <w:rPr>
           <w:rFonts w:ascii="Arial" w:hAnsi="Arial" w:cs="Arial"/>
           <w:sz w:val="18"/>
-        </w:rPr>
-      </w:pPr>
-      <w:r>
-        <w:rPr>
-          <w:rFonts w:ascii="Arial" w:hAnsi="Arial" w:cs="Arial"/>
-          <w:sz w:val="18"/>
-        </w:rPr>
-        <w:t xml:space="preserve">Built event-driven architectures leveraging </w:t>
+          <w:szCs w:val="18"/>
+        </w:rPr>
+      </w:pPr>
+      <w:r>
+        <w:rPr>
+          <w:rFonts w:ascii="Arial" w:hAnsi="Arial" w:cs="Arial"/>
+          <w:sz w:val="18"/>
+          <w:szCs w:val="18"/>
+        </w:rPr>
+        <w:t xml:space="preserve">Resolved an EKS outage caused by </w:t>
+      </w:r>
+      <w:proofErr w:type="spellStart"/>
+      <w:r>
+        <w:rPr>
+          <w:rFonts w:ascii="Arial" w:hAnsi="Arial" w:cs="Arial"/>
+          <w:sz w:val="18"/>
+          <w:szCs w:val="18"/>
+        </w:rPr>
+        <w:t>mis</w:t>
+      </w:r>
+      <w:proofErr w:type="spellEnd"/>
+      <w:r>
+        <w:rPr>
+          <w:rFonts w:ascii="Arial" w:hAnsi="Arial" w:cs="Arial"/>
+          <w:sz w:val="18"/>
+          <w:szCs w:val="18"/>
+        </w:rPr>
+        <w:t xml:space="preserve">-sized HPA targets and memory pressure by introducing VPA recommendations, right-sized requests/limits, and </w:t>
+      </w:r>
+      <w:proofErr w:type="spellStart"/>
+      <w:r>
+        <w:rPr>
+          <w:rFonts w:ascii="Arial" w:hAnsi="Arial" w:cs="Arial"/>
+          <w:sz w:val="18"/>
+          <w:szCs w:val="18"/>
+        </w:rPr>
+        <w:t>Grafana</w:t>
+      </w:r>
+      <w:proofErr w:type="spellEnd"/>
+      <w:r>
+        <w:rPr>
+          <w:rFonts w:ascii="Arial" w:hAnsi="Arial" w:cs="Arial"/>
+          <w:sz w:val="18"/>
+          <w:szCs w:val="18"/>
+        </w:rPr>
+        <w:t xml:space="preserve"> </w:t>
       </w:r>
       <w:r>
         <w:rPr>
           <w:rStyle w:val="Strong"/>
           <w:rFonts w:ascii="Arial" w:hAnsi="Arial" w:cs="Arial"/>
           <w:sz w:val="18"/>
-        </w:rPr>
-        <w:t xml:space="preserve">AWS SQS/SNS, Kafka, and </w:t>
-      </w:r>
-      <w:proofErr w:type="spellStart"/>
-      <w:r>
-        <w:rPr>
-          <w:rStyle w:val="Strong"/>
-          <w:rFonts w:ascii="Arial" w:hAnsi="Arial" w:cs="Arial"/>
-          <w:sz w:val="18"/>
-        </w:rPr>
-        <w:t>RabbitMQ</w:t>
-      </w:r>
-      <w:proofErr w:type="spellEnd"/>
-      <w:r>
-        <w:rPr>
-          <w:rFonts w:ascii="Arial" w:hAnsi="Arial" w:cs="Arial"/>
-          <w:sz w:val="18"/>
-        </w:rPr>
-        <w:t xml:space="preserve">, implementing DLQs, </w:t>
-      </w:r>
-      <w:proofErr w:type="spellStart"/>
-      <w:r>
-        <w:rPr>
-          <w:rFonts w:ascii="Arial" w:hAnsi="Arial" w:cs="Arial"/>
-          <w:sz w:val="18"/>
-        </w:rPr>
-        <w:t>idempotency</w:t>
-      </w:r>
-      <w:proofErr w:type="spellEnd"/>
-      <w:r>
-        <w:rPr>
-          <w:rFonts w:ascii="Arial" w:hAnsi="Arial" w:cs="Arial"/>
-          <w:sz w:val="18"/>
-        </w:rPr>
-        <w:t xml:space="preserve"> safeguards, and replay-safe consumers.</w:t>
+          <w:szCs w:val="18"/>
+        </w:rPr>
+        <w:t>v9–v10</w:t>
+      </w:r>
+      <w:r>
+        <w:rPr>
+          <w:rFonts w:ascii="Arial" w:hAnsi="Arial" w:cs="Arial"/>
+          <w:sz w:val="18"/>
+          <w:szCs w:val="18"/>
+        </w:rPr>
+        <w:t xml:space="preserve"> dashboards tied to SLO alerts.</w:t>
       </w:r>
     </w:p>
     <w:p>
@@ -822,61 +1198,93 @@
         <w:pStyle w:val="NormalWeb"/>
         <w:numPr>
           <w:ilvl w:val="0"/>
-          <w:numId w:val="30"/>
+          <w:numId w:val="39"/>
         </w:numPr>
         <w:jc w:val="both"/>
         <w:rPr>
           <w:rFonts w:ascii="Arial" w:hAnsi="Arial" w:cs="Arial"/>
           <w:sz w:val="18"/>
-        </w:rPr>
-      </w:pPr>
-      <w:r>
-        <w:rPr>
-          <w:rFonts w:ascii="Arial" w:hAnsi="Arial" w:cs="Arial"/>
-          <w:sz w:val="18"/>
-        </w:rPr>
-        <w:t xml:space="preserve">Implemented cross-service search indexing pipelines into </w:t>
+          <w:szCs w:val="18"/>
+        </w:rPr>
+      </w:pPr>
+      <w:r>
+        <w:rPr>
+          <w:rFonts w:ascii="Arial" w:hAnsi="Arial" w:cs="Arial"/>
+          <w:sz w:val="18"/>
+          <w:szCs w:val="18"/>
+        </w:rPr>
+        <w:t xml:space="preserve">Built an incident-ready </w:t>
       </w:r>
       <w:proofErr w:type="spellStart"/>
       <w:r>
         <w:rPr>
+          <w:rFonts w:ascii="Arial" w:hAnsi="Arial" w:cs="Arial"/>
+          <w:sz w:val="18"/>
+          <w:szCs w:val="18"/>
+        </w:rPr>
+        <w:t>observability</w:t>
+      </w:r>
+      <w:proofErr w:type="spellEnd"/>
+      <w:r>
+        <w:rPr>
+          <w:rFonts w:ascii="Arial" w:hAnsi="Arial" w:cs="Arial"/>
+          <w:sz w:val="18"/>
+          <w:szCs w:val="18"/>
+        </w:rPr>
+        <w:t xml:space="preserve"> baseline with </w:t>
+      </w:r>
+      <w:proofErr w:type="spellStart"/>
+      <w:r>
+        <w:rPr>
+          <w:rFonts w:ascii="Arial" w:hAnsi="Arial" w:cs="Arial"/>
+          <w:sz w:val="18"/>
+          <w:szCs w:val="18"/>
+        </w:rPr>
+        <w:t>OpenTelemetry</w:t>
+      </w:r>
+      <w:proofErr w:type="spellEnd"/>
+      <w:r>
+        <w:rPr>
+          <w:rFonts w:ascii="Arial" w:hAnsi="Arial" w:cs="Arial"/>
+          <w:sz w:val="18"/>
+          <w:szCs w:val="18"/>
+        </w:rPr>
+        <w:t xml:space="preserve"> </w:t>
+      </w:r>
+      <w:r>
+        <w:rPr>
           <w:rStyle w:val="Strong"/>
           <w:rFonts w:ascii="Arial" w:hAnsi="Arial" w:cs="Arial"/>
           <w:sz w:val="18"/>
-        </w:rPr>
-        <w:t>Elasticsearch</w:t>
+          <w:szCs w:val="18"/>
+        </w:rPr>
+        <w:t>v1.x</w:t>
+      </w:r>
+      <w:r>
+        <w:rPr>
+          <w:rFonts w:ascii="Arial" w:hAnsi="Arial" w:cs="Arial"/>
+          <w:sz w:val="18"/>
+          <w:szCs w:val="18"/>
+        </w:rPr>
+        <w:t xml:space="preserve"> traces, </w:t>
+      </w:r>
+      <w:proofErr w:type="spellStart"/>
+      <w:r>
+        <w:rPr>
+          <w:rFonts w:ascii="Arial" w:hAnsi="Arial" w:cs="Arial"/>
+          <w:sz w:val="18"/>
+          <w:szCs w:val="18"/>
+        </w:rPr>
+        <w:t>Datadog</w:t>
       </w:r>
       <w:proofErr w:type="spellEnd"/>
       <w:r>
         <w:rPr>
-          <w:rStyle w:val="Strong"/>
-          <w:rFonts w:ascii="Arial" w:hAnsi="Arial" w:cs="Arial"/>
-          <w:sz w:val="18"/>
-        </w:rPr>
-        <w:t>/OpenSearch</w:t>
-      </w:r>
-      <w:r>
-        <w:rPr>
-          <w:rFonts w:ascii="Arial" w:hAnsi="Arial" w:cs="Arial"/>
-          <w:sz w:val="18"/>
-        </w:rPr>
-        <w:t xml:space="preserve"> with controlled </w:t>
-      </w:r>
-      <w:proofErr w:type="spellStart"/>
-      <w:r>
-        <w:rPr>
-          <w:rFonts w:ascii="Arial" w:hAnsi="Arial" w:cs="Arial"/>
-          <w:sz w:val="18"/>
-        </w:rPr>
-        <w:t>reindexing</w:t>
-      </w:r>
-      <w:proofErr w:type="spellEnd"/>
-      <w:r>
-        <w:rPr>
-          <w:rFonts w:ascii="Arial" w:hAnsi="Arial" w:cs="Arial"/>
-          <w:sz w:val="18"/>
-        </w:rPr>
-        <w:t xml:space="preserve"> and schema evolution strategies.</w:t>
+          <w:rFonts w:ascii="Arial" w:hAnsi="Arial" w:cs="Arial"/>
+          <w:sz w:val="18"/>
+          <w:szCs w:val="18"/>
+        </w:rPr>
+        <w:t xml:space="preserve"> APM, and structured JSON logs so engineers could follow a single correlation ID across API, workers, and queues.</w:t>
       </w:r>
     </w:p>
     <w:p>
@@ -884,61 +1292,75 @@
         <w:pStyle w:val="NormalWeb"/>
         <w:numPr>
           <w:ilvl w:val="0"/>
-          <w:numId w:val="30"/>
+          <w:numId w:val="39"/>
         </w:numPr>
         <w:jc w:val="both"/>
         <w:rPr>
           <w:rFonts w:ascii="Arial" w:hAnsi="Arial" w:cs="Arial"/>
           <w:sz w:val="18"/>
-        </w:rPr>
-      </w:pPr>
-      <w:r>
-        <w:rPr>
-          <w:rFonts w:ascii="Arial" w:hAnsi="Arial" w:cs="Arial"/>
-          <w:sz w:val="18"/>
-        </w:rPr>
-        <w:t xml:space="preserve">Streamed structured operational events into </w:t>
+          <w:szCs w:val="18"/>
+        </w:rPr>
+      </w:pPr>
+      <w:r>
+        <w:rPr>
+          <w:rFonts w:ascii="Arial" w:hAnsi="Arial" w:cs="Arial"/>
+          <w:sz w:val="18"/>
+          <w:szCs w:val="18"/>
+        </w:rPr>
+        <w:t xml:space="preserve">Modernized infrastructure code from ad-hoc scripts into </w:t>
+      </w:r>
+      <w:proofErr w:type="spellStart"/>
+      <w:r>
+        <w:rPr>
+          <w:rFonts w:ascii="Arial" w:hAnsi="Arial" w:cs="Arial"/>
+          <w:sz w:val="18"/>
+          <w:szCs w:val="18"/>
+        </w:rPr>
+        <w:t>Terraform</w:t>
+      </w:r>
+      <w:proofErr w:type="spellEnd"/>
+      <w:r>
+        <w:rPr>
+          <w:rFonts w:ascii="Arial" w:hAnsi="Arial" w:cs="Arial"/>
+          <w:sz w:val="18"/>
+          <w:szCs w:val="18"/>
+        </w:rPr>
+        <w:t xml:space="preserve"> </w:t>
       </w:r>
       <w:r>
         <w:rPr>
           <w:rStyle w:val="Strong"/>
           <w:rFonts w:ascii="Arial" w:hAnsi="Arial" w:cs="Arial"/>
           <w:sz w:val="18"/>
-        </w:rPr>
-        <w:t xml:space="preserve">Redshift and </w:t>
+          <w:szCs w:val="18"/>
+        </w:rPr>
+        <w:t>v1.x</w:t>
+      </w:r>
+      <w:r>
+        <w:rPr>
+          <w:rFonts w:ascii="Arial" w:hAnsi="Arial" w:cs="Arial"/>
+          <w:sz w:val="18"/>
+          <w:szCs w:val="18"/>
+        </w:rPr>
+        <w:t xml:space="preserve"> modules and </w:t>
       </w:r>
       <w:proofErr w:type="spellStart"/>
       <w:r>
         <w:rPr>
-          <w:rStyle w:val="Strong"/>
-          <w:rFonts w:ascii="Arial" w:hAnsi="Arial" w:cs="Arial"/>
-          <w:sz w:val="18"/>
-        </w:rPr>
-        <w:t>BigQuery</w:t>
+          <w:rFonts w:ascii="Arial" w:hAnsi="Arial" w:cs="Arial"/>
+          <w:sz w:val="18"/>
+          <w:szCs w:val="18"/>
+        </w:rPr>
+        <w:t>CloudFormation</w:t>
       </w:r>
       <w:proofErr w:type="spellEnd"/>
       <w:r>
         <w:rPr>
           <w:rFonts w:ascii="Arial" w:hAnsi="Arial" w:cs="Arial"/>
           <w:sz w:val="18"/>
-        </w:rPr>
-        <w:t xml:space="preserve"> analytics pipelines to support reporting and </w:t>
-      </w:r>
-      <w:proofErr w:type="spellStart"/>
-      <w:r>
-        <w:rPr>
-          <w:rFonts w:ascii="Arial" w:hAnsi="Arial" w:cs="Arial"/>
-          <w:sz w:val="18"/>
-        </w:rPr>
-        <w:t>observability</w:t>
-      </w:r>
-      <w:proofErr w:type="spellEnd"/>
-      <w:r>
-        <w:rPr>
-          <w:rFonts w:ascii="Arial" w:hAnsi="Arial" w:cs="Arial"/>
-          <w:sz w:val="18"/>
-        </w:rPr>
-        <w:t xml:space="preserve"> use cases.</w:t>
+          <w:szCs w:val="18"/>
+        </w:rPr>
+        <w:t xml:space="preserve"> stacks with policy checks, enabling repeatable multi-account provisioning and safer IAM least-privilege.</w:t>
       </w:r>
     </w:p>
     <w:p>
@@ -946,90 +1368,75 @@
         <w:pStyle w:val="NormalWeb"/>
         <w:numPr>
           <w:ilvl w:val="0"/>
-          <w:numId w:val="30"/>
+          <w:numId w:val="39"/>
         </w:numPr>
         <w:jc w:val="both"/>
         <w:rPr>
           <w:rFonts w:ascii="Arial" w:hAnsi="Arial" w:cs="Arial"/>
           <w:sz w:val="18"/>
-        </w:rPr>
-      </w:pPr>
-      <w:r>
-        <w:rPr>
-          <w:rFonts w:ascii="Arial" w:hAnsi="Arial" w:cs="Arial"/>
-          <w:sz w:val="18"/>
-        </w:rPr>
-        <w:t xml:space="preserve">Introduced distributed tracing via </w:t>
+          <w:szCs w:val="18"/>
+        </w:rPr>
+      </w:pPr>
+      <w:r>
+        <w:rPr>
+          <w:rFonts w:ascii="Arial" w:hAnsi="Arial" w:cs="Arial"/>
+          <w:sz w:val="18"/>
+          <w:szCs w:val="18"/>
+        </w:rPr>
+        <w:t xml:space="preserve">Shipped a new “search </w:t>
       </w:r>
       <w:proofErr w:type="spellStart"/>
       <w:r>
         <w:rPr>
+          <w:rFonts w:ascii="Arial" w:hAnsi="Arial" w:cs="Arial"/>
+          <w:sz w:val="18"/>
+          <w:szCs w:val="18"/>
+        </w:rPr>
+        <w:t>reindex</w:t>
+      </w:r>
+      <w:proofErr w:type="spellEnd"/>
+      <w:r>
+        <w:rPr>
+          <w:rFonts w:ascii="Arial" w:hAnsi="Arial" w:cs="Arial"/>
+          <w:sz w:val="18"/>
+          <w:szCs w:val="18"/>
+        </w:rPr>
+        <w:t xml:space="preserve"> without downtime” capability by adding versioned index aliases in </w:t>
+      </w:r>
+      <w:proofErr w:type="spellStart"/>
+      <w:r>
+        <w:rPr>
+          <w:rFonts w:ascii="Arial" w:hAnsi="Arial" w:cs="Arial"/>
+          <w:sz w:val="18"/>
+          <w:szCs w:val="18"/>
+        </w:rPr>
+        <w:t>Elasticsearch</w:t>
+      </w:r>
+      <w:proofErr w:type="spellEnd"/>
+      <w:r>
+        <w:rPr>
+          <w:rFonts w:ascii="Arial" w:hAnsi="Arial" w:cs="Arial"/>
+          <w:sz w:val="18"/>
+          <w:szCs w:val="18"/>
+        </w:rPr>
+        <w:t>/OpenSearch (</w:t>
+      </w:r>
+      <w:r>
+        <w:rPr>
           <w:rStyle w:val="Strong"/>
           <w:rFonts w:ascii="Arial" w:hAnsi="Arial" w:cs="Arial"/>
           <w:sz w:val="18"/>
-        </w:rPr>
-        <w:t>OpenTelemetry</w:t>
-      </w:r>
-      <w:proofErr w:type="spellEnd"/>
-      <w:r>
-        <w:rPr>
-          <w:rFonts w:ascii="Arial" w:hAnsi="Arial" w:cs="Arial"/>
-          <w:sz w:val="18"/>
-        </w:rPr>
-        <w:t xml:space="preserve"> exporting to </w:t>
-      </w:r>
-      <w:proofErr w:type="spellStart"/>
-      <w:r>
-        <w:rPr>
-          <w:rStyle w:val="Strong"/>
-          <w:rFonts w:ascii="Arial" w:hAnsi="Arial" w:cs="Arial"/>
-          <w:sz w:val="18"/>
-        </w:rPr>
-        <w:t>Datadog</w:t>
-      </w:r>
-      <w:proofErr w:type="spellEnd"/>
-      <w:r>
-        <w:rPr>
-          <w:rStyle w:val="Strong"/>
-          <w:rFonts w:ascii="Arial" w:hAnsi="Arial" w:cs="Arial"/>
-          <w:sz w:val="18"/>
-        </w:rPr>
-        <w:t xml:space="preserve">, Prometheus, </w:t>
-      </w:r>
-      <w:proofErr w:type="spellStart"/>
-      <w:r>
-        <w:rPr>
-          <w:rStyle w:val="Strong"/>
-          <w:rFonts w:ascii="Arial" w:hAnsi="Arial" w:cs="Arial"/>
-          <w:sz w:val="18"/>
-        </w:rPr>
-        <w:t>Grafana</w:t>
-      </w:r>
-      <w:proofErr w:type="spellEnd"/>
-      <w:r>
-        <w:rPr>
-          <w:rStyle w:val="Strong"/>
-          <w:rFonts w:ascii="Arial" w:hAnsi="Arial" w:cs="Arial"/>
-          <w:sz w:val="18"/>
-        </w:rPr>
-        <w:t xml:space="preserve">, and </w:t>
-      </w:r>
-      <w:proofErr w:type="spellStart"/>
-      <w:r>
-        <w:rPr>
-          <w:rStyle w:val="Strong"/>
-          <w:rFonts w:ascii="Arial" w:hAnsi="Arial" w:cs="Arial"/>
-          <w:sz w:val="18"/>
-        </w:rPr>
-        <w:t>CloudWatch</w:t>
-      </w:r>
-      <w:proofErr w:type="spellEnd"/>
-      <w:r>
-        <w:rPr>
-          <w:rFonts w:ascii="Arial" w:hAnsi="Arial" w:cs="Arial"/>
-          <w:sz w:val="18"/>
-        </w:rPr>
-        <w:t>, dramatically reducing MTTR.</w:t>
+          <w:szCs w:val="18"/>
+        </w:rPr>
+        <w:t>v7–v2.x</w:t>
+      </w:r>
+      <w:r>
+        <w:rPr>
+          <w:rFonts w:ascii="Arial" w:hAnsi="Arial" w:cs="Arial"/>
+          <w:sz w:val="18"/>
+          <w:szCs w:val="18"/>
+        </w:rPr>
+        <w:t>) and controlled backfill jobs that preserved query compatibility.</w:t>
       </w:r>
     </w:p>
     <w:p>
@@ -1037,96 +1444,92 @@
         <w:pStyle w:val="NormalWeb"/>
         <w:numPr>
           <w:ilvl w:val="0"/>
-          <w:numId w:val="30"/>
+          <w:numId w:val="39"/>
         </w:numPr>
         <w:jc w:val="both"/>
         <w:rPr>
           <w:rFonts w:ascii="Arial" w:hAnsi="Arial" w:cs="Arial"/>
           <w:sz w:val="18"/>
-        </w:rPr>
-      </w:pPr>
-      <w:r>
-        <w:rPr>
-          <w:rFonts w:ascii="Arial" w:hAnsi="Arial" w:cs="Arial"/>
-          <w:sz w:val="18"/>
-        </w:rPr>
-        <w:t xml:space="preserve">Hardened authentication and access control with </w:t>
+          <w:szCs w:val="18"/>
+        </w:rPr>
+      </w:pPr>
+      <w:r>
+        <w:rPr>
+          <w:rFonts w:ascii="Arial" w:hAnsi="Arial" w:cs="Arial"/>
+          <w:sz w:val="18"/>
+          <w:szCs w:val="18"/>
+        </w:rPr>
+        <w:t xml:space="preserve">Reduced database timeouts in </w:t>
+      </w:r>
+      <w:proofErr w:type="spellStart"/>
+      <w:r>
+        <w:rPr>
+          <w:rFonts w:ascii="Arial" w:hAnsi="Arial" w:cs="Arial"/>
+          <w:sz w:val="18"/>
+          <w:szCs w:val="18"/>
+        </w:rPr>
+        <w:t>PostgreSQL</w:t>
+      </w:r>
+      <w:proofErr w:type="spellEnd"/>
+      <w:r>
+        <w:rPr>
+          <w:rFonts w:ascii="Arial" w:hAnsi="Arial" w:cs="Arial"/>
+          <w:sz w:val="18"/>
+          <w:szCs w:val="18"/>
+        </w:rPr>
+        <w:t xml:space="preserve"> </w:t>
       </w:r>
       <w:r>
         <w:rPr>
           <w:rStyle w:val="Strong"/>
           <w:rFonts w:ascii="Arial" w:hAnsi="Arial" w:cs="Arial"/>
           <w:sz w:val="18"/>
-        </w:rPr>
-        <w:t xml:space="preserve">OAuth2, </w:t>
+          <w:szCs w:val="18"/>
+        </w:rPr>
+        <w:t>v12–v15</w:t>
+      </w:r>
+      <w:r>
+        <w:rPr>
+          <w:rFonts w:ascii="Arial" w:hAnsi="Arial" w:cs="Arial"/>
+          <w:sz w:val="18"/>
+          <w:szCs w:val="18"/>
+        </w:rPr>
+        <w:t xml:space="preserve"> by adding targeted composite indexes, tuning connection pooling, and introducing </w:t>
       </w:r>
       <w:proofErr w:type="spellStart"/>
       <w:r>
         <w:rPr>
+          <w:rFonts w:ascii="Arial" w:hAnsi="Arial" w:cs="Arial"/>
+          <w:sz w:val="18"/>
+          <w:szCs w:val="18"/>
+        </w:rPr>
+        <w:t>Redis</w:t>
+      </w:r>
+      <w:proofErr w:type="spellEnd"/>
+      <w:r>
+        <w:rPr>
+          <w:rFonts w:ascii="Arial" w:hAnsi="Arial" w:cs="Arial"/>
+          <w:sz w:val="18"/>
+          <w:szCs w:val="18"/>
+        </w:rPr>
+        <w:t xml:space="preserve"> </w:t>
+      </w:r>
+      <w:r>
+        <w:rPr>
           <w:rStyle w:val="Strong"/>
           <w:rFonts w:ascii="Arial" w:hAnsi="Arial" w:cs="Arial"/>
           <w:sz w:val="18"/>
-        </w:rPr>
-        <w:t>OpenID</w:t>
-      </w:r>
-      <w:proofErr w:type="spellEnd"/>
-      <w:r>
-        <w:rPr>
-          <w:rStyle w:val="Strong"/>
-          <w:rFonts w:ascii="Arial" w:hAnsi="Arial" w:cs="Arial"/>
-          <w:sz w:val="18"/>
-        </w:rPr>
-        <w:t xml:space="preserve"> Connect, JWT, </w:t>
-      </w:r>
-      <w:proofErr w:type="spellStart"/>
-      <w:r>
-        <w:rPr>
-          <w:rStyle w:val="Strong"/>
-          <w:rFonts w:ascii="Arial" w:hAnsi="Arial" w:cs="Arial"/>
-          <w:sz w:val="18"/>
-        </w:rPr>
-        <w:t>Okta</w:t>
-      </w:r>
-      <w:proofErr w:type="spellEnd"/>
-      <w:r>
-        <w:rPr>
-          <w:rStyle w:val="Strong"/>
-          <w:rFonts w:ascii="Arial" w:hAnsi="Arial" w:cs="Arial"/>
-          <w:sz w:val="18"/>
-        </w:rPr>
-        <w:t xml:space="preserve">, Auth0, AWS </w:t>
-      </w:r>
-      <w:proofErr w:type="spellStart"/>
-      <w:r>
-        <w:rPr>
-          <w:rStyle w:val="Strong"/>
-          <w:rFonts w:ascii="Arial" w:hAnsi="Arial" w:cs="Arial"/>
-          <w:sz w:val="18"/>
-        </w:rPr>
-        <w:t>Cognito</w:t>
-      </w:r>
-      <w:proofErr w:type="spellEnd"/>
-      <w:r>
-        <w:rPr>
-          <w:rFonts w:ascii="Arial" w:hAnsi="Arial" w:cs="Arial"/>
-          <w:sz w:val="18"/>
-        </w:rPr>
-        <w:t xml:space="preserve">, and fine-grained </w:t>
-      </w:r>
-      <w:r>
-        <w:rPr>
-          <w:rStyle w:val="Strong"/>
-          <w:rFonts w:ascii="Arial" w:hAnsi="Arial" w:cs="Arial"/>
-          <w:sz w:val="18"/>
-        </w:rPr>
-        <w:t>RBAC/ABAC</w:t>
-      </w:r>
-      <w:r>
-        <w:rPr>
-          <w:rFonts w:ascii="Arial" w:hAnsi="Arial" w:cs="Arial"/>
-          <w:sz w:val="18"/>
-        </w:rPr>
-        <w:t xml:space="preserve"> enforcement.</w:t>
+          <w:szCs w:val="18"/>
+        </w:rPr>
+        <w:t>v6.x</w:t>
+      </w:r>
+      <w:r>
+        <w:rPr>
+          <w:rFonts w:ascii="Arial" w:hAnsi="Arial" w:cs="Arial"/>
+          <w:sz w:val="18"/>
+          <w:szCs w:val="18"/>
+        </w:rPr>
+        <w:t xml:space="preserve"> caching with safe TTL invalidation rules.</w:t>
       </w:r>
     </w:p>
     <w:p>
@@ -1134,282 +1537,76 @@
         <w:pStyle w:val="NormalWeb"/>
         <w:numPr>
           <w:ilvl w:val="0"/>
-          <w:numId w:val="30"/>
+          <w:numId w:val="39"/>
         </w:numPr>
         <w:jc w:val="both"/>
         <w:rPr>
           <w:rFonts w:ascii="Arial" w:hAnsi="Arial" w:cs="Arial"/>
           <w:sz w:val="18"/>
-        </w:rPr>
-      </w:pPr>
-      <w:r>
-        <w:rPr>
-          <w:rFonts w:ascii="Arial" w:hAnsi="Arial" w:cs="Arial"/>
-          <w:sz w:val="18"/>
-        </w:rPr>
-        <w:t xml:space="preserve">Built centralized logging pipelines using </w:t>
-      </w:r>
-      <w:r>
-        <w:rPr>
-          <w:rStyle w:val="Strong"/>
-          <w:rFonts w:ascii="Arial" w:hAnsi="Arial" w:cs="Arial"/>
-          <w:sz w:val="18"/>
-        </w:rPr>
-        <w:t>ELK/EFK</w:t>
-      </w:r>
-      <w:r>
-        <w:rPr>
-          <w:rFonts w:ascii="Arial" w:hAnsi="Arial" w:cs="Arial"/>
-          <w:sz w:val="18"/>
-        </w:rPr>
-        <w:t xml:space="preserve"> with structured logging and correlation IDs across services.</w:t>
-      </w:r>
-    </w:p>
-    <w:p>
-      <w:pPr>
-        <w:pStyle w:val="NormalWeb"/>
-        <w:numPr>
-          <w:ilvl w:val="0"/>
-          <w:numId w:val="30"/>
-        </w:numPr>
-        <w:jc w:val="both"/>
-        <w:rPr>
-          <w:rFonts w:ascii="Arial" w:hAnsi="Arial" w:cs="Arial"/>
-          <w:sz w:val="18"/>
-        </w:rPr>
-      </w:pPr>
-      <w:r>
-        <w:rPr>
-          <w:rFonts w:ascii="Arial" w:hAnsi="Arial" w:cs="Arial"/>
-          <w:sz w:val="18"/>
-        </w:rPr>
-        <w:t xml:space="preserve">Designed blue/green and canary deployment strategies integrated into </w:t>
+          <w:szCs w:val="18"/>
+        </w:rPr>
+      </w:pPr>
+      <w:r>
+        <w:rPr>
+          <w:rFonts w:ascii="Arial" w:hAnsi="Arial" w:cs="Arial"/>
+          <w:sz w:val="18"/>
+          <w:szCs w:val="18"/>
+        </w:rPr>
+        <w:t xml:space="preserve">Hardened </w:t>
       </w:r>
       <w:proofErr w:type="spellStart"/>
       <w:r>
         <w:rPr>
-          <w:rStyle w:val="Strong"/>
-          <w:rFonts w:ascii="Arial" w:hAnsi="Arial" w:cs="Arial"/>
-          <w:sz w:val="18"/>
-        </w:rPr>
-        <w:t>GitHub</w:t>
+          <w:rFonts w:ascii="Arial" w:hAnsi="Arial" w:cs="Arial"/>
+          <w:sz w:val="18"/>
+          <w:szCs w:val="18"/>
+        </w:rPr>
+        <w:t>auth</w:t>
       </w:r>
       <w:proofErr w:type="spellEnd"/>
       <w:r>
         <w:rPr>
-          <w:rStyle w:val="Strong"/>
-          <w:rFonts w:ascii="Arial" w:hAnsi="Arial" w:cs="Arial"/>
-          <w:sz w:val="18"/>
-        </w:rPr>
-        <w:t xml:space="preserve"> Actions, </w:t>
+          <w:rFonts w:ascii="Arial" w:hAnsi="Arial" w:cs="Arial"/>
+          <w:sz w:val="18"/>
+          <w:szCs w:val="18"/>
+        </w:rPr>
+        <w:t xml:space="preserve"> and service access by standardizing OAuth2/OIDC flows (</w:t>
       </w:r>
       <w:proofErr w:type="spellStart"/>
       <w:r>
         <w:rPr>
-          <w:rStyle w:val="Strong"/>
-          <w:rFonts w:ascii="Arial" w:hAnsi="Arial" w:cs="Arial"/>
-          <w:sz w:val="18"/>
-        </w:rPr>
-        <w:t>GitLab</w:t>
+          <w:rFonts w:ascii="Arial" w:hAnsi="Arial" w:cs="Arial"/>
+          <w:sz w:val="18"/>
+          <w:szCs w:val="18"/>
+        </w:rPr>
+        <w:t>Okta</w:t>
       </w:r>
       <w:proofErr w:type="spellEnd"/>
       <w:r>
         <w:rPr>
-          <w:rStyle w:val="Strong"/>
-          <w:rFonts w:ascii="Arial" w:hAnsi="Arial" w:cs="Arial"/>
-          <w:sz w:val="18"/>
-        </w:rPr>
-        <w:t xml:space="preserve"> CI, Jenkins, and </w:t>
+          <w:rFonts w:ascii="Arial" w:hAnsi="Arial" w:cs="Arial"/>
+          <w:sz w:val="18"/>
+          <w:szCs w:val="18"/>
+        </w:rPr>
+        <w:t>/Auth0/</w:t>
       </w:r>
       <w:proofErr w:type="spellStart"/>
       <w:r>
         <w:rPr>
-          <w:rStyle w:val="Strong"/>
-          <w:rFonts w:ascii="Arial" w:hAnsi="Arial" w:cs="Arial"/>
-          <w:sz w:val="18"/>
-        </w:rPr>
-        <w:t>CircleCI</w:t>
+          <w:rFonts w:ascii="Arial" w:hAnsi="Arial" w:cs="Arial"/>
+          <w:sz w:val="18"/>
+          <w:szCs w:val="18"/>
+        </w:rPr>
+        <w:t>Cognito</w:t>
       </w:r>
       <w:proofErr w:type="spellEnd"/>
       <w:r>
         <w:rPr>
           <w:rFonts w:ascii="Arial" w:hAnsi="Arial" w:cs="Arial"/>
           <w:sz w:val="18"/>
-        </w:rPr>
-        <w:t xml:space="preserve"> pipelines.</w:t>
-      </w:r>
-    </w:p>
-    <w:p>
-      <w:pPr>
-        <w:pStyle w:val="NormalWeb"/>
-        <w:numPr>
-          <w:ilvl w:val="0"/>
-          <w:numId w:val="30"/>
-        </w:numPr>
-        <w:jc w:val="both"/>
-        <w:rPr>
-          <w:rFonts w:ascii="Arial" w:hAnsi="Arial" w:cs="Arial"/>
-          <w:sz w:val="18"/>
-        </w:rPr>
-      </w:pPr>
-      <w:r>
-        <w:rPr>
-          <w:rFonts w:ascii="Arial" w:hAnsi="Arial" w:cs="Arial"/>
-          <w:sz w:val="18"/>
-        </w:rPr>
-        <w:t xml:space="preserve">Implemented API contract testing (Pact-style) and end-to-end automation using </w:t>
-      </w:r>
-      <w:r>
-        <w:rPr>
-          <w:rStyle w:val="Strong"/>
-          <w:rFonts w:ascii="Arial" w:hAnsi="Arial" w:cs="Arial"/>
-          <w:sz w:val="18"/>
-        </w:rPr>
-        <w:t>Jest, Mocha, Chai, Cypress, and Playwright</w:t>
-      </w:r>
-      <w:r>
-        <w:rPr>
-          <w:rFonts w:ascii="Arial" w:hAnsi="Arial" w:cs="Arial"/>
-          <w:sz w:val="18"/>
-        </w:rPr>
-        <w:t xml:space="preserve"> within CI gates.</w:t>
-      </w:r>
-    </w:p>
-    <w:p>
-      <w:pPr>
-        <w:pStyle w:val="NormalWeb"/>
-        <w:numPr>
-          <w:ilvl w:val="0"/>
-          <w:numId w:val="30"/>
-        </w:numPr>
-        <w:jc w:val="both"/>
-        <w:rPr>
-          <w:rFonts w:ascii="Arial" w:hAnsi="Arial" w:cs="Arial"/>
-          <w:sz w:val="18"/>
-        </w:rPr>
-      </w:pPr>
-      <w:r>
-        <w:rPr>
-          <w:rFonts w:ascii="Arial" w:hAnsi="Arial" w:cs="Arial"/>
-          <w:sz w:val="18"/>
-        </w:rPr>
-        <w:t xml:space="preserve">Optimized database workloads across </w:t>
-      </w:r>
-      <w:proofErr w:type="spellStart"/>
-      <w:r>
-        <w:rPr>
-          <w:rStyle w:val="Strong"/>
-          <w:rFonts w:ascii="Arial" w:hAnsi="Arial" w:cs="Arial"/>
-          <w:sz w:val="18"/>
-        </w:rPr>
-        <w:t>PostgreSQL</w:t>
-      </w:r>
-      <w:proofErr w:type="spellEnd"/>
-      <w:r>
-        <w:rPr>
-          <w:rStyle w:val="Strong"/>
-          <w:rFonts w:ascii="Arial" w:hAnsi="Arial" w:cs="Arial"/>
-          <w:sz w:val="18"/>
-        </w:rPr>
-        <w:t>, MySQL, SQL Server</w:t>
-      </w:r>
-      <w:r>
-        <w:rPr>
-          <w:rFonts w:ascii="Arial" w:hAnsi="Arial" w:cs="Arial"/>
-          <w:sz w:val="18"/>
-        </w:rPr>
-        <w:t xml:space="preserve">, introducing indexing strategies and </w:t>
-      </w:r>
-      <w:proofErr w:type="spellStart"/>
-      <w:r>
-        <w:rPr>
-          <w:rFonts w:ascii="Arial" w:hAnsi="Arial" w:cs="Arial"/>
-          <w:sz w:val="18"/>
-        </w:rPr>
-        <w:t>Redis</w:t>
-      </w:r>
-      <w:proofErr w:type="spellEnd"/>
-      <w:r>
-        <w:rPr>
-          <w:rFonts w:ascii="Arial" w:hAnsi="Arial" w:cs="Arial"/>
-          <w:sz w:val="18"/>
-        </w:rPr>
-        <w:t>-based caching layers.</w:t>
-      </w:r>
-    </w:p>
-    <w:p>
-      <w:pPr>
-        <w:pStyle w:val="NormalWeb"/>
-        <w:numPr>
-          <w:ilvl w:val="0"/>
-          <w:numId w:val="30"/>
-        </w:numPr>
-        <w:jc w:val="both"/>
-        <w:rPr>
-          <w:rFonts w:ascii="Arial" w:hAnsi="Arial" w:cs="Arial"/>
-          <w:sz w:val="18"/>
-        </w:rPr>
-      </w:pPr>
-      <w:r>
-        <w:rPr>
-          <w:rFonts w:ascii="Arial" w:hAnsi="Arial" w:cs="Arial"/>
-          <w:sz w:val="18"/>
-        </w:rPr>
-        <w:t>Led production incident reviews, defined SLOs/SLIs, and implemented alert strategies aligned with error budgets and service reliability metrics.</w:t>
-      </w:r>
-    </w:p>
-    <w:p>
-      <w:pPr>
-        <w:pStyle w:val="NormalWeb"/>
-        <w:numPr>
-          <w:ilvl w:val="0"/>
-          <w:numId w:val="30"/>
-        </w:numPr>
-        <w:jc w:val="both"/>
-        <w:rPr>
-          <w:rFonts w:ascii="Arial" w:hAnsi="Arial" w:cs="Arial"/>
-          <w:sz w:val="18"/>
-        </w:rPr>
-      </w:pPr>
-      <w:r>
-        <w:rPr>
-          <w:rFonts w:ascii="Arial" w:hAnsi="Arial" w:cs="Arial"/>
-          <w:sz w:val="18"/>
-        </w:rPr>
-        <w:t>Mentored engineers on distributed debugging, infrastructure cost governance, and production readiness practices.</w:t>
-      </w:r>
-    </w:p>
-    <w:p>
-      <w:pPr>
-        <w:pStyle w:val="NormalWeb"/>
-        <w:numPr>
-          <w:ilvl w:val="0"/>
-          <w:numId w:val="30"/>
-        </w:numPr>
-        <w:jc w:val="both"/>
-      </w:pPr>
-      <w:r>
-        <w:rPr>
-          <w:rFonts w:ascii="Arial" w:hAnsi="Arial" w:cs="Arial"/>
-          <w:sz w:val="18"/>
-        </w:rPr>
-        <w:t xml:space="preserve">Drove multi-cloud integration patterns with Azure (AKS, Azure SQL, Service Bus, Key Vault, </w:t>
-      </w:r>
-      <w:proofErr w:type="gramStart"/>
-      <w:r>
-        <w:rPr>
-          <w:rFonts w:ascii="Arial" w:hAnsi="Arial" w:cs="Arial"/>
-          <w:sz w:val="18"/>
-        </w:rPr>
-        <w:t>Application</w:t>
-      </w:r>
-      <w:proofErr w:type="gramEnd"/>
-      <w:r>
-        <w:rPr>
-          <w:rFonts w:ascii="Arial" w:hAnsi="Arial" w:cs="Arial"/>
-          <w:sz w:val="18"/>
-        </w:rPr>
-        <w:t xml:space="preserve"> Insights) and GCP (GKE, Cloud Run, Pub/Sub, Cloud Storage) for enterprise clients.</w:t>
+          <w:szCs w:val="18"/>
+        </w:rPr>
+        <w:t>) and enforcing RBAC/ABAC boundaries so internal tooling stayed compliant without blocking delivery.</w:t>
       </w:r>
     </w:p>
     <w:p>
@@ -1465,7 +1662,7 @@
         <w:pStyle w:val="NormalWeb"/>
         <w:numPr>
           <w:ilvl w:val="0"/>
-          <w:numId w:val="32"/>
+          <w:numId w:val="41"/>
         </w:numPr>
         <w:jc w:val="both"/>
         <w:rPr>
@@ -1478,7 +1675,7 @@
           <w:rFonts w:ascii="Arial" w:hAnsi="Arial" w:cs="Arial"/>
           <w:sz w:val="18"/>
         </w:rPr>
-        <w:t xml:space="preserve">Managed </w:t>
+        <w:t xml:space="preserve">Ran containerized workloads on </w:t>
       </w:r>
       <w:proofErr w:type="spellStart"/>
       <w:r>
@@ -1494,7 +1691,7 @@
           <w:rFonts w:ascii="Arial" w:hAnsi="Arial" w:cs="Arial"/>
           <w:sz w:val="18"/>
         </w:rPr>
-        <w:t xml:space="preserve">-based deployments on </w:t>
+        <w:t xml:space="preserve"> </w:t>
       </w:r>
       <w:r>
         <w:rPr>
@@ -1502,14 +1699,29 @@
           <w:rFonts w:ascii="Arial" w:hAnsi="Arial" w:cs="Arial"/>
           <w:sz w:val="18"/>
         </w:rPr>
-        <w:t>EKS and AKS</w:t>
-      </w:r>
-      <w:r>
-        <w:rPr>
-          <w:rFonts w:ascii="Arial" w:hAnsi="Arial" w:cs="Arial"/>
-          <w:sz w:val="18"/>
-        </w:rPr>
-        <w:t xml:space="preserve">, packaging services with </w:t>
+        <w:t>v1.14–v1.16</w:t>
+      </w:r>
+      <w:r>
+        <w:rPr>
+          <w:rFonts w:ascii="Arial" w:hAnsi="Arial" w:cs="Arial"/>
+          <w:sz w:val="18"/>
+        </w:rPr>
+        <w:t xml:space="preserve"> using Helm </w:t>
+      </w:r>
+      <w:r>
+        <w:rPr>
+          <w:rStyle w:val="Strong"/>
+          <w:rFonts w:ascii="Arial" w:hAnsi="Arial" w:cs="Arial"/>
+          <w:sz w:val="18"/>
+        </w:rPr>
+        <w:t>v2–v3</w:t>
+      </w:r>
+      <w:r>
+        <w:rPr>
+          <w:rFonts w:ascii="Arial" w:hAnsi="Arial" w:cs="Arial"/>
+          <w:sz w:val="18"/>
+        </w:rPr>
+        <w:t xml:space="preserve">, stabilizing releases by pinning chart versions and enforcing consistent values across </w:t>
       </w:r>
       <w:proofErr w:type="spellStart"/>
       <w:r>
@@ -1517,7 +1729,7 @@
           <w:rFonts w:ascii="Arial" w:hAnsi="Arial" w:cs="Arial"/>
           <w:sz w:val="18"/>
         </w:rPr>
-        <w:t>Docker</w:t>
+        <w:t>dev</w:t>
       </w:r>
       <w:proofErr w:type="spellEnd"/>
       <w:r>
@@ -1525,7 +1737,7 @@
           <w:rFonts w:ascii="Arial" w:hAnsi="Arial" w:cs="Arial"/>
           <w:sz w:val="18"/>
         </w:rPr>
-        <w:t xml:space="preserve"> and maintaining Helm release strategies.</w:t>
+        <w:t>, staging, and prod.</w:t>
       </w:r>
     </w:p>
     <w:p>
@@ -1533,7 +1745,7 @@
         <w:pStyle w:val="NormalWeb"/>
         <w:numPr>
           <w:ilvl w:val="0"/>
-          <w:numId w:val="32"/>
+          <w:numId w:val="41"/>
         </w:numPr>
         <w:jc w:val="both"/>
         <w:rPr>
@@ -1546,42 +1758,54 @@
           <w:rFonts w:ascii="Arial" w:hAnsi="Arial" w:cs="Arial"/>
           <w:sz w:val="18"/>
         </w:rPr>
-        <w:t xml:space="preserve">Automated infrastructure provisioning via </w:t>
+        <w:t xml:space="preserve">Fixed a production bug where background exports silently stalled due to poison messages by adding DLQs, visibility-timeout tuning, and retry </w:t>
       </w:r>
       <w:proofErr w:type="spellStart"/>
       <w:r>
         <w:rPr>
+          <w:rFonts w:ascii="Arial" w:hAnsi="Arial" w:cs="Arial"/>
+          <w:sz w:val="18"/>
+        </w:rPr>
+        <w:t>backoff</w:t>
+      </w:r>
+      <w:proofErr w:type="spellEnd"/>
+      <w:r>
+        <w:rPr>
+          <w:rFonts w:ascii="Arial" w:hAnsi="Arial" w:cs="Arial"/>
+          <w:sz w:val="18"/>
+        </w:rPr>
+        <w:t xml:space="preserve"> policies across SQS/SNS and </w:t>
+      </w:r>
+      <w:proofErr w:type="spellStart"/>
+      <w:r>
+        <w:rPr>
+          <w:rFonts w:ascii="Arial" w:hAnsi="Arial" w:cs="Arial"/>
+          <w:sz w:val="18"/>
+        </w:rPr>
+        <w:t>RabbitMQ</w:t>
+      </w:r>
+      <w:proofErr w:type="spellEnd"/>
+      <w:r>
+        <w:rPr>
+          <w:rFonts w:ascii="Arial" w:hAnsi="Arial" w:cs="Arial"/>
+          <w:sz w:val="18"/>
+        </w:rPr>
+        <w:t xml:space="preserve"> </w:t>
+      </w:r>
+      <w:r>
+        <w:rPr>
           <w:rStyle w:val="Strong"/>
           <w:rFonts w:ascii="Arial" w:hAnsi="Arial" w:cs="Arial"/>
           <w:sz w:val="18"/>
         </w:rPr>
-        <w:t>Terraform</w:t>
-      </w:r>
-      <w:proofErr w:type="spellEnd"/>
-      <w:r>
-        <w:rPr>
-          <w:rStyle w:val="Strong"/>
-          <w:rFonts w:ascii="Arial" w:hAnsi="Arial" w:cs="Arial"/>
-          <w:sz w:val="18"/>
-        </w:rPr>
-        <w:t xml:space="preserve"> and </w:t>
-      </w:r>
-      <w:proofErr w:type="spellStart"/>
-      <w:r>
-        <w:rPr>
-          <w:rStyle w:val="Strong"/>
-          <w:rFonts w:ascii="Arial" w:hAnsi="Arial" w:cs="Arial"/>
-          <w:sz w:val="18"/>
-        </w:rPr>
-        <w:t>CloudFormation</w:t>
-      </w:r>
-      <w:proofErr w:type="spellEnd"/>
-      <w:r>
-        <w:rPr>
-          <w:rFonts w:ascii="Arial" w:hAnsi="Arial" w:cs="Arial"/>
-          <w:sz w:val="18"/>
-        </w:rPr>
-        <w:t>, reducing environment drift between staging and production.</w:t>
+        <w:t>v3.7.x</w:t>
+      </w:r>
+      <w:r>
+        <w:rPr>
+          <w:rFonts w:ascii="Arial" w:hAnsi="Arial" w:cs="Arial"/>
+          <w:sz w:val="18"/>
+        </w:rPr>
+        <w:t>.</w:t>
       </w:r>
     </w:p>
     <w:p>
@@ -1589,7 +1813,7 @@
         <w:pStyle w:val="NormalWeb"/>
         <w:numPr>
           <w:ilvl w:val="0"/>
-          <w:numId w:val="32"/>
+          <w:numId w:val="41"/>
         </w:numPr>
         <w:jc w:val="both"/>
         <w:rPr>
@@ -1602,8 +1826,39 @@
           <w:rFonts w:ascii="Arial" w:hAnsi="Arial" w:cs="Arial"/>
           <w:sz w:val="18"/>
         </w:rPr>
-        <w:lastRenderedPageBreak/>
-        <w:t xml:space="preserve">Implemented background processing systems using </w:t>
+        <w:t xml:space="preserve">Migrated CI/CD from manual SSH deployments to Azure </w:t>
+      </w:r>
+      <w:proofErr w:type="spellStart"/>
+      <w:r>
+        <w:rPr>
+          <w:rFonts w:ascii="Arial" w:hAnsi="Arial" w:cs="Arial"/>
+          <w:sz w:val="18"/>
+        </w:rPr>
+        <w:t>DevOps</w:t>
+      </w:r>
+      <w:proofErr w:type="spellEnd"/>
+      <w:r>
+        <w:rPr>
+          <w:rFonts w:ascii="Arial" w:hAnsi="Arial" w:cs="Arial"/>
+          <w:sz w:val="18"/>
+        </w:rPr>
+        <w:t xml:space="preserve"> pipelines with </w:t>
+      </w:r>
+      <w:proofErr w:type="spellStart"/>
+      <w:r>
+        <w:rPr>
+          <w:rFonts w:ascii="Arial" w:hAnsi="Arial" w:cs="Arial"/>
+          <w:sz w:val="18"/>
+        </w:rPr>
+        <w:t>Docker</w:t>
+      </w:r>
+      <w:proofErr w:type="spellEnd"/>
+      <w:r>
+        <w:rPr>
+          <w:rFonts w:ascii="Arial" w:hAnsi="Arial" w:cs="Arial"/>
+          <w:sz w:val="18"/>
+        </w:rPr>
+        <w:t xml:space="preserve"> </w:t>
       </w:r>
       <w:r>
         <w:rPr>
@@ -1611,24 +1866,14 @@
           <w:rFonts w:ascii="Arial" w:hAnsi="Arial" w:cs="Arial"/>
           <w:sz w:val="18"/>
         </w:rPr>
-        <w:t xml:space="preserve">AWS SQS/SNS and </w:t>
-      </w:r>
-      <w:proofErr w:type="spellStart"/>
-      <w:r>
-        <w:rPr>
-          <w:rStyle w:val="Strong"/>
-          <w:rFonts w:ascii="Arial" w:hAnsi="Arial" w:cs="Arial"/>
-          <w:sz w:val="18"/>
-        </w:rPr>
-        <w:t>RabbitMQ</w:t>
-      </w:r>
-      <w:proofErr w:type="spellEnd"/>
-      <w:r>
-        <w:rPr>
-          <w:rFonts w:ascii="Arial" w:hAnsi="Arial" w:cs="Arial"/>
-          <w:sz w:val="18"/>
-        </w:rPr>
-        <w:t xml:space="preserve"> for export and reconciliation pipelines.</w:t>
+        <w:t>v18–v19</w:t>
+      </w:r>
+      <w:r>
+        <w:rPr>
+          <w:rFonts w:ascii="Arial" w:hAnsi="Arial" w:cs="Arial"/>
+          <w:sz w:val="18"/>
+        </w:rPr>
+        <w:t xml:space="preserve"> builds and environment approvals, reducing “snowflake server” drift and late-night hotfix risk.</w:t>
       </w:r>
     </w:p>
     <w:p>
@@ -1636,7 +1881,7 @@
         <w:pStyle w:val="NormalWeb"/>
         <w:numPr>
           <w:ilvl w:val="0"/>
-          <w:numId w:val="32"/>
+          <w:numId w:val="41"/>
         </w:numPr>
         <w:jc w:val="both"/>
         <w:rPr>
@@ -1649,42 +1894,54 @@
           <w:rFonts w:ascii="Arial" w:hAnsi="Arial" w:cs="Arial"/>
           <w:sz w:val="18"/>
         </w:rPr>
-        <w:t xml:space="preserve">Introduced distributed caching layers using </w:t>
+        <w:t xml:space="preserve">Introduced </w:t>
       </w:r>
       <w:proofErr w:type="spellStart"/>
       <w:r>
         <w:rPr>
+          <w:rFonts w:ascii="Arial" w:hAnsi="Arial" w:cs="Arial"/>
+          <w:sz w:val="18"/>
+        </w:rPr>
+        <w:t>Redis</w:t>
+      </w:r>
+      <w:proofErr w:type="spellEnd"/>
+      <w:r>
+        <w:rPr>
+          <w:rFonts w:ascii="Arial" w:hAnsi="Arial" w:cs="Arial"/>
+          <w:sz w:val="18"/>
+        </w:rPr>
+        <w:t xml:space="preserve"> </w:t>
+      </w:r>
+      <w:r>
+        <w:rPr>
           <w:rStyle w:val="Strong"/>
           <w:rFonts w:ascii="Arial" w:hAnsi="Arial" w:cs="Arial"/>
           <w:sz w:val="18"/>
         </w:rPr>
-        <w:t>Redis</w:t>
+        <w:t>v5.x</w:t>
+      </w:r>
+      <w:r>
+        <w:rPr>
+          <w:rFonts w:ascii="Arial" w:hAnsi="Arial" w:cs="Arial"/>
+          <w:sz w:val="18"/>
+        </w:rPr>
+        <w:t xml:space="preserve"> and </w:t>
+      </w:r>
+      <w:proofErr w:type="spellStart"/>
+      <w:r>
+        <w:rPr>
+          <w:rFonts w:ascii="Arial" w:hAnsi="Arial" w:cs="Arial"/>
+          <w:sz w:val="18"/>
+        </w:rPr>
+        <w:t>ElastiCache</w:t>
       </w:r>
       <w:proofErr w:type="spellEnd"/>
       <w:r>
         <w:rPr>
-          <w:rStyle w:val="Strong"/>
-          <w:rFonts w:ascii="Arial" w:hAnsi="Arial" w:cs="Arial"/>
-          <w:sz w:val="18"/>
-        </w:rPr>
-        <w:t xml:space="preserve"> and </w:t>
-      </w:r>
-      <w:proofErr w:type="spellStart"/>
-      <w:r>
-        <w:rPr>
-          <w:rStyle w:val="Strong"/>
-          <w:rFonts w:ascii="Arial" w:hAnsi="Arial" w:cs="Arial"/>
-          <w:sz w:val="18"/>
-        </w:rPr>
-        <w:t>ElastiCache</w:t>
-      </w:r>
-      <w:proofErr w:type="spellEnd"/>
-      <w:r>
-        <w:rPr>
-          <w:rFonts w:ascii="Arial" w:hAnsi="Arial" w:cs="Arial"/>
-          <w:sz w:val="18"/>
-        </w:rPr>
-        <w:t>, stabilizing high-read traffic patterns.</w:t>
+          <w:rFonts w:ascii="Arial" w:hAnsi="Arial" w:cs="Arial"/>
+          <w:sz w:val="18"/>
+        </w:rPr>
+        <w:t xml:space="preserve"> caching to absorb read spikes, then verified correctness by adding cache stampede protection and metrics that proved hit-rate improvements under load.</w:t>
       </w:r>
     </w:p>
     <w:p>
@@ -1692,7 +1949,7 @@
         <w:pStyle w:val="NormalWeb"/>
         <w:numPr>
           <w:ilvl w:val="0"/>
-          <w:numId w:val="32"/>
+          <w:numId w:val="41"/>
         </w:numPr>
         <w:jc w:val="both"/>
         <w:rPr>
@@ -1705,32 +1962,38 @@
           <w:rFonts w:ascii="Arial" w:hAnsi="Arial" w:cs="Arial"/>
           <w:sz w:val="18"/>
         </w:rPr>
-        <w:t xml:space="preserve">Built search pipelines leveraging </w:t>
+        <w:t xml:space="preserve">Implemented a new operational search feature by indexing service events into </w:t>
       </w:r>
       <w:proofErr w:type="spellStart"/>
       <w:r>
         <w:rPr>
+          <w:rFonts w:ascii="Arial" w:hAnsi="Arial" w:cs="Arial"/>
+          <w:sz w:val="18"/>
+        </w:rPr>
+        <w:t>Elasticsearch</w:t>
+      </w:r>
+      <w:proofErr w:type="spellEnd"/>
+      <w:r>
+        <w:rPr>
+          <w:rFonts w:ascii="Arial" w:hAnsi="Arial" w:cs="Arial"/>
+          <w:sz w:val="18"/>
+        </w:rPr>
+        <w:t xml:space="preserve"> </w:t>
+      </w:r>
+      <w:r>
+        <w:rPr>
           <w:rStyle w:val="Strong"/>
           <w:rFonts w:ascii="Arial" w:hAnsi="Arial" w:cs="Arial"/>
           <w:sz w:val="18"/>
         </w:rPr>
-        <w:t>Elasticsearch</w:t>
-      </w:r>
-      <w:proofErr w:type="spellEnd"/>
-      <w:r>
-        <w:rPr>
-          <w:rStyle w:val="Strong"/>
-          <w:rFonts w:ascii="Arial" w:hAnsi="Arial" w:cs="Arial"/>
-          <w:sz w:val="18"/>
-        </w:rPr>
-        <w:t>/OpenSearch</w:t>
-      </w:r>
-      <w:r>
-        <w:rPr>
-          <w:rFonts w:ascii="Arial" w:hAnsi="Arial" w:cs="Arial"/>
-          <w:sz w:val="18"/>
-        </w:rPr>
-        <w:t>, improving operational investigation speed.</w:t>
+        <w:t>v6–v7</w:t>
+      </w:r>
+      <w:r>
+        <w:rPr>
+          <w:rFonts w:ascii="Arial" w:hAnsi="Arial" w:cs="Arial"/>
+          <w:sz w:val="18"/>
+        </w:rPr>
+        <w:t xml:space="preserve"> with curated mappings, enabling faster troubleshooting and safer schema evolution during feature growth.</w:t>
       </w:r>
     </w:p>
     <w:p>
@@ -1738,7 +2001,7 @@
         <w:pStyle w:val="NormalWeb"/>
         <w:numPr>
           <w:ilvl w:val="0"/>
-          <w:numId w:val="32"/>
+          <w:numId w:val="41"/>
         </w:numPr>
         <w:jc w:val="both"/>
         <w:rPr>
@@ -1751,7 +2014,7 @@
           <w:rFonts w:ascii="Arial" w:hAnsi="Arial" w:cs="Arial"/>
           <w:sz w:val="18"/>
         </w:rPr>
-        <w:t xml:space="preserve">Strengthened </w:t>
+        <w:t xml:space="preserve">Upgraded </w:t>
       </w:r>
       <w:proofErr w:type="spellStart"/>
       <w:r>
@@ -1759,7 +2022,7 @@
           <w:rFonts w:ascii="Arial" w:hAnsi="Arial" w:cs="Arial"/>
           <w:sz w:val="18"/>
         </w:rPr>
-        <w:t>observability</w:t>
+        <w:t>Terraform</w:t>
       </w:r>
       <w:proofErr w:type="spellEnd"/>
       <w:r>
@@ -1767,7 +2030,7 @@
           <w:rFonts w:ascii="Arial" w:hAnsi="Arial" w:cs="Arial"/>
           <w:sz w:val="18"/>
         </w:rPr>
-        <w:t xml:space="preserve"> with </w:t>
+        <w:t xml:space="preserve"> from </w:t>
       </w:r>
       <w:r>
         <w:rPr>
@@ -1775,42 +2038,29 @@
           <w:rFonts w:ascii="Arial" w:hAnsi="Arial" w:cs="Arial"/>
           <w:sz w:val="18"/>
         </w:rPr>
-        <w:t xml:space="preserve">Prometheus, </w:t>
-      </w:r>
-      <w:proofErr w:type="spellStart"/>
+        <w:t>v0.11</w:t>
+      </w:r>
+      <w:r>
+        <w:rPr>
+          <w:rFonts w:ascii="Arial" w:hAnsi="Arial" w:cs="Arial"/>
+          <w:sz w:val="18"/>
+        </w:rPr>
+        <w:t xml:space="preserve"> to </w:t>
+      </w:r>
       <w:r>
         <w:rPr>
           <w:rStyle w:val="Strong"/>
           <w:rFonts w:ascii="Arial" w:hAnsi="Arial" w:cs="Arial"/>
           <w:sz w:val="18"/>
         </w:rPr>
-        <w:t>Grafana</w:t>
-      </w:r>
-      <w:proofErr w:type="spellEnd"/>
-      <w:r>
-        <w:rPr>
-          <w:rStyle w:val="Strong"/>
-          <w:rFonts w:ascii="Arial" w:hAnsi="Arial" w:cs="Arial"/>
-          <w:sz w:val="18"/>
-        </w:rPr>
-        <w:t xml:space="preserve">, ELK/EFK, and </w:t>
-      </w:r>
-      <w:proofErr w:type="spellStart"/>
-      <w:r>
-        <w:rPr>
-          <w:rStyle w:val="Strong"/>
-          <w:rFonts w:ascii="Arial" w:hAnsi="Arial" w:cs="Arial"/>
-          <w:sz w:val="18"/>
-        </w:rPr>
-        <w:t>CloudWatch</w:t>
-      </w:r>
-      <w:proofErr w:type="spellEnd"/>
-      <w:r>
-        <w:rPr>
-          <w:rFonts w:ascii="Arial" w:hAnsi="Arial" w:cs="Arial"/>
-          <w:sz w:val="18"/>
-        </w:rPr>
-        <w:t xml:space="preserve"> metrics dashboards.</w:t>
+        <w:t>v0.12–v0.13</w:t>
+      </w:r>
+      <w:r>
+        <w:rPr>
+          <w:rFonts w:ascii="Arial" w:hAnsi="Arial" w:cs="Arial"/>
+          <w:sz w:val="18"/>
+        </w:rPr>
+        <w:t xml:space="preserve"> by refactoring modules, state handling, and interpolation syntax, avoiding breaking changes while unlocking better typing and reusable components.</w:t>
       </w:r>
     </w:p>
     <w:p>
@@ -1818,7 +2068,7 @@
         <w:pStyle w:val="NormalWeb"/>
         <w:numPr>
           <w:ilvl w:val="0"/>
-          <w:numId w:val="32"/>
+          <w:numId w:val="41"/>
         </w:numPr>
         <w:jc w:val="both"/>
         <w:rPr>
@@ -1831,7 +2081,8 @@
           <w:rFonts w:ascii="Arial" w:hAnsi="Arial" w:cs="Arial"/>
           <w:sz w:val="18"/>
         </w:rPr>
-        <w:t xml:space="preserve">Designed CI/CD pipelines in </w:t>
+        <w:lastRenderedPageBreak/>
+        <w:t xml:space="preserve">Reduced noisy alerts by defining SLIs, separating symptoms from causes, and wiring Prometheus </w:t>
       </w:r>
       <w:r>
         <w:rPr>
@@ -1839,66 +2090,45 @@
           <w:rFonts w:ascii="Arial" w:hAnsi="Arial" w:cs="Arial"/>
           <w:sz w:val="18"/>
         </w:rPr>
-        <w:t xml:space="preserve">Azure </w:t>
+        <w:t>v2.x</w:t>
+      </w:r>
+      <w:r>
+        <w:rPr>
+          <w:rFonts w:ascii="Arial" w:hAnsi="Arial" w:cs="Arial"/>
+          <w:sz w:val="18"/>
+        </w:rPr>
+        <w:t xml:space="preserve"> metrics into </w:t>
       </w:r>
       <w:proofErr w:type="spellStart"/>
       <w:r>
         <w:rPr>
+          <w:rFonts w:ascii="Arial" w:hAnsi="Arial" w:cs="Arial"/>
+          <w:sz w:val="18"/>
+        </w:rPr>
+        <w:t>Grafana</w:t>
+      </w:r>
+      <w:proofErr w:type="spellEnd"/>
+      <w:r>
+        <w:rPr>
+          <w:rFonts w:ascii="Arial" w:hAnsi="Arial" w:cs="Arial"/>
+          <w:sz w:val="18"/>
+        </w:rPr>
+        <w:t xml:space="preserve"> </w:t>
+      </w:r>
+      <w:r>
+        <w:rPr>
           <w:rStyle w:val="Strong"/>
           <w:rFonts w:ascii="Arial" w:hAnsi="Arial" w:cs="Arial"/>
           <w:sz w:val="18"/>
         </w:rPr>
-        <w:t>DevOps</w:t>
-      </w:r>
-      <w:proofErr w:type="spellEnd"/>
-      <w:r>
-        <w:rPr>
-          <w:rStyle w:val="Strong"/>
-          <w:rFonts w:ascii="Arial" w:hAnsi="Arial" w:cs="Arial"/>
-          <w:sz w:val="18"/>
-        </w:rPr>
-        <w:t xml:space="preserve"> and </w:t>
-      </w:r>
-      <w:proofErr w:type="spellStart"/>
-      <w:r>
-        <w:rPr>
-          <w:rStyle w:val="Strong"/>
-          <w:rFonts w:ascii="Arial" w:hAnsi="Arial" w:cs="Arial"/>
-          <w:sz w:val="18"/>
-        </w:rPr>
-        <w:t>GitHub</w:t>
-      </w:r>
-      <w:proofErr w:type="spellEnd"/>
-      <w:r>
-        <w:rPr>
-          <w:rStyle w:val="Strong"/>
-          <w:rFonts w:ascii="Arial" w:hAnsi="Arial" w:cs="Arial"/>
-          <w:sz w:val="18"/>
-        </w:rPr>
-        <w:t xml:space="preserve"> Actions</w:t>
-      </w:r>
-      <w:r>
-        <w:rPr>
-          <w:rFonts w:ascii="Arial" w:hAnsi="Arial" w:cs="Arial"/>
-          <w:sz w:val="18"/>
-        </w:rPr>
-        <w:t xml:space="preserve">, including automated </w:t>
-      </w:r>
-      <w:proofErr w:type="spellStart"/>
-      <w:r>
-        <w:rPr>
-          <w:rFonts w:ascii="Arial" w:hAnsi="Arial" w:cs="Arial"/>
-          <w:sz w:val="18"/>
-        </w:rPr>
-        <w:t>Docker</w:t>
-      </w:r>
-      <w:proofErr w:type="spellEnd"/>
-      <w:r>
-        <w:rPr>
-          <w:rFonts w:ascii="Arial" w:hAnsi="Arial" w:cs="Arial"/>
-          <w:sz w:val="18"/>
-        </w:rPr>
-        <w:t xml:space="preserve"> builds and deployment gating.</w:t>
+        <w:t>v7–v8</w:t>
+      </w:r>
+      <w:r>
+        <w:rPr>
+          <w:rFonts w:ascii="Arial" w:hAnsi="Arial" w:cs="Arial"/>
+          <w:sz w:val="18"/>
+        </w:rPr>
+        <w:t xml:space="preserve"> panels that engineers could act on during incidents.</w:t>
       </w:r>
     </w:p>
     <w:p>
@@ -1906,7 +2136,7 @@
         <w:pStyle w:val="NormalWeb"/>
         <w:numPr>
           <w:ilvl w:val="0"/>
-          <w:numId w:val="32"/>
+          <w:numId w:val="41"/>
         </w:numPr>
         <w:jc w:val="both"/>
         <w:rPr>
@@ -1919,144 +2149,7 @@
           <w:rFonts w:ascii="Arial" w:hAnsi="Arial" w:cs="Arial"/>
           <w:sz w:val="18"/>
         </w:rPr>
-        <w:t xml:space="preserve">Secured APIs and service-to-service communication with </w:t>
-      </w:r>
-      <w:r>
-        <w:rPr>
-          <w:rStyle w:val="Strong"/>
-          <w:rFonts w:ascii="Arial" w:hAnsi="Arial" w:cs="Arial"/>
-          <w:sz w:val="18"/>
-        </w:rPr>
-        <w:t xml:space="preserve">JWT-based </w:t>
-      </w:r>
-      <w:proofErr w:type="spellStart"/>
-      <w:r>
-        <w:rPr>
-          <w:rStyle w:val="Strong"/>
-          <w:rFonts w:ascii="Arial" w:hAnsi="Arial" w:cs="Arial"/>
-          <w:sz w:val="18"/>
-        </w:rPr>
-        <w:t>auth</w:t>
-      </w:r>
-      <w:proofErr w:type="spellEnd"/>
-      <w:r>
-        <w:rPr>
-          <w:rStyle w:val="Strong"/>
-          <w:rFonts w:ascii="Arial" w:hAnsi="Arial" w:cs="Arial"/>
-          <w:sz w:val="18"/>
-        </w:rPr>
-        <w:t>, OAuth2 flows, and role-based enforcement</w:t>
-      </w:r>
-      <w:r>
-        <w:rPr>
-          <w:rFonts w:ascii="Arial" w:hAnsi="Arial" w:cs="Arial"/>
-          <w:sz w:val="18"/>
-        </w:rPr>
-        <w:t>.</w:t>
-      </w:r>
-    </w:p>
-    <w:p>
-      <w:pPr>
-        <w:pStyle w:val="NormalWeb"/>
-        <w:numPr>
-          <w:ilvl w:val="0"/>
-          <w:numId w:val="32"/>
-        </w:numPr>
-        <w:jc w:val="both"/>
-        <w:rPr>
-          <w:rFonts w:ascii="Arial" w:hAnsi="Arial" w:cs="Arial"/>
-          <w:sz w:val="18"/>
-        </w:rPr>
-      </w:pPr>
-      <w:r>
-        <w:rPr>
-          <w:rFonts w:ascii="Arial" w:hAnsi="Arial" w:cs="Arial"/>
-          <w:sz w:val="18"/>
-        </w:rPr>
-        <w:t xml:space="preserve">Tuned relational databases including </w:t>
-      </w:r>
-      <w:proofErr w:type="spellStart"/>
-      <w:r>
-        <w:rPr>
-          <w:rStyle w:val="Strong"/>
-          <w:rFonts w:ascii="Arial" w:hAnsi="Arial" w:cs="Arial"/>
-          <w:sz w:val="18"/>
-        </w:rPr>
-        <w:t>PostgreSQL</w:t>
-      </w:r>
-      <w:proofErr w:type="spellEnd"/>
-      <w:r>
-        <w:rPr>
-          <w:rStyle w:val="Strong"/>
-          <w:rFonts w:ascii="Arial" w:hAnsi="Arial" w:cs="Arial"/>
-          <w:sz w:val="18"/>
-        </w:rPr>
-        <w:t xml:space="preserve"> and MySQL</w:t>
-      </w:r>
-      <w:r>
-        <w:rPr>
-          <w:rFonts w:ascii="Arial" w:hAnsi="Arial" w:cs="Arial"/>
-          <w:sz w:val="18"/>
-        </w:rPr>
-        <w:t>, implementing indexing and query profiling strategies.</w:t>
-      </w:r>
-    </w:p>
-    <w:p>
-      <w:pPr>
-        <w:pStyle w:val="NormalWeb"/>
-        <w:numPr>
-          <w:ilvl w:val="0"/>
-          <w:numId w:val="32"/>
-        </w:numPr>
-        <w:jc w:val="both"/>
-        <w:rPr>
-          <w:rFonts w:ascii="Arial" w:hAnsi="Arial" w:cs="Arial"/>
-          <w:sz w:val="18"/>
-        </w:rPr>
-      </w:pPr>
-      <w:r>
-        <w:rPr>
-          <w:rFonts w:ascii="Arial" w:hAnsi="Arial" w:cs="Arial"/>
-          <w:sz w:val="18"/>
-        </w:rPr>
-        <w:t xml:space="preserve">Assisted migration from monolithic deployments to containerized </w:t>
-      </w:r>
-      <w:proofErr w:type="spellStart"/>
-      <w:r>
-        <w:rPr>
-          <w:rFonts w:ascii="Arial" w:hAnsi="Arial" w:cs="Arial"/>
-          <w:sz w:val="18"/>
-        </w:rPr>
-        <w:t>microservices</w:t>
-      </w:r>
-      <w:proofErr w:type="spellEnd"/>
-      <w:r>
-        <w:rPr>
-          <w:rFonts w:ascii="Arial" w:hAnsi="Arial" w:cs="Arial"/>
-          <w:sz w:val="18"/>
-        </w:rPr>
-        <w:t xml:space="preserve"> architecture.</w:t>
-      </w:r>
-    </w:p>
-    <w:p>
-      <w:pPr>
-        <w:pStyle w:val="NormalWeb"/>
-        <w:numPr>
-          <w:ilvl w:val="0"/>
-          <w:numId w:val="32"/>
-        </w:numPr>
-        <w:jc w:val="both"/>
-        <w:rPr>
-          <w:rFonts w:ascii="Arial" w:hAnsi="Arial" w:cs="Arial"/>
-          <w:sz w:val="18"/>
-        </w:rPr>
-      </w:pPr>
-      <w:r>
-        <w:rPr>
-          <w:rFonts w:ascii="Arial" w:hAnsi="Arial" w:cs="Arial"/>
-          <w:sz w:val="18"/>
-        </w:rPr>
-        <w:t>Established structured logging conventions across services to enable consistent cross-environment debugging.</w:t>
+        <w:t>Strengthened API security by standardizing JWT validation, key rotation, and rate-limiting at the edge so partner integrations stayed stable even when traffic patterns became unpredictable.</w:t>
       </w:r>
     </w:p>
     <w:p>
@@ -2090,7 +2183,7 @@
         <w:pStyle w:val="NormalWeb"/>
         <w:numPr>
           <w:ilvl w:val="0"/>
-          <w:numId w:val="34"/>
+          <w:numId w:val="43"/>
         </w:numPr>
         <w:jc w:val="both"/>
         <w:rPr>
@@ -2103,7 +2196,22 @@
           <w:rFonts w:ascii="Arial" w:hAnsi="Arial" w:cs="Arial"/>
           <w:sz w:val="18"/>
         </w:rPr>
-        <w:t>Supported infrastructure automation foundations using early containerization and Jenkins-based CI pipelines.</w:t>
+        <w:t xml:space="preserve">Built early automation foundations with Jenkins </w:t>
+      </w:r>
+      <w:r>
+        <w:rPr>
+          <w:rStyle w:val="Strong"/>
+          <w:rFonts w:ascii="Arial" w:hAnsi="Arial" w:cs="Arial"/>
+          <w:sz w:val="18"/>
+        </w:rPr>
+        <w:t>v1.x–v2.x</w:t>
+      </w:r>
+      <w:r>
+        <w:rPr>
+          <w:rFonts w:ascii="Arial" w:hAnsi="Arial" w:cs="Arial"/>
+          <w:sz w:val="18"/>
+        </w:rPr>
+        <w:t>, improving repeatability by turning manual deploy steps into scripted pipelines that reduced “works on my machine” behavior.</w:t>
       </w:r>
     </w:p>
     <w:p>
@@ -2111,7 +2219,7 @@
         <w:pStyle w:val="NormalWeb"/>
         <w:numPr>
           <w:ilvl w:val="0"/>
-          <w:numId w:val="34"/>
+          <w:numId w:val="43"/>
         </w:numPr>
         <w:jc w:val="both"/>
         <w:rPr>
@@ -2124,23 +2232,22 @@
           <w:rFonts w:ascii="Arial" w:hAnsi="Arial" w:cs="Arial"/>
           <w:sz w:val="18"/>
         </w:rPr>
-        <w:t xml:space="preserve">Optimized SQL Server and </w:t>
-      </w:r>
-      <w:proofErr w:type="spellStart"/>
-      <w:r>
-        <w:rPr>
-          <w:rFonts w:ascii="Arial" w:hAnsi="Arial" w:cs="Arial"/>
-          <w:sz w:val="18"/>
-        </w:rPr>
-        <w:t>PostgreSQL</w:t>
-      </w:r>
-      <w:proofErr w:type="spellEnd"/>
-      <w:r>
-        <w:rPr>
-          <w:rFonts w:ascii="Arial" w:hAnsi="Arial" w:cs="Arial"/>
-          <w:sz w:val="18"/>
-        </w:rPr>
-        <w:t xml:space="preserve"> query performance through indexing and execution plan tuning.</w:t>
+        <w:t xml:space="preserve">Fixed a critical reporting defect where totals diverged under concurrency by adding transaction boundaries, isolating reads, and validating SQL Server </w:t>
+      </w:r>
+      <w:r>
+        <w:rPr>
+          <w:rStyle w:val="Strong"/>
+          <w:rFonts w:ascii="Arial" w:hAnsi="Arial" w:cs="Arial"/>
+          <w:sz w:val="18"/>
+        </w:rPr>
+        <w:t>2014–2016</w:t>
+      </w:r>
+      <w:r>
+        <w:rPr>
+          <w:rFonts w:ascii="Arial" w:hAnsi="Arial" w:cs="Arial"/>
+          <w:sz w:val="18"/>
+        </w:rPr>
+        <w:t xml:space="preserve"> query plans for consistency.</w:t>
       </w:r>
     </w:p>
     <w:p>
@@ -2148,7 +2255,7 @@
         <w:pStyle w:val="NormalWeb"/>
         <w:numPr>
           <w:ilvl w:val="0"/>
-          <w:numId w:val="34"/>
+          <w:numId w:val="43"/>
         </w:numPr>
         <w:jc w:val="both"/>
         <w:rPr>
@@ -2161,32 +2268,38 @@
           <w:rFonts w:ascii="Arial" w:hAnsi="Arial" w:cs="Arial"/>
           <w:sz w:val="18"/>
         </w:rPr>
-        <w:t xml:space="preserve">Implemented background processing and queue-based integrations using </w:t>
+        <w:t xml:space="preserve">Implemented reliable background processing using </w:t>
       </w:r>
       <w:proofErr w:type="spellStart"/>
       <w:r>
         <w:rPr>
+          <w:rFonts w:ascii="Arial" w:hAnsi="Arial" w:cs="Arial"/>
+          <w:sz w:val="18"/>
+        </w:rPr>
+        <w:t>RabbitMQ</w:t>
+      </w:r>
+      <w:proofErr w:type="spellEnd"/>
+      <w:r>
+        <w:rPr>
+          <w:rFonts w:ascii="Arial" w:hAnsi="Arial" w:cs="Arial"/>
+          <w:sz w:val="18"/>
+        </w:rPr>
+        <w:t xml:space="preserve"> </w:t>
+      </w:r>
+      <w:r>
+        <w:rPr>
           <w:rStyle w:val="Strong"/>
           <w:rFonts w:ascii="Arial" w:hAnsi="Arial" w:cs="Arial"/>
           <w:sz w:val="18"/>
         </w:rPr>
-        <w:t>RabbitMQ</w:t>
-      </w:r>
-      <w:proofErr w:type="spellEnd"/>
-      <w:r>
-        <w:rPr>
-          <w:rStyle w:val="Strong"/>
-          <w:rFonts w:ascii="Arial" w:hAnsi="Arial" w:cs="Arial"/>
-          <w:sz w:val="18"/>
-        </w:rPr>
-        <w:t xml:space="preserve"> and AWS SQS</w:t>
-      </w:r>
-      <w:r>
-        <w:rPr>
-          <w:rFonts w:ascii="Arial" w:hAnsi="Arial" w:cs="Arial"/>
-          <w:sz w:val="18"/>
-        </w:rPr>
-        <w:t xml:space="preserve"> patterns.</w:t>
+        <w:t>v3.3–v3.6</w:t>
+      </w:r>
+      <w:r>
+        <w:rPr>
+          <w:rFonts w:ascii="Arial" w:hAnsi="Arial" w:cs="Arial"/>
+          <w:sz w:val="18"/>
+        </w:rPr>
+        <w:t xml:space="preserve"> patterns and safe retry rules, preventing stuck jobs and making failure modes visible rather than hidden in log noise.</w:t>
       </w:r>
     </w:p>
     <w:p>
@@ -2194,7 +2307,7 @@
         <w:pStyle w:val="NormalWeb"/>
         <w:numPr>
           <w:ilvl w:val="0"/>
-          <w:numId w:val="34"/>
+          <w:numId w:val="43"/>
         </w:numPr>
         <w:jc w:val="both"/>
         <w:rPr>
@@ -2207,7 +2320,23 @@
           <w:rFonts w:ascii="Arial" w:hAnsi="Arial" w:cs="Arial"/>
           <w:sz w:val="18"/>
         </w:rPr>
-        <w:t>Built internal REST services with strict validation and structured logging for operational traceability.</w:t>
+        <w:t xml:space="preserve">Improved API reliability by adding strict input validation, structured logs, and deterministic error contracts so production debugging became faster even with limited </w:t>
+      </w:r>
+      <w:proofErr w:type="spellStart"/>
+      <w:r>
+        <w:rPr>
+          <w:rFonts w:ascii="Arial" w:hAnsi="Arial" w:cs="Arial"/>
+          <w:sz w:val="18"/>
+        </w:rPr>
+        <w:t>observability</w:t>
+      </w:r>
+      <w:proofErr w:type="spellEnd"/>
+      <w:r>
+        <w:rPr>
+          <w:rFonts w:ascii="Arial" w:hAnsi="Arial" w:cs="Arial"/>
+          <w:sz w:val="18"/>
+        </w:rPr>
+        <w:t xml:space="preserve"> tools at the time.</w:t>
       </w:r>
     </w:p>
     <w:p>
@@ -2215,7 +2344,7 @@
         <w:pStyle w:val="NormalWeb"/>
         <w:numPr>
           <w:ilvl w:val="0"/>
-          <w:numId w:val="34"/>
+          <w:numId w:val="43"/>
         </w:numPr>
         <w:jc w:val="both"/>
         <w:rPr>
@@ -2228,7 +2357,38 @@
           <w:rFonts w:ascii="Arial" w:hAnsi="Arial" w:cs="Arial"/>
           <w:sz w:val="18"/>
         </w:rPr>
-        <w:t>Assisted in improving release consistency through CI-driven build automation workflows.</w:t>
+        <w:t xml:space="preserve">Introduced performance wins in </w:t>
+      </w:r>
+      <w:proofErr w:type="spellStart"/>
+      <w:r>
+        <w:rPr>
+          <w:rFonts w:ascii="Arial" w:hAnsi="Arial" w:cs="Arial"/>
+          <w:sz w:val="18"/>
+        </w:rPr>
+        <w:t>PostgreSQL</w:t>
+      </w:r>
+      <w:proofErr w:type="spellEnd"/>
+      <w:r>
+        <w:rPr>
+          <w:rFonts w:ascii="Arial" w:hAnsi="Arial" w:cs="Arial"/>
+          <w:sz w:val="18"/>
+        </w:rPr>
+        <w:t xml:space="preserve"> </w:t>
+      </w:r>
+      <w:r>
+        <w:rPr>
+          <w:rStyle w:val="Strong"/>
+          <w:rFonts w:ascii="Arial" w:hAnsi="Arial" w:cs="Arial"/>
+          <w:sz w:val="18"/>
+        </w:rPr>
+        <w:t>v9.4–v9.6</w:t>
+      </w:r>
+      <w:r>
+        <w:rPr>
+          <w:rFonts w:ascii="Arial" w:hAnsi="Arial" w:cs="Arial"/>
+          <w:sz w:val="18"/>
+        </w:rPr>
+        <w:t xml:space="preserve"> and SQL Server by adding targeted indexes and rewriting high-cost queries based on execution plans rather than guesswork.</w:t>
       </w:r>
     </w:p>
     <w:p>
@@ -2236,7 +2396,7 @@
         <w:pStyle w:val="NormalWeb"/>
         <w:numPr>
           <w:ilvl w:val="0"/>
-          <w:numId w:val="34"/>
+          <w:numId w:val="43"/>
         </w:numPr>
         <w:jc w:val="both"/>
         <w:rPr>
@@ -2249,7 +2409,7 @@
           <w:rFonts w:ascii="Arial" w:hAnsi="Arial" w:cs="Arial"/>
           <w:sz w:val="18"/>
         </w:rPr>
-        <w:t xml:space="preserve">Contributed to early </w:t>
+        <w:t xml:space="preserve">Rolled out early </w:t>
       </w:r>
       <w:proofErr w:type="spellStart"/>
       <w:r>
@@ -2257,7 +2417,7 @@
           <w:rFonts w:ascii="Arial" w:hAnsi="Arial" w:cs="Arial"/>
           <w:sz w:val="18"/>
         </w:rPr>
-        <w:t>Elasticsearch</w:t>
+        <w:t>Redis</w:t>
       </w:r>
       <w:proofErr w:type="spellEnd"/>
       <w:r>
@@ -2265,65 +2425,7 @@
           <w:rFonts w:ascii="Arial" w:hAnsi="Arial" w:cs="Arial"/>
           <w:sz w:val="18"/>
         </w:rPr>
-        <w:t xml:space="preserve"> indexing for search-based features.</w:t>
-      </w:r>
-    </w:p>
-    <w:p>
-      <w:pPr>
-        <w:pStyle w:val="NormalWeb"/>
-        <w:numPr>
-          <w:ilvl w:val="0"/>
-          <w:numId w:val="34"/>
-        </w:numPr>
-        <w:jc w:val="both"/>
-        <w:rPr>
-          <w:rFonts w:ascii="Arial" w:hAnsi="Arial" w:cs="Arial"/>
-          <w:sz w:val="18"/>
-        </w:rPr>
-      </w:pPr>
-      <w:r>
-        <w:rPr>
-          <w:rFonts w:ascii="Arial" w:hAnsi="Arial" w:cs="Arial"/>
-          <w:sz w:val="18"/>
-        </w:rPr>
-        <w:t xml:space="preserve">Stabilized system behavior during peak traffic using </w:t>
-      </w:r>
-      <w:proofErr w:type="spellStart"/>
-      <w:r>
-        <w:rPr>
-          <w:rFonts w:ascii="Arial" w:hAnsi="Arial" w:cs="Arial"/>
-          <w:sz w:val="18"/>
-        </w:rPr>
-        <w:t>Redis</w:t>
-      </w:r>
-      <w:proofErr w:type="spellEnd"/>
-      <w:r>
-        <w:rPr>
-          <w:rFonts w:ascii="Arial" w:hAnsi="Arial" w:cs="Arial"/>
-          <w:sz w:val="18"/>
-        </w:rPr>
-        <w:t>-based caching patterns.</w:t>
-      </w:r>
-    </w:p>
-    <w:p>
-      <w:pPr>
-        <w:pStyle w:val="NormalWeb"/>
-        <w:numPr>
-          <w:ilvl w:val="0"/>
-          <w:numId w:val="34"/>
-        </w:numPr>
-        <w:jc w:val="both"/>
-        <w:rPr>
-          <w:rFonts w:ascii="Arial" w:hAnsi="Arial" w:cs="Arial"/>
-          <w:sz w:val="18"/>
-        </w:rPr>
-      </w:pPr>
-      <w:r>
-        <w:rPr>
-          <w:rFonts w:ascii="Arial" w:hAnsi="Arial" w:cs="Arial"/>
-          <w:sz w:val="18"/>
-        </w:rPr>
-        <w:t xml:space="preserve">Added unit/integration testing coverage using </w:t>
+        <w:t xml:space="preserve"> </w:t>
       </w:r>
       <w:r>
         <w:rPr>
@@ -2331,31 +2433,14 @@
           <w:rFonts w:ascii="Arial" w:hAnsi="Arial" w:cs="Arial"/>
           <w:sz w:val="18"/>
         </w:rPr>
-        <w:t>Mocha and Chai</w:t>
-      </w:r>
-      <w:r>
-        <w:rPr>
-          <w:rFonts w:ascii="Arial" w:hAnsi="Arial" w:cs="Arial"/>
-          <w:sz w:val="18"/>
-        </w:rPr>
-        <w:t>, strengthening deployment safety.</w:t>
-      </w:r>
-    </w:p>
-    <w:p>
-      <w:pPr>
-        <w:pStyle w:val="NormalWeb"/>
-        <w:numPr>
-          <w:ilvl w:val="0"/>
-          <w:numId w:val="34"/>
-        </w:numPr>
-        <w:jc w:val="both"/>
-      </w:pPr>
-      <w:r>
-        <w:rPr>
-          <w:rFonts w:ascii="Arial" w:hAnsi="Arial" w:cs="Arial"/>
-          <w:sz w:val="18"/>
-        </w:rPr>
-        <w:t>Collaborated with infrastructure teams to improve environment reproducibility and deployment hygiene.</w:t>
+        <w:t>v2.8–v3.2</w:t>
+      </w:r>
+      <w:r>
+        <w:rPr>
+          <w:rFonts w:ascii="Arial" w:hAnsi="Arial" w:cs="Arial"/>
+          <w:sz w:val="18"/>
+        </w:rPr>
+        <w:t xml:space="preserve"> caching for hot endpoints and prevented stale-data bugs by using explicit invalidation hooks and measurable cache hit/miss metrics in the app logs.</w:t>
       </w:r>
     </w:p>
     <w:tbl>
@@ -2422,7 +2507,7 @@
         <w:pStyle w:val="NormalWeb"/>
         <w:numPr>
           <w:ilvl w:val="0"/>
-          <w:numId w:val="35"/>
+          <w:numId w:val="45"/>
         </w:numPr>
         <w:jc w:val="both"/>
         <w:rPr>
@@ -2443,16 +2528,76 @@
           <w:rFonts w:ascii="Arial" w:hAnsi="Arial" w:cs="Arial"/>
           <w:sz w:val="18"/>
         </w:rPr>
-        <w:t xml:space="preserve"> — Relational: </w:t>
+        <w:t xml:space="preserve"> — </w:t>
       </w:r>
       <w:proofErr w:type="spellStart"/>
       <w:r>
         <w:rPr>
+          <w:rFonts w:ascii="Arial" w:hAnsi="Arial" w:cs="Arial"/>
+          <w:sz w:val="18"/>
+        </w:rPr>
+        <w:t>PostgreSQL</w:t>
+      </w:r>
+      <w:proofErr w:type="spellEnd"/>
+      <w:r>
+        <w:rPr>
+          <w:rFonts w:ascii="Arial" w:hAnsi="Arial" w:cs="Arial"/>
+          <w:sz w:val="18"/>
+        </w:rPr>
+        <w:t xml:space="preserve"> </w:t>
+      </w:r>
+      <w:r>
+        <w:rPr>
           <w:rStyle w:val="Strong"/>
           <w:rFonts w:ascii="Arial" w:hAnsi="Arial" w:cs="Arial"/>
           <w:sz w:val="18"/>
         </w:rPr>
-        <w:t>PostgreSQL</w:t>
+        <w:t>v9.6–v15</w:t>
+      </w:r>
+      <w:r>
+        <w:rPr>
+          <w:rFonts w:ascii="Arial" w:hAnsi="Arial" w:cs="Arial"/>
+          <w:sz w:val="18"/>
+        </w:rPr>
+        <w:t xml:space="preserve">, MySQL </w:t>
+      </w:r>
+      <w:r>
+        <w:rPr>
+          <w:rStyle w:val="Strong"/>
+          <w:rFonts w:ascii="Arial" w:hAnsi="Arial" w:cs="Arial"/>
+          <w:sz w:val="18"/>
+        </w:rPr>
+        <w:t>v5.7–v8.0</w:t>
+      </w:r>
+      <w:r>
+        <w:rPr>
+          <w:rFonts w:ascii="Arial" w:hAnsi="Arial" w:cs="Arial"/>
+          <w:sz w:val="18"/>
+        </w:rPr>
+        <w:t xml:space="preserve">, SQL Server </w:t>
+      </w:r>
+      <w:r>
+        <w:rPr>
+          <w:rStyle w:val="Strong"/>
+          <w:rFonts w:ascii="Arial" w:hAnsi="Arial" w:cs="Arial"/>
+          <w:sz w:val="18"/>
+        </w:rPr>
+        <w:t>2014–2019</w:t>
+      </w:r>
+      <w:r>
+        <w:rPr>
+          <w:rFonts w:ascii="Arial" w:hAnsi="Arial" w:cs="Arial"/>
+          <w:sz w:val="18"/>
+        </w:rPr>
+        <w:t xml:space="preserve">, </w:t>
+      </w:r>
+      <w:proofErr w:type="spellStart"/>
+      <w:r>
+        <w:rPr>
+          <w:rFonts w:ascii="Arial" w:hAnsi="Arial" w:cs="Arial"/>
+          <w:sz w:val="18"/>
+        </w:rPr>
+        <w:t>Redis</w:t>
       </w:r>
       <w:proofErr w:type="spellEnd"/>
       <w:r>
@@ -2460,15 +2605,46 @@
           <w:rFonts w:ascii="Arial" w:hAnsi="Arial" w:cs="Arial"/>
           <w:sz w:val="18"/>
         </w:rPr>
+        <w:t xml:space="preserve"> </w:t>
+      </w:r>
+      <w:r>
+        <w:rPr>
+          <w:rStyle w:val="Strong"/>
+          <w:rFonts w:ascii="Arial" w:hAnsi="Arial" w:cs="Arial"/>
+          <w:sz w:val="18"/>
+        </w:rPr>
+        <w:t>v2.8–v7.x</w:t>
+      </w:r>
+      <w:r>
+        <w:rPr>
+          <w:rFonts w:ascii="Arial" w:hAnsi="Arial" w:cs="Arial"/>
+          <w:sz w:val="18"/>
+        </w:rPr>
         <w:t xml:space="preserve">, </w:t>
       </w:r>
+      <w:proofErr w:type="spellStart"/>
+      <w:r>
+        <w:rPr>
+          <w:rFonts w:ascii="Arial" w:hAnsi="Arial" w:cs="Arial"/>
+          <w:sz w:val="18"/>
+        </w:rPr>
+        <w:t>MongoDB</w:t>
+      </w:r>
+      <w:proofErr w:type="spellEnd"/>
+      <w:r>
+        <w:rPr>
+          <w:rFonts w:ascii="Arial" w:hAnsi="Arial" w:cs="Arial"/>
+          <w:sz w:val="18"/>
+        </w:rPr>
+        <w:t xml:space="preserve"> </w:t>
+      </w:r>
       <w:r>
         <w:rPr>
           <w:rStyle w:val="Strong"/>
           <w:rFonts w:ascii="Arial" w:hAnsi="Arial" w:cs="Arial"/>
           <w:sz w:val="18"/>
         </w:rPr>
-        <w:t>MySQL</w:t>
+        <w:t>v3.6–v6.x</w:t>
       </w:r>
       <w:r>
         <w:rPr>
@@ -2477,20 +2653,36 @@
         </w:rPr>
         <w:t xml:space="preserve">, </w:t>
       </w:r>
+      <w:proofErr w:type="spellStart"/>
+      <w:r>
+        <w:rPr>
+          <w:rFonts w:ascii="Arial" w:hAnsi="Arial" w:cs="Arial"/>
+          <w:sz w:val="18"/>
+        </w:rPr>
+        <w:t>DynamoDB</w:t>
+      </w:r>
+      <w:proofErr w:type="spellEnd"/>
+      <w:r>
+        <w:rPr>
+          <w:rFonts w:ascii="Arial" w:hAnsi="Arial" w:cs="Arial"/>
+          <w:sz w:val="18"/>
+        </w:rPr>
+        <w:t xml:space="preserve"> (AWS) • SQS/SNS (AWS), Kafka </w:t>
+      </w:r>
       <w:r>
         <w:rPr>
           <w:rStyle w:val="Strong"/>
           <w:rFonts w:ascii="Arial" w:hAnsi="Arial" w:cs="Arial"/>
           <w:sz w:val="18"/>
         </w:rPr>
-        <w:t>SQL Server</w:t>
-      </w:r>
-      <w:r>
-        <w:rPr>
-          <w:rFonts w:ascii="Arial" w:hAnsi="Arial" w:cs="Arial"/>
-          <w:sz w:val="18"/>
-        </w:rPr>
-        <w:t xml:space="preserve"> | </w:t>
+        <w:t>v2.x–v3.x</w:t>
+      </w:r>
+      <w:r>
+        <w:rPr>
+          <w:rFonts w:ascii="Arial" w:hAnsi="Arial" w:cs="Arial"/>
+          <w:sz w:val="18"/>
+        </w:rPr>
+        <w:t xml:space="preserve">, </w:t>
       </w:r>
       <w:proofErr w:type="spellStart"/>
       <w:r>
@@ -2498,7 +2690,7 @@
           <w:rFonts w:ascii="Arial" w:hAnsi="Arial" w:cs="Arial"/>
           <w:sz w:val="18"/>
         </w:rPr>
-        <w:t>NoSQL</w:t>
+        <w:t>RabbitMQ</w:t>
       </w:r>
       <w:proofErr w:type="spellEnd"/>
       <w:r>
@@ -2506,16 +2698,76 @@
           <w:rFonts w:ascii="Arial" w:hAnsi="Arial" w:cs="Arial"/>
           <w:sz w:val="18"/>
         </w:rPr>
-        <w:t xml:space="preserve">: </w:t>
+        <w:t xml:space="preserve"> </w:t>
+      </w:r>
+      <w:r>
+        <w:rPr>
+          <w:rStyle w:val="Strong"/>
+          <w:rFonts w:ascii="Arial" w:hAnsi="Arial" w:cs="Arial"/>
+          <w:sz w:val="18"/>
+        </w:rPr>
+        <w:t>v3.3–v3.12</w:t>
+      </w:r>
+      <w:r>
+        <w:rPr>
+          <w:rFonts w:ascii="Arial" w:hAnsi="Arial" w:cs="Arial"/>
+          <w:sz w:val="18"/>
+        </w:rPr>
+        <w:t xml:space="preserve"> • </w:t>
       </w:r>
       <w:proofErr w:type="spellStart"/>
       <w:r>
         <w:rPr>
+          <w:rFonts w:ascii="Arial" w:hAnsi="Arial" w:cs="Arial"/>
+          <w:sz w:val="18"/>
+        </w:rPr>
+        <w:t>Elasticsearch</w:t>
+      </w:r>
+      <w:proofErr w:type="spellEnd"/>
+      <w:r>
+        <w:rPr>
+          <w:rFonts w:ascii="Arial" w:hAnsi="Arial" w:cs="Arial"/>
+          <w:sz w:val="18"/>
+        </w:rPr>
+        <w:t xml:space="preserve"> </w:t>
+      </w:r>
+      <w:r>
+        <w:rPr>
           <w:rStyle w:val="Strong"/>
           <w:rFonts w:ascii="Arial" w:hAnsi="Arial" w:cs="Arial"/>
           <w:sz w:val="18"/>
         </w:rPr>
-        <w:t>Redis</w:t>
+        <w:t>v5.x–v8.x</w:t>
+      </w:r>
+      <w:r>
+        <w:rPr>
+          <w:rFonts w:ascii="Arial" w:hAnsi="Arial" w:cs="Arial"/>
+          <w:sz w:val="18"/>
+        </w:rPr>
+        <w:t xml:space="preserve">, OpenSearch </w:t>
+      </w:r>
+      <w:r>
+        <w:rPr>
+          <w:rStyle w:val="Strong"/>
+          <w:rFonts w:ascii="Arial" w:hAnsi="Arial" w:cs="Arial"/>
+          <w:sz w:val="18"/>
+        </w:rPr>
+        <w:t>v1.x–v2.x</w:t>
+      </w:r>
+      <w:r>
+        <w:rPr>
+          <w:rFonts w:ascii="Arial" w:hAnsi="Arial" w:cs="Arial"/>
+          <w:sz w:val="18"/>
+        </w:rPr>
+        <w:t xml:space="preserve"> • Redshift (AWS), </w:t>
+      </w:r>
+      <w:proofErr w:type="spellStart"/>
+      <w:r>
+        <w:rPr>
+          <w:rFonts w:ascii="Arial" w:hAnsi="Arial" w:cs="Arial"/>
+          <w:sz w:val="18"/>
+        </w:rPr>
+        <w:t>BigQuery</w:t>
       </w:r>
       <w:proofErr w:type="spellEnd"/>
       <w:r>
@@ -2523,16 +2775,146 @@
           <w:rFonts w:ascii="Arial" w:hAnsi="Arial" w:cs="Arial"/>
           <w:sz w:val="18"/>
         </w:rPr>
+        <w:t xml:space="preserve"> (GCP)</w:t>
+      </w:r>
+    </w:p>
+    <w:p>
+      <w:pPr>
+        <w:pStyle w:val="NormalWeb"/>
+        <w:numPr>
+          <w:ilvl w:val="0"/>
+          <w:numId w:val="45"/>
+        </w:numPr>
+        <w:jc w:val="both"/>
+        <w:rPr>
+          <w:rFonts w:ascii="Arial" w:hAnsi="Arial" w:cs="Arial"/>
+          <w:sz w:val="18"/>
+        </w:rPr>
+      </w:pPr>
+      <w:r>
+        <w:rPr>
+          <w:rStyle w:val="Strong"/>
+          <w:rFonts w:ascii="Arial" w:hAnsi="Arial" w:cs="Arial"/>
+          <w:sz w:val="18"/>
+        </w:rPr>
+        <w:t xml:space="preserve">Cloud &amp; </w:t>
+      </w:r>
+      <w:proofErr w:type="spellStart"/>
+      <w:r>
+        <w:rPr>
+          <w:rStyle w:val="Strong"/>
+          <w:rFonts w:ascii="Arial" w:hAnsi="Arial" w:cs="Arial"/>
+          <w:sz w:val="18"/>
+        </w:rPr>
+        <w:t>DevOps</w:t>
+      </w:r>
+      <w:proofErr w:type="spellEnd"/>
+      <w:r>
+        <w:rPr>
+          <w:rFonts w:ascii="Arial" w:hAnsi="Arial" w:cs="Arial"/>
+          <w:sz w:val="18"/>
+        </w:rPr>
+        <w:t xml:space="preserve"> — </w:t>
+      </w:r>
+      <w:proofErr w:type="spellStart"/>
+      <w:r>
+        <w:rPr>
+          <w:rFonts w:ascii="Arial" w:hAnsi="Arial" w:cs="Arial"/>
+          <w:sz w:val="18"/>
+        </w:rPr>
+        <w:t>Kubernetes</w:t>
+      </w:r>
+      <w:proofErr w:type="spellEnd"/>
+      <w:r>
+        <w:rPr>
+          <w:rFonts w:ascii="Arial" w:hAnsi="Arial" w:cs="Arial"/>
+          <w:sz w:val="18"/>
+        </w:rPr>
+        <w:t xml:space="preserve"> </w:t>
+      </w:r>
+      <w:r>
+        <w:rPr>
+          <w:rStyle w:val="Strong"/>
+          <w:rFonts w:ascii="Arial" w:hAnsi="Arial" w:cs="Arial"/>
+          <w:sz w:val="18"/>
+        </w:rPr>
+        <w:t>v1.14–v1.29</w:t>
+      </w:r>
+      <w:r>
+        <w:rPr>
+          <w:rFonts w:ascii="Arial" w:hAnsi="Arial" w:cs="Arial"/>
+          <w:sz w:val="18"/>
+        </w:rPr>
         <w:t xml:space="preserve">, </w:t>
       </w:r>
       <w:proofErr w:type="spellStart"/>
       <w:r>
         <w:rPr>
+          <w:rFonts w:ascii="Arial" w:hAnsi="Arial" w:cs="Arial"/>
+          <w:sz w:val="18"/>
+        </w:rPr>
+        <w:t>Docker</w:t>
+      </w:r>
+      <w:proofErr w:type="spellEnd"/>
+      <w:r>
+        <w:rPr>
+          <w:rFonts w:ascii="Arial" w:hAnsi="Arial" w:cs="Arial"/>
+          <w:sz w:val="18"/>
+        </w:rPr>
+        <w:t xml:space="preserve"> </w:t>
+      </w:r>
+      <w:r>
+        <w:rPr>
           <w:rStyle w:val="Strong"/>
           <w:rFonts w:ascii="Arial" w:hAnsi="Arial" w:cs="Arial"/>
           <w:sz w:val="18"/>
         </w:rPr>
-        <w:t>MongoDB</w:t>
+        <w:t>v17–v24</w:t>
+      </w:r>
+      <w:r>
+        <w:rPr>
+          <w:rFonts w:ascii="Arial" w:hAnsi="Arial" w:cs="Arial"/>
+          <w:sz w:val="18"/>
+        </w:rPr>
+        <w:t xml:space="preserve">, Helm </w:t>
+      </w:r>
+      <w:r>
+        <w:rPr>
+          <w:rStyle w:val="Strong"/>
+          <w:rFonts w:ascii="Arial" w:hAnsi="Arial" w:cs="Arial"/>
+          <w:sz w:val="18"/>
+        </w:rPr>
+        <w:t>v2–v3</w:t>
+      </w:r>
+      <w:r>
+        <w:rPr>
+          <w:rFonts w:ascii="Arial" w:hAnsi="Arial" w:cs="Arial"/>
+          <w:sz w:val="18"/>
+        </w:rPr>
+        <w:t xml:space="preserve">, Argo CD </w:t>
+      </w:r>
+      <w:r>
+        <w:rPr>
+          <w:rStyle w:val="Strong"/>
+          <w:rFonts w:ascii="Arial" w:hAnsi="Arial" w:cs="Arial"/>
+          <w:sz w:val="18"/>
+        </w:rPr>
+        <w:t>v1.8–v2.x</w:t>
+      </w:r>
+      <w:r>
+        <w:rPr>
+          <w:rFonts w:ascii="Arial" w:hAnsi="Arial" w:cs="Arial"/>
+          <w:sz w:val="18"/>
+        </w:rPr>
+        <w:t xml:space="preserve">, </w:t>
+      </w:r>
+      <w:proofErr w:type="spellStart"/>
+      <w:r>
+        <w:rPr>
+          <w:rFonts w:ascii="Arial" w:hAnsi="Arial" w:cs="Arial"/>
+          <w:sz w:val="18"/>
+        </w:rPr>
+        <w:t>GitOps</w:t>
       </w:r>
       <w:proofErr w:type="spellEnd"/>
       <w:r>
@@ -2540,12 +2922,74 @@
           <w:rFonts w:ascii="Arial" w:hAnsi="Arial" w:cs="Arial"/>
           <w:sz w:val="18"/>
         </w:rPr>
+        <w:t xml:space="preserve"> practices • </w:t>
+      </w:r>
+      <w:proofErr w:type="spellStart"/>
+      <w:r>
+        <w:rPr>
+          <w:rFonts w:ascii="Arial" w:hAnsi="Arial" w:cs="Arial"/>
+          <w:sz w:val="18"/>
+        </w:rPr>
+        <w:t>Terraform</w:t>
+      </w:r>
+      <w:proofErr w:type="spellEnd"/>
+      <w:r>
+        <w:rPr>
+          <w:rFonts w:ascii="Arial" w:hAnsi="Arial" w:cs="Arial"/>
+          <w:sz w:val="18"/>
+        </w:rPr>
+        <w:t xml:space="preserve"> </w:t>
+      </w:r>
+      <w:r>
+        <w:rPr>
+          <w:rStyle w:val="Strong"/>
+          <w:rFonts w:ascii="Arial" w:hAnsi="Arial" w:cs="Arial"/>
+          <w:sz w:val="18"/>
+        </w:rPr>
+        <w:t>v0.11–v1.x</w:t>
+      </w:r>
+      <w:r>
+        <w:rPr>
+          <w:rFonts w:ascii="Arial" w:hAnsi="Arial" w:cs="Arial"/>
+          <w:sz w:val="18"/>
+        </w:rPr>
         <w:t xml:space="preserve">, </w:t>
       </w:r>
       <w:proofErr w:type="spellStart"/>
       <w:r>
         <w:rPr>
-          <w:rStyle w:val="Strong"/>
+          <w:rFonts w:ascii="Arial" w:hAnsi="Arial" w:cs="Arial"/>
+          <w:sz w:val="18"/>
+        </w:rPr>
+        <w:t>CloudFormation</w:t>
+      </w:r>
+      <w:proofErr w:type="spellEnd"/>
+      <w:r>
+        <w:rPr>
+          <w:rFonts w:ascii="Arial" w:hAnsi="Arial" w:cs="Arial"/>
+          <w:sz w:val="18"/>
+        </w:rPr>
+        <w:t xml:space="preserve"> (AWS) • AWS: EKS/ECS/EC2/Lambda/API Gateway/S3/</w:t>
+      </w:r>
+      <w:proofErr w:type="spellStart"/>
+      <w:r>
+        <w:rPr>
+          <w:rFonts w:ascii="Arial" w:hAnsi="Arial" w:cs="Arial"/>
+          <w:sz w:val="18"/>
+        </w:rPr>
+        <w:t>CloudFront</w:t>
+      </w:r>
+      <w:proofErr w:type="spellEnd"/>
+      <w:r>
+        <w:rPr>
+          <w:rFonts w:ascii="Arial" w:hAnsi="Arial" w:cs="Arial"/>
+          <w:sz w:val="18"/>
+        </w:rPr>
+        <w:t>/RDS/</w:t>
+      </w:r>
+      <w:proofErr w:type="spellStart"/>
+      <w:r>
+        <w:rPr>
           <w:rFonts w:ascii="Arial" w:hAnsi="Arial" w:cs="Arial"/>
           <w:sz w:val="18"/>
         </w:rPr>
@@ -2557,46 +3001,15 @@
           <w:rFonts w:ascii="Arial" w:hAnsi="Arial" w:cs="Arial"/>
           <w:sz w:val="18"/>
         </w:rPr>
-        <w:t xml:space="preserve"> | Queues/streams: </w:t>
-      </w:r>
-      <w:r>
-        <w:rPr>
-          <w:rStyle w:val="Strong"/>
-          <w:rFonts w:ascii="Arial" w:hAnsi="Arial" w:cs="Arial"/>
-          <w:sz w:val="18"/>
-        </w:rPr>
-        <w:t>AWS SQS/SNS</w:t>
-      </w:r>
-      <w:r>
-        <w:rPr>
-          <w:rFonts w:ascii="Arial" w:hAnsi="Arial" w:cs="Arial"/>
-          <w:sz w:val="18"/>
-        </w:rPr>
-        <w:t xml:space="preserve">, </w:t>
-      </w:r>
-      <w:r>
-        <w:rPr>
-          <w:rStyle w:val="Strong"/>
-          <w:rFonts w:ascii="Arial" w:hAnsi="Arial" w:cs="Arial"/>
-          <w:sz w:val="18"/>
-        </w:rPr>
-        <w:t>Kafka</w:t>
-      </w:r>
-      <w:r>
-        <w:rPr>
-          <w:rFonts w:ascii="Arial" w:hAnsi="Arial" w:cs="Arial"/>
-          <w:sz w:val="18"/>
-        </w:rPr>
-        <w:t xml:space="preserve">, </w:t>
+        <w:t>/</w:t>
       </w:r>
       <w:proofErr w:type="spellStart"/>
       <w:r>
         <w:rPr>
-          <w:rStyle w:val="Strong"/>
-          <w:rFonts w:ascii="Arial" w:hAnsi="Arial" w:cs="Arial"/>
-          <w:sz w:val="18"/>
-        </w:rPr>
-        <w:t>RabbitMQ</w:t>
+          <w:rFonts w:ascii="Arial" w:hAnsi="Arial" w:cs="Arial"/>
+          <w:sz w:val="18"/>
+        </w:rPr>
+        <w:t>ElastiCache</w:t>
       </w:r>
       <w:proofErr w:type="spellEnd"/>
       <w:r>
@@ -2604,16 +3017,15 @@
           <w:rFonts w:ascii="Arial" w:hAnsi="Arial" w:cs="Arial"/>
           <w:sz w:val="18"/>
         </w:rPr>
-        <w:t xml:space="preserve"> | Search: </w:t>
+        <w:t>/</w:t>
       </w:r>
       <w:proofErr w:type="spellStart"/>
       <w:r>
         <w:rPr>
-          <w:rStyle w:val="Strong"/>
-          <w:rFonts w:ascii="Arial" w:hAnsi="Arial" w:cs="Arial"/>
-          <w:sz w:val="18"/>
-        </w:rPr>
-        <w:t>Elasticsearch</w:t>
+          <w:rFonts w:ascii="Arial" w:hAnsi="Arial" w:cs="Arial"/>
+          <w:sz w:val="18"/>
+        </w:rPr>
+        <w:t>EventBridge</w:t>
       </w:r>
       <w:proofErr w:type="spellEnd"/>
       <w:r>
@@ -2621,42 +3033,11 @@
           <w:rFonts w:ascii="Arial" w:hAnsi="Arial" w:cs="Arial"/>
           <w:sz w:val="18"/>
         </w:rPr>
-        <w:t xml:space="preserve">, </w:t>
-      </w:r>
-      <w:r>
-        <w:rPr>
-          <w:rStyle w:val="Strong"/>
-          <w:rFonts w:ascii="Arial" w:hAnsi="Arial" w:cs="Arial"/>
-          <w:sz w:val="18"/>
-        </w:rPr>
-        <w:t>OpenSearch</w:t>
-      </w:r>
-      <w:r>
-        <w:rPr>
-          <w:rFonts w:ascii="Arial" w:hAnsi="Arial" w:cs="Arial"/>
-          <w:sz w:val="18"/>
-        </w:rPr>
-        <w:t xml:space="preserve"> | Analytics: </w:t>
-      </w:r>
-      <w:r>
-        <w:rPr>
-          <w:rStyle w:val="Strong"/>
-          <w:rFonts w:ascii="Arial" w:hAnsi="Arial" w:cs="Arial"/>
-          <w:sz w:val="18"/>
-        </w:rPr>
-        <w:t>Redshift</w:t>
-      </w:r>
-      <w:r>
-        <w:rPr>
-          <w:rFonts w:ascii="Arial" w:hAnsi="Arial" w:cs="Arial"/>
-          <w:sz w:val="18"/>
-        </w:rPr>
-        <w:t xml:space="preserve">, </w:t>
+        <w:t xml:space="preserve">/Step Functions/IAM • Azure: AKS, App Service, Azure SQL, Service Bus, Key Vault, Application Insights • GCP: GKE, Cloud Run, Pub/Sub, Cloud Storage, </w:t>
       </w:r>
       <w:proofErr w:type="spellStart"/>
       <w:r>
         <w:rPr>
-          <w:rStyle w:val="Strong"/>
           <w:rFonts w:ascii="Arial" w:hAnsi="Arial" w:cs="Arial"/>
           <w:sz w:val="18"/>
         </w:rPr>
@@ -2669,7 +3050,7 @@
         <w:pStyle w:val="NormalWeb"/>
         <w:numPr>
           <w:ilvl w:val="0"/>
-          <w:numId w:val="35"/>
+          <w:numId w:val="45"/>
         </w:numPr>
         <w:jc w:val="both"/>
         <w:rPr>
@@ -2677,22 +3058,69 @@
           <w:sz w:val="18"/>
         </w:rPr>
       </w:pPr>
+      <w:proofErr w:type="spellStart"/>
       <w:r>
         <w:rPr>
           <w:rStyle w:val="Strong"/>
           <w:rFonts w:ascii="Arial" w:hAnsi="Arial" w:cs="Arial"/>
           <w:sz w:val="18"/>
         </w:rPr>
-        <w:t xml:space="preserve">Cloud &amp; </w:t>
+        <w:t>Observability</w:t>
+      </w:r>
+      <w:proofErr w:type="spellEnd"/>
+      <w:r>
+        <w:rPr>
+          <w:rStyle w:val="Strong"/>
+          <w:rFonts w:ascii="Arial" w:hAnsi="Arial" w:cs="Arial"/>
+          <w:sz w:val="18"/>
+        </w:rPr>
+        <w:t>, Quality &amp; Security</w:t>
+      </w:r>
+      <w:r>
+        <w:rPr>
+          <w:rFonts w:ascii="Arial" w:hAnsi="Arial" w:cs="Arial"/>
+          <w:sz w:val="18"/>
+        </w:rPr>
+        <w:t xml:space="preserve"> — </w:t>
       </w:r>
       <w:proofErr w:type="spellStart"/>
       <w:r>
         <w:rPr>
+          <w:rFonts w:ascii="Arial" w:hAnsi="Arial" w:cs="Arial"/>
+          <w:sz w:val="18"/>
+        </w:rPr>
+        <w:t>OpenTelemetry</w:t>
+      </w:r>
+      <w:proofErr w:type="spellEnd"/>
+      <w:r>
+        <w:rPr>
+          <w:rFonts w:ascii="Arial" w:hAnsi="Arial" w:cs="Arial"/>
+          <w:sz w:val="18"/>
+        </w:rPr>
+        <w:t xml:space="preserve"> </w:t>
+      </w:r>
+      <w:r>
+        <w:rPr>
           <w:rStyle w:val="Strong"/>
           <w:rFonts w:ascii="Arial" w:hAnsi="Arial" w:cs="Arial"/>
           <w:sz w:val="18"/>
         </w:rPr>
-        <w:t>DevOps</w:t>
+        <w:t>v1.x</w:t>
+      </w:r>
+      <w:r>
+        <w:rPr>
+          <w:rFonts w:ascii="Arial" w:hAnsi="Arial" w:cs="Arial"/>
+          <w:sz w:val="18"/>
+        </w:rPr>
+        <w:t xml:space="preserve">, </w:t>
+      </w:r>
+      <w:proofErr w:type="spellStart"/>
+      <w:r>
+        <w:rPr>
+          <w:rFonts w:ascii="Arial" w:hAnsi="Arial" w:cs="Arial"/>
+          <w:sz w:val="18"/>
+        </w:rPr>
+        <w:t>Datadog</w:t>
       </w:r>
       <w:proofErr w:type="spellEnd"/>
       <w:r>
@@ -2700,7 +3128,7 @@
           <w:rFonts w:ascii="Arial" w:hAnsi="Arial" w:cs="Arial"/>
           <w:sz w:val="18"/>
         </w:rPr>
-        <w:t xml:space="preserve"> — </w:t>
+        <w:t xml:space="preserve"> Agent </w:t>
       </w:r>
       <w:r>
         <w:rPr>
@@ -2708,14 +3136,14 @@
           <w:rFonts w:ascii="Arial" w:hAnsi="Arial" w:cs="Arial"/>
           <w:sz w:val="18"/>
         </w:rPr>
-        <w:t>AWS (primary)</w:t>
-      </w:r>
-      <w:r>
-        <w:rPr>
-          <w:rFonts w:ascii="Arial" w:hAnsi="Arial" w:cs="Arial"/>
-          <w:sz w:val="18"/>
-        </w:rPr>
-        <w:t xml:space="preserve">: </w:t>
+        <w:t>v7.x</w:t>
+      </w:r>
+      <w:r>
+        <w:rPr>
+          <w:rFonts w:ascii="Arial" w:hAnsi="Arial" w:cs="Arial"/>
+          <w:sz w:val="18"/>
+        </w:rPr>
+        <w:t xml:space="preserve">, Prometheus </w:t>
       </w:r>
       <w:r>
         <w:rPr>
@@ -2723,7 +3151,7 @@
           <w:rFonts w:ascii="Arial" w:hAnsi="Arial" w:cs="Arial"/>
           <w:sz w:val="18"/>
         </w:rPr>
-        <w:t>EKS</w:t>
+        <w:t>v2.x</w:t>
       </w:r>
       <w:r>
         <w:rPr>
@@ -2732,13 +3160,44 @@
         </w:rPr>
         <w:t xml:space="preserve">, </w:t>
       </w:r>
+      <w:proofErr w:type="spellStart"/>
+      <w:r>
+        <w:rPr>
+          <w:rFonts w:ascii="Arial" w:hAnsi="Arial" w:cs="Arial"/>
+          <w:sz w:val="18"/>
+        </w:rPr>
+        <w:t>Grafana</w:t>
+      </w:r>
+      <w:proofErr w:type="spellEnd"/>
+      <w:r>
+        <w:rPr>
+          <w:rFonts w:ascii="Arial" w:hAnsi="Arial" w:cs="Arial"/>
+          <w:sz w:val="18"/>
+        </w:rPr>
+        <w:t xml:space="preserve"> </w:t>
+      </w:r>
       <w:r>
         <w:rPr>
           <w:rStyle w:val="Strong"/>
           <w:rFonts w:ascii="Arial" w:hAnsi="Arial" w:cs="Arial"/>
           <w:sz w:val="18"/>
         </w:rPr>
-        <w:t>ECS</w:t>
+        <w:t>v7–v10</w:t>
+      </w:r>
+      <w:r>
+        <w:rPr>
+          <w:rFonts w:ascii="Arial" w:hAnsi="Arial" w:cs="Arial"/>
+          <w:sz w:val="18"/>
+        </w:rPr>
+        <w:t xml:space="preserve">, ELK/EFK </w:t>
+      </w:r>
+      <w:r>
+        <w:rPr>
+          <w:rStyle w:val="Strong"/>
+          <w:rFonts w:ascii="Arial" w:hAnsi="Arial" w:cs="Arial"/>
+          <w:sz w:val="18"/>
+        </w:rPr>
+        <w:t>v6–v8</w:t>
       </w:r>
       <w:r>
         <w:rPr>
@@ -2747,20 +3206,36 @@
         </w:rPr>
         <w:t xml:space="preserve">, </w:t>
       </w:r>
+      <w:proofErr w:type="spellStart"/>
+      <w:r>
+        <w:rPr>
+          <w:rFonts w:ascii="Arial" w:hAnsi="Arial" w:cs="Arial"/>
+          <w:sz w:val="18"/>
+        </w:rPr>
+        <w:t>CloudWatch</w:t>
+      </w:r>
+      <w:proofErr w:type="spellEnd"/>
+      <w:r>
+        <w:rPr>
+          <w:rFonts w:ascii="Arial" w:hAnsi="Arial" w:cs="Arial"/>
+          <w:sz w:val="18"/>
+        </w:rPr>
+        <w:t xml:space="preserve"> (AWS) • Jest </w:t>
+      </w:r>
       <w:r>
         <w:rPr>
           <w:rStyle w:val="Strong"/>
           <w:rFonts w:ascii="Arial" w:hAnsi="Arial" w:cs="Arial"/>
           <w:sz w:val="18"/>
         </w:rPr>
-        <w:t>EC2</w:t>
-      </w:r>
-      <w:r>
-        <w:rPr>
-          <w:rFonts w:ascii="Arial" w:hAnsi="Arial" w:cs="Arial"/>
-          <w:sz w:val="18"/>
-        </w:rPr>
-        <w:t xml:space="preserve">, </w:t>
+        <w:t>v26–v29</w:t>
+      </w:r>
+      <w:r>
+        <w:rPr>
+          <w:rFonts w:ascii="Arial" w:hAnsi="Arial" w:cs="Arial"/>
+          <w:sz w:val="18"/>
+        </w:rPr>
+        <w:t xml:space="preserve">, Mocha </w:t>
       </w:r>
       <w:r>
         <w:rPr>
@@ -2768,14 +3243,14 @@
           <w:rFonts w:ascii="Arial" w:hAnsi="Arial" w:cs="Arial"/>
           <w:sz w:val="18"/>
         </w:rPr>
-        <w:t>Lambda</w:t>
-      </w:r>
-      <w:r>
-        <w:rPr>
-          <w:rFonts w:ascii="Arial" w:hAnsi="Arial" w:cs="Arial"/>
-          <w:sz w:val="18"/>
-        </w:rPr>
-        <w:t xml:space="preserve">, </w:t>
+        <w:t>v7–v10</w:t>
+      </w:r>
+      <w:r>
+        <w:rPr>
+          <w:rFonts w:ascii="Arial" w:hAnsi="Arial" w:cs="Arial"/>
+          <w:sz w:val="18"/>
+        </w:rPr>
+        <w:t xml:space="preserve">, Chai </w:t>
       </w:r>
       <w:r>
         <w:rPr>
@@ -2783,14 +3258,14 @@
           <w:rFonts w:ascii="Arial" w:hAnsi="Arial" w:cs="Arial"/>
           <w:sz w:val="18"/>
         </w:rPr>
-        <w:t>API Gateway</w:t>
-      </w:r>
-      <w:r>
-        <w:rPr>
-          <w:rFonts w:ascii="Arial" w:hAnsi="Arial" w:cs="Arial"/>
-          <w:sz w:val="18"/>
-        </w:rPr>
-        <w:t xml:space="preserve">, </w:t>
+        <w:t>v4.x</w:t>
+      </w:r>
+      <w:r>
+        <w:rPr>
+          <w:rFonts w:ascii="Arial" w:hAnsi="Arial" w:cs="Arial"/>
+          <w:sz w:val="18"/>
+        </w:rPr>
+        <w:t xml:space="preserve">, Cypress </w:t>
       </w:r>
       <w:r>
         <w:rPr>
@@ -2798,23 +3273,52 @@
           <w:rFonts w:ascii="Arial" w:hAnsi="Arial" w:cs="Arial"/>
           <w:sz w:val="18"/>
         </w:rPr>
-        <w:t>S3</w:t>
-      </w:r>
-      <w:r>
-        <w:rPr>
-          <w:rFonts w:ascii="Arial" w:hAnsi="Arial" w:cs="Arial"/>
-          <w:sz w:val="18"/>
-        </w:rPr>
-        <w:t xml:space="preserve">, </w:t>
+        <w:t>v9–v13</w:t>
+      </w:r>
+      <w:r>
+        <w:rPr>
+          <w:rFonts w:ascii="Arial" w:hAnsi="Arial" w:cs="Arial"/>
+          <w:sz w:val="18"/>
+        </w:rPr>
+        <w:t xml:space="preserve">, Playwright </w:t>
+      </w:r>
+      <w:r>
+        <w:rPr>
+          <w:rStyle w:val="Strong"/>
+          <w:rFonts w:ascii="Arial" w:hAnsi="Arial" w:cs="Arial"/>
+          <w:sz w:val="18"/>
+        </w:rPr>
+        <w:t>v1.20–v1.40</w:t>
+      </w:r>
+      <w:r>
+        <w:rPr>
+          <w:rFonts w:ascii="Arial" w:hAnsi="Arial" w:cs="Arial"/>
+          <w:sz w:val="18"/>
+        </w:rPr>
+        <w:t xml:space="preserve">, Pact-style contract testing </w:t>
+      </w:r>
+      <w:r>
+        <w:rPr>
+          <w:rStyle w:val="Strong"/>
+          <w:rFonts w:ascii="Arial" w:hAnsi="Arial" w:cs="Arial"/>
+          <w:sz w:val="18"/>
+        </w:rPr>
+        <w:t>v3–v4</w:t>
+      </w:r>
+      <w:r>
+        <w:rPr>
+          <w:rFonts w:ascii="Arial" w:hAnsi="Arial" w:cs="Arial"/>
+          <w:sz w:val="18"/>
+        </w:rPr>
+        <w:t xml:space="preserve"> • OAuth2/OIDC, JWT, </w:t>
       </w:r>
       <w:proofErr w:type="spellStart"/>
       <w:r>
         <w:rPr>
-          <w:rStyle w:val="Strong"/>
-          <w:rFonts w:ascii="Arial" w:hAnsi="Arial" w:cs="Arial"/>
-          <w:sz w:val="18"/>
-        </w:rPr>
-        <w:t>CloudFront</w:t>
+          <w:rFonts w:ascii="Arial" w:hAnsi="Arial" w:cs="Arial"/>
+          <w:sz w:val="18"/>
+        </w:rPr>
+        <w:t>Okta</w:t>
       </w:r>
       <w:proofErr w:type="spellEnd"/>
       <w:r>
@@ -2822,31 +3326,15 @@
           <w:rFonts w:ascii="Arial" w:hAnsi="Arial" w:cs="Arial"/>
           <w:sz w:val="18"/>
         </w:rPr>
-        <w:t xml:space="preserve">, </w:t>
-      </w:r>
-      <w:r>
-        <w:rPr>
-          <w:rStyle w:val="Strong"/>
-          <w:rFonts w:ascii="Arial" w:hAnsi="Arial" w:cs="Arial"/>
-          <w:sz w:val="18"/>
-        </w:rPr>
-        <w:t>RDS</w:t>
-      </w:r>
-      <w:r>
-        <w:rPr>
-          <w:rFonts w:ascii="Arial" w:hAnsi="Arial" w:cs="Arial"/>
-          <w:sz w:val="18"/>
-        </w:rPr>
-        <w:t xml:space="preserve">, </w:t>
+        <w:t>/Auth0/</w:t>
       </w:r>
       <w:proofErr w:type="spellStart"/>
       <w:r>
         <w:rPr>
-          <w:rStyle w:val="Strong"/>
-          <w:rFonts w:ascii="Arial" w:hAnsi="Arial" w:cs="Arial"/>
-          <w:sz w:val="18"/>
-        </w:rPr>
-        <w:t>DynamoDB</w:t>
+          <w:rFonts w:ascii="Arial" w:hAnsi="Arial" w:cs="Arial"/>
+          <w:sz w:val="18"/>
+        </w:rPr>
+        <w:t>Cognito</w:t>
       </w:r>
       <w:proofErr w:type="spellEnd"/>
       <w:r>
@@ -2854,822 +3342,7 @@
           <w:rFonts w:ascii="Arial" w:hAnsi="Arial" w:cs="Arial"/>
           <w:sz w:val="18"/>
         </w:rPr>
-        <w:t xml:space="preserve">, </w:t>
-      </w:r>
-      <w:proofErr w:type="spellStart"/>
-      <w:r>
-        <w:rPr>
-          <w:rStyle w:val="Strong"/>
-          <w:rFonts w:ascii="Arial" w:hAnsi="Arial" w:cs="Arial"/>
-          <w:sz w:val="18"/>
-        </w:rPr>
-        <w:t>ElastiCache</w:t>
-      </w:r>
-      <w:proofErr w:type="spellEnd"/>
-      <w:r>
-        <w:rPr>
-          <w:rFonts w:ascii="Arial" w:hAnsi="Arial" w:cs="Arial"/>
-          <w:sz w:val="18"/>
-        </w:rPr>
-        <w:t xml:space="preserve">, </w:t>
-      </w:r>
-      <w:proofErr w:type="spellStart"/>
-      <w:r>
-        <w:rPr>
-          <w:rStyle w:val="Strong"/>
-          <w:rFonts w:ascii="Arial" w:hAnsi="Arial" w:cs="Arial"/>
-          <w:sz w:val="18"/>
-        </w:rPr>
-        <w:t>EventBridge</w:t>
-      </w:r>
-      <w:proofErr w:type="spellEnd"/>
-      <w:r>
-        <w:rPr>
-          <w:rFonts w:ascii="Arial" w:hAnsi="Arial" w:cs="Arial"/>
-          <w:sz w:val="18"/>
-        </w:rPr>
-        <w:t xml:space="preserve">, </w:t>
-      </w:r>
-      <w:r>
-        <w:rPr>
-          <w:rStyle w:val="Strong"/>
-          <w:rFonts w:ascii="Arial" w:hAnsi="Arial" w:cs="Arial"/>
-          <w:sz w:val="18"/>
-        </w:rPr>
-        <w:t>Step Functions</w:t>
-      </w:r>
-      <w:r>
-        <w:rPr>
-          <w:rFonts w:ascii="Arial" w:hAnsi="Arial" w:cs="Arial"/>
-          <w:sz w:val="18"/>
-        </w:rPr>
-        <w:t xml:space="preserve">, </w:t>
-      </w:r>
-      <w:r>
-        <w:rPr>
-          <w:rStyle w:val="Strong"/>
-          <w:rFonts w:ascii="Arial" w:hAnsi="Arial" w:cs="Arial"/>
-          <w:sz w:val="18"/>
-        </w:rPr>
-        <w:t>IAM</w:t>
-      </w:r>
-      <w:r>
-        <w:rPr>
-          <w:rFonts w:ascii="Arial" w:hAnsi="Arial" w:cs="Arial"/>
-          <w:sz w:val="18"/>
-        </w:rPr>
-        <w:t xml:space="preserve"> | Azure: </w:t>
-      </w:r>
-      <w:r>
-        <w:rPr>
-          <w:rStyle w:val="Strong"/>
-          <w:rFonts w:ascii="Arial" w:hAnsi="Arial" w:cs="Arial"/>
-          <w:sz w:val="18"/>
-        </w:rPr>
-        <w:t>AKS</w:t>
-      </w:r>
-      <w:r>
-        <w:rPr>
-          <w:rFonts w:ascii="Arial" w:hAnsi="Arial" w:cs="Arial"/>
-          <w:sz w:val="18"/>
-        </w:rPr>
-        <w:t xml:space="preserve">, </w:t>
-      </w:r>
-      <w:r>
-        <w:rPr>
-          <w:rStyle w:val="Strong"/>
-          <w:rFonts w:ascii="Arial" w:hAnsi="Arial" w:cs="Arial"/>
-          <w:sz w:val="18"/>
-        </w:rPr>
-        <w:t>App Service</w:t>
-      </w:r>
-      <w:r>
-        <w:rPr>
-          <w:rFonts w:ascii="Arial" w:hAnsi="Arial" w:cs="Arial"/>
-          <w:sz w:val="18"/>
-        </w:rPr>
-        <w:t xml:space="preserve">, </w:t>
-      </w:r>
-      <w:r>
-        <w:rPr>
-          <w:rStyle w:val="Strong"/>
-          <w:rFonts w:ascii="Arial" w:hAnsi="Arial" w:cs="Arial"/>
-          <w:sz w:val="18"/>
-        </w:rPr>
-        <w:t>Azure SQL</w:t>
-      </w:r>
-      <w:r>
-        <w:rPr>
-          <w:rFonts w:ascii="Arial" w:hAnsi="Arial" w:cs="Arial"/>
-          <w:sz w:val="18"/>
-        </w:rPr>
-        <w:t xml:space="preserve">, </w:t>
-      </w:r>
-      <w:r>
-        <w:rPr>
-          <w:rStyle w:val="Strong"/>
-          <w:rFonts w:ascii="Arial" w:hAnsi="Arial" w:cs="Arial"/>
-          <w:sz w:val="18"/>
-        </w:rPr>
-        <w:t>Service Bus</w:t>
-      </w:r>
-      <w:r>
-        <w:rPr>
-          <w:rFonts w:ascii="Arial" w:hAnsi="Arial" w:cs="Arial"/>
-          <w:sz w:val="18"/>
-        </w:rPr>
-        <w:t xml:space="preserve">, </w:t>
-      </w:r>
-      <w:r>
-        <w:rPr>
-          <w:rStyle w:val="Strong"/>
-          <w:rFonts w:ascii="Arial" w:hAnsi="Arial" w:cs="Arial"/>
-          <w:sz w:val="18"/>
-        </w:rPr>
-        <w:t>Key Vault</w:t>
-      </w:r>
-      <w:r>
-        <w:rPr>
-          <w:rFonts w:ascii="Arial" w:hAnsi="Arial" w:cs="Arial"/>
-          <w:sz w:val="18"/>
-        </w:rPr>
-        <w:t xml:space="preserve">, </w:t>
-      </w:r>
-      <w:r>
-        <w:rPr>
-          <w:rStyle w:val="Strong"/>
-          <w:rFonts w:ascii="Arial" w:hAnsi="Arial" w:cs="Arial"/>
-          <w:sz w:val="18"/>
-        </w:rPr>
-        <w:t>Application Insights</w:t>
-      </w:r>
-      <w:r>
-        <w:rPr>
-          <w:rFonts w:ascii="Arial" w:hAnsi="Arial" w:cs="Arial"/>
-          <w:sz w:val="18"/>
-        </w:rPr>
-        <w:t xml:space="preserve"> | GCP: </w:t>
-      </w:r>
-      <w:r>
-        <w:rPr>
-          <w:rStyle w:val="Strong"/>
-          <w:rFonts w:ascii="Arial" w:hAnsi="Arial" w:cs="Arial"/>
-          <w:sz w:val="18"/>
-        </w:rPr>
-        <w:t>GKE</w:t>
-      </w:r>
-      <w:r>
-        <w:rPr>
-          <w:rFonts w:ascii="Arial" w:hAnsi="Arial" w:cs="Arial"/>
-          <w:sz w:val="18"/>
-        </w:rPr>
-        <w:t xml:space="preserve">, </w:t>
-      </w:r>
-      <w:r>
-        <w:rPr>
-          <w:rStyle w:val="Strong"/>
-          <w:rFonts w:ascii="Arial" w:hAnsi="Arial" w:cs="Arial"/>
-          <w:sz w:val="18"/>
-        </w:rPr>
-        <w:t>Cloud Run</w:t>
-      </w:r>
-      <w:r>
-        <w:rPr>
-          <w:rFonts w:ascii="Arial" w:hAnsi="Arial" w:cs="Arial"/>
-          <w:sz w:val="18"/>
-        </w:rPr>
-        <w:t xml:space="preserve">, </w:t>
-      </w:r>
-      <w:r>
-        <w:rPr>
-          <w:rStyle w:val="Strong"/>
-          <w:rFonts w:ascii="Arial" w:hAnsi="Arial" w:cs="Arial"/>
-          <w:sz w:val="18"/>
-        </w:rPr>
-        <w:t>Pub/Sub</w:t>
-      </w:r>
-      <w:r>
-        <w:rPr>
-          <w:rFonts w:ascii="Arial" w:hAnsi="Arial" w:cs="Arial"/>
-          <w:sz w:val="18"/>
-        </w:rPr>
-        <w:t xml:space="preserve">, </w:t>
-      </w:r>
-      <w:r>
-        <w:rPr>
-          <w:rStyle w:val="Strong"/>
-          <w:rFonts w:ascii="Arial" w:hAnsi="Arial" w:cs="Arial"/>
-          <w:sz w:val="18"/>
-        </w:rPr>
-        <w:t>Cloud Storage</w:t>
-      </w:r>
-      <w:r>
-        <w:rPr>
-          <w:rFonts w:ascii="Arial" w:hAnsi="Arial" w:cs="Arial"/>
-          <w:sz w:val="18"/>
-        </w:rPr>
-        <w:t xml:space="preserve">, </w:t>
-      </w:r>
-      <w:proofErr w:type="spellStart"/>
-      <w:r>
-        <w:rPr>
-          <w:rStyle w:val="Strong"/>
-          <w:rFonts w:ascii="Arial" w:hAnsi="Arial" w:cs="Arial"/>
-          <w:sz w:val="18"/>
-        </w:rPr>
-        <w:t>BigQuery</w:t>
-      </w:r>
-      <w:proofErr w:type="spellEnd"/>
-      <w:r>
-        <w:rPr>
-          <w:rFonts w:ascii="Arial" w:hAnsi="Arial" w:cs="Arial"/>
-          <w:sz w:val="18"/>
-        </w:rPr>
-        <w:t xml:space="preserve"> (consumer/integrator) | </w:t>
-      </w:r>
-      <w:proofErr w:type="spellStart"/>
-      <w:r>
-        <w:rPr>
-          <w:rStyle w:val="Strong"/>
-          <w:rFonts w:ascii="Arial" w:hAnsi="Arial" w:cs="Arial"/>
-          <w:sz w:val="18"/>
-        </w:rPr>
-        <w:t>Docker</w:t>
-      </w:r>
-      <w:proofErr w:type="spellEnd"/>
-      <w:r>
-        <w:rPr>
-          <w:rFonts w:ascii="Arial" w:hAnsi="Arial" w:cs="Arial"/>
-          <w:sz w:val="18"/>
-        </w:rPr>
-        <w:t xml:space="preserve">, </w:t>
-      </w:r>
-      <w:proofErr w:type="spellStart"/>
-      <w:r>
-        <w:rPr>
-          <w:rStyle w:val="Strong"/>
-          <w:rFonts w:ascii="Arial" w:hAnsi="Arial" w:cs="Arial"/>
-          <w:sz w:val="18"/>
-        </w:rPr>
-        <w:t>Kubernetes</w:t>
-      </w:r>
-      <w:proofErr w:type="spellEnd"/>
-      <w:r>
-        <w:rPr>
-          <w:rFonts w:ascii="Arial" w:hAnsi="Arial" w:cs="Arial"/>
-          <w:sz w:val="18"/>
-        </w:rPr>
-        <w:t xml:space="preserve">, </w:t>
-      </w:r>
-      <w:r>
-        <w:rPr>
-          <w:rStyle w:val="Strong"/>
-          <w:rFonts w:ascii="Arial" w:hAnsi="Arial" w:cs="Arial"/>
-          <w:sz w:val="18"/>
-        </w:rPr>
-        <w:t>Helm</w:t>
-      </w:r>
-      <w:r>
-        <w:rPr>
-          <w:rFonts w:ascii="Arial" w:hAnsi="Arial" w:cs="Arial"/>
-          <w:sz w:val="18"/>
-        </w:rPr>
-        <w:t xml:space="preserve">, </w:t>
-      </w:r>
-      <w:r>
-        <w:rPr>
-          <w:rStyle w:val="Strong"/>
-          <w:rFonts w:ascii="Arial" w:hAnsi="Arial" w:cs="Arial"/>
-          <w:sz w:val="18"/>
-        </w:rPr>
-        <w:t>Argo CD</w:t>
-      </w:r>
-      <w:r>
-        <w:rPr>
-          <w:rFonts w:ascii="Arial" w:hAnsi="Arial" w:cs="Arial"/>
-          <w:sz w:val="18"/>
-        </w:rPr>
-        <w:t xml:space="preserve">, </w:t>
-      </w:r>
-      <w:proofErr w:type="spellStart"/>
-      <w:r>
-        <w:rPr>
-          <w:rStyle w:val="Strong"/>
-          <w:rFonts w:ascii="Arial" w:hAnsi="Arial" w:cs="Arial"/>
-          <w:sz w:val="18"/>
-        </w:rPr>
-        <w:t>GitOps</w:t>
-      </w:r>
-      <w:proofErr w:type="spellEnd"/>
-      <w:r>
-        <w:rPr>
-          <w:rFonts w:ascii="Arial" w:hAnsi="Arial" w:cs="Arial"/>
-          <w:sz w:val="18"/>
-        </w:rPr>
-        <w:t xml:space="preserve">, </w:t>
-      </w:r>
-      <w:proofErr w:type="spellStart"/>
-      <w:r>
-        <w:rPr>
-          <w:rStyle w:val="Strong"/>
-          <w:rFonts w:ascii="Arial" w:hAnsi="Arial" w:cs="Arial"/>
-          <w:sz w:val="18"/>
-        </w:rPr>
-        <w:t>Terraform</w:t>
-      </w:r>
-      <w:proofErr w:type="spellEnd"/>
-      <w:r>
-        <w:rPr>
-          <w:rFonts w:ascii="Arial" w:hAnsi="Arial" w:cs="Arial"/>
-          <w:sz w:val="18"/>
-        </w:rPr>
-        <w:t xml:space="preserve">, </w:t>
-      </w:r>
-      <w:proofErr w:type="spellStart"/>
-      <w:r>
-        <w:rPr>
-          <w:rStyle w:val="Strong"/>
-          <w:rFonts w:ascii="Arial" w:hAnsi="Arial" w:cs="Arial"/>
-          <w:sz w:val="18"/>
-        </w:rPr>
-        <w:t>CloudFormation</w:t>
-      </w:r>
-      <w:proofErr w:type="spellEnd"/>
-      <w:r>
-        <w:rPr>
-          <w:rFonts w:ascii="Arial" w:hAnsi="Arial" w:cs="Arial"/>
-          <w:sz w:val="18"/>
-        </w:rPr>
-        <w:t xml:space="preserve"> | CI/CD: </w:t>
-      </w:r>
-      <w:proofErr w:type="spellStart"/>
-      <w:r>
-        <w:rPr>
-          <w:rStyle w:val="Strong"/>
-          <w:rFonts w:ascii="Arial" w:hAnsi="Arial" w:cs="Arial"/>
-          <w:sz w:val="18"/>
-        </w:rPr>
-        <w:t>GitHub</w:t>
-      </w:r>
-      <w:proofErr w:type="spellEnd"/>
-      <w:r>
-        <w:rPr>
-          <w:rStyle w:val="Strong"/>
-          <w:rFonts w:ascii="Arial" w:hAnsi="Arial" w:cs="Arial"/>
-          <w:sz w:val="18"/>
-        </w:rPr>
-        <w:t xml:space="preserve"> Actions</w:t>
-      </w:r>
-      <w:r>
-        <w:rPr>
-          <w:rFonts w:ascii="Arial" w:hAnsi="Arial" w:cs="Arial"/>
-          <w:sz w:val="18"/>
-        </w:rPr>
-        <w:t xml:space="preserve">, </w:t>
-      </w:r>
-      <w:proofErr w:type="spellStart"/>
-      <w:r>
-        <w:rPr>
-          <w:rStyle w:val="Strong"/>
-          <w:rFonts w:ascii="Arial" w:hAnsi="Arial" w:cs="Arial"/>
-          <w:sz w:val="18"/>
-        </w:rPr>
-        <w:t>GitLab</w:t>
-      </w:r>
-      <w:proofErr w:type="spellEnd"/>
-      <w:r>
-        <w:rPr>
-          <w:rStyle w:val="Strong"/>
-          <w:rFonts w:ascii="Arial" w:hAnsi="Arial" w:cs="Arial"/>
-          <w:sz w:val="18"/>
-        </w:rPr>
-        <w:t xml:space="preserve"> CI</w:t>
-      </w:r>
-      <w:r>
-        <w:rPr>
-          <w:rFonts w:ascii="Arial" w:hAnsi="Arial" w:cs="Arial"/>
-          <w:sz w:val="18"/>
-        </w:rPr>
-        <w:t xml:space="preserve">, </w:t>
-      </w:r>
-      <w:r>
-        <w:rPr>
-          <w:rStyle w:val="Strong"/>
-          <w:rFonts w:ascii="Arial" w:hAnsi="Arial" w:cs="Arial"/>
-          <w:sz w:val="18"/>
-        </w:rPr>
-        <w:t>Jenkins</w:t>
-      </w:r>
-      <w:r>
-        <w:rPr>
-          <w:rFonts w:ascii="Arial" w:hAnsi="Arial" w:cs="Arial"/>
-          <w:sz w:val="18"/>
-        </w:rPr>
-        <w:t xml:space="preserve">, </w:t>
-      </w:r>
-      <w:r>
-        <w:rPr>
-          <w:rStyle w:val="Strong"/>
-          <w:rFonts w:ascii="Arial" w:hAnsi="Arial" w:cs="Arial"/>
-          <w:sz w:val="18"/>
-        </w:rPr>
-        <w:t xml:space="preserve">Azure </w:t>
-      </w:r>
-      <w:proofErr w:type="spellStart"/>
-      <w:r>
-        <w:rPr>
-          <w:rStyle w:val="Strong"/>
-          <w:rFonts w:ascii="Arial" w:hAnsi="Arial" w:cs="Arial"/>
-          <w:sz w:val="18"/>
-        </w:rPr>
-        <w:t>DevOps</w:t>
-      </w:r>
-      <w:proofErr w:type="spellEnd"/>
-      <w:r>
-        <w:rPr>
-          <w:rFonts w:ascii="Arial" w:hAnsi="Arial" w:cs="Arial"/>
-          <w:sz w:val="18"/>
-        </w:rPr>
-        <w:t xml:space="preserve">, </w:t>
-      </w:r>
-      <w:proofErr w:type="spellStart"/>
-      <w:r>
-        <w:rPr>
-          <w:rStyle w:val="Strong"/>
-          <w:rFonts w:ascii="Arial" w:hAnsi="Arial" w:cs="Arial"/>
-          <w:sz w:val="18"/>
-        </w:rPr>
-        <w:t>CircleCI</w:t>
-      </w:r>
-      <w:proofErr w:type="spellEnd"/>
-    </w:p>
-    <w:p>
-      <w:pPr>
-        <w:pStyle w:val="NormalWeb"/>
-        <w:numPr>
-          <w:ilvl w:val="0"/>
-          <w:numId w:val="35"/>
-        </w:numPr>
-        <w:jc w:val="both"/>
-        <w:rPr>
-          <w:rFonts w:ascii="Arial" w:hAnsi="Arial" w:cs="Arial"/>
-          <w:sz w:val="18"/>
-        </w:rPr>
-      </w:pPr>
-      <w:proofErr w:type="spellStart"/>
-      <w:r>
-        <w:rPr>
-          <w:rStyle w:val="Strong"/>
-          <w:rFonts w:ascii="Arial" w:hAnsi="Arial" w:cs="Arial"/>
-          <w:sz w:val="18"/>
-        </w:rPr>
-        <w:t>Observability</w:t>
-      </w:r>
-      <w:proofErr w:type="spellEnd"/>
-      <w:r>
-        <w:rPr>
-          <w:rStyle w:val="Strong"/>
-          <w:rFonts w:ascii="Arial" w:hAnsi="Arial" w:cs="Arial"/>
-          <w:sz w:val="18"/>
-        </w:rPr>
-        <w:t>, Quality &amp; Security</w:t>
-      </w:r>
-      <w:r>
-        <w:rPr>
-          <w:rFonts w:ascii="Arial" w:hAnsi="Arial" w:cs="Arial"/>
-          <w:sz w:val="18"/>
-        </w:rPr>
-        <w:t xml:space="preserve"> — </w:t>
-      </w:r>
-      <w:proofErr w:type="spellStart"/>
-      <w:r>
-        <w:rPr>
-          <w:rStyle w:val="Strong"/>
-          <w:rFonts w:ascii="Arial" w:hAnsi="Arial" w:cs="Arial"/>
-          <w:sz w:val="18"/>
-        </w:rPr>
-        <w:t>OpenTelemetry</w:t>
-      </w:r>
-      <w:proofErr w:type="spellEnd"/>
-      <w:r>
-        <w:rPr>
-          <w:rFonts w:ascii="Arial" w:hAnsi="Arial" w:cs="Arial"/>
-          <w:sz w:val="18"/>
-        </w:rPr>
-        <w:t xml:space="preserve">, </w:t>
-      </w:r>
-      <w:proofErr w:type="spellStart"/>
-      <w:r>
-        <w:rPr>
-          <w:rStyle w:val="Strong"/>
-          <w:rFonts w:ascii="Arial" w:hAnsi="Arial" w:cs="Arial"/>
-          <w:sz w:val="18"/>
-        </w:rPr>
-        <w:t>Datadog</w:t>
-      </w:r>
-      <w:proofErr w:type="spellEnd"/>
-      <w:r>
-        <w:rPr>
-          <w:rFonts w:ascii="Arial" w:hAnsi="Arial" w:cs="Arial"/>
-          <w:sz w:val="18"/>
-        </w:rPr>
-        <w:t xml:space="preserve">, </w:t>
-      </w:r>
-      <w:r>
-        <w:rPr>
-          <w:rStyle w:val="Strong"/>
-          <w:rFonts w:ascii="Arial" w:hAnsi="Arial" w:cs="Arial"/>
-          <w:sz w:val="18"/>
-        </w:rPr>
-        <w:t>Prometheus</w:t>
-      </w:r>
-      <w:r>
-        <w:rPr>
-          <w:rFonts w:ascii="Arial" w:hAnsi="Arial" w:cs="Arial"/>
-          <w:sz w:val="18"/>
-        </w:rPr>
-        <w:t xml:space="preserve">, </w:t>
-      </w:r>
-      <w:proofErr w:type="spellStart"/>
-      <w:r>
-        <w:rPr>
-          <w:rStyle w:val="Strong"/>
-          <w:rFonts w:ascii="Arial" w:hAnsi="Arial" w:cs="Arial"/>
-          <w:sz w:val="18"/>
-        </w:rPr>
-        <w:t>Grafana</w:t>
-      </w:r>
-      <w:proofErr w:type="spellEnd"/>
-      <w:r>
-        <w:rPr>
-          <w:rFonts w:ascii="Arial" w:hAnsi="Arial" w:cs="Arial"/>
-          <w:sz w:val="18"/>
-        </w:rPr>
-        <w:t xml:space="preserve">, </w:t>
-      </w:r>
-      <w:r>
-        <w:rPr>
-          <w:rStyle w:val="Strong"/>
-          <w:rFonts w:ascii="Arial" w:hAnsi="Arial" w:cs="Arial"/>
-          <w:sz w:val="18"/>
-        </w:rPr>
-        <w:t>ELK/EFK</w:t>
-      </w:r>
-      <w:r>
-        <w:rPr>
-          <w:rFonts w:ascii="Arial" w:hAnsi="Arial" w:cs="Arial"/>
-          <w:sz w:val="18"/>
-        </w:rPr>
-        <w:t xml:space="preserve">, </w:t>
-      </w:r>
-      <w:proofErr w:type="spellStart"/>
-      <w:r>
-        <w:rPr>
-          <w:rStyle w:val="Strong"/>
-          <w:rFonts w:ascii="Arial" w:hAnsi="Arial" w:cs="Arial"/>
-          <w:sz w:val="18"/>
-        </w:rPr>
-        <w:t>CloudWatch</w:t>
-      </w:r>
-      <w:proofErr w:type="spellEnd"/>
-      <w:r>
-        <w:rPr>
-          <w:rFonts w:ascii="Arial" w:hAnsi="Arial" w:cs="Arial"/>
-          <w:sz w:val="18"/>
-        </w:rPr>
-        <w:t xml:space="preserve">, structured logging | Testing: </w:t>
-      </w:r>
-      <w:r>
-        <w:rPr>
-          <w:rStyle w:val="Strong"/>
-          <w:rFonts w:ascii="Arial" w:hAnsi="Arial" w:cs="Arial"/>
-          <w:sz w:val="18"/>
-        </w:rPr>
-        <w:t>Jest</w:t>
-      </w:r>
-      <w:r>
-        <w:rPr>
-          <w:rFonts w:ascii="Arial" w:hAnsi="Arial" w:cs="Arial"/>
-          <w:sz w:val="18"/>
-        </w:rPr>
-        <w:t xml:space="preserve">, </w:t>
-      </w:r>
-      <w:r>
-        <w:rPr>
-          <w:rStyle w:val="Strong"/>
-          <w:rFonts w:ascii="Arial" w:hAnsi="Arial" w:cs="Arial"/>
-          <w:sz w:val="18"/>
-        </w:rPr>
-        <w:t>Mocha</w:t>
-      </w:r>
-      <w:r>
-        <w:rPr>
-          <w:rFonts w:ascii="Arial" w:hAnsi="Arial" w:cs="Arial"/>
-          <w:sz w:val="18"/>
-        </w:rPr>
-        <w:t xml:space="preserve">, </w:t>
-      </w:r>
-      <w:r>
-        <w:rPr>
-          <w:rStyle w:val="Strong"/>
-          <w:rFonts w:ascii="Arial" w:hAnsi="Arial" w:cs="Arial"/>
-          <w:sz w:val="18"/>
-        </w:rPr>
-        <w:t>Chai</w:t>
-      </w:r>
-      <w:r>
-        <w:rPr>
-          <w:rFonts w:ascii="Arial" w:hAnsi="Arial" w:cs="Arial"/>
-          <w:sz w:val="18"/>
-        </w:rPr>
-        <w:t xml:space="preserve">, </w:t>
-      </w:r>
-      <w:r>
-        <w:rPr>
-          <w:rStyle w:val="Strong"/>
-          <w:rFonts w:ascii="Arial" w:hAnsi="Arial" w:cs="Arial"/>
-          <w:sz w:val="18"/>
-        </w:rPr>
-        <w:t>React Testing Library</w:t>
-      </w:r>
-      <w:r>
-        <w:rPr>
-          <w:rFonts w:ascii="Arial" w:hAnsi="Arial" w:cs="Arial"/>
-          <w:sz w:val="18"/>
-        </w:rPr>
-        <w:t xml:space="preserve">, </w:t>
-      </w:r>
-      <w:r>
-        <w:rPr>
-          <w:rStyle w:val="Strong"/>
-          <w:rFonts w:ascii="Arial" w:hAnsi="Arial" w:cs="Arial"/>
-          <w:sz w:val="18"/>
-        </w:rPr>
-        <w:t>Cypress</w:t>
-      </w:r>
-      <w:r>
-        <w:rPr>
-          <w:rFonts w:ascii="Arial" w:hAnsi="Arial" w:cs="Arial"/>
-          <w:sz w:val="18"/>
-        </w:rPr>
-        <w:t xml:space="preserve">, </w:t>
-      </w:r>
-      <w:r>
-        <w:rPr>
-          <w:rStyle w:val="Strong"/>
-          <w:rFonts w:ascii="Arial" w:hAnsi="Arial" w:cs="Arial"/>
-          <w:sz w:val="18"/>
-        </w:rPr>
-        <w:t>Playwright</w:t>
-      </w:r>
-      <w:r>
-        <w:rPr>
-          <w:rFonts w:ascii="Arial" w:hAnsi="Arial" w:cs="Arial"/>
-          <w:sz w:val="18"/>
-        </w:rPr>
-        <w:t xml:space="preserve">, </w:t>
-      </w:r>
-      <w:r>
-        <w:rPr>
-          <w:rStyle w:val="Strong"/>
-          <w:rFonts w:ascii="Arial" w:hAnsi="Arial" w:cs="Arial"/>
-          <w:sz w:val="18"/>
-        </w:rPr>
-        <w:t>API contract tests (Pact-style)</w:t>
-      </w:r>
-      <w:r>
-        <w:rPr>
-          <w:rFonts w:ascii="Arial" w:hAnsi="Arial" w:cs="Arial"/>
-          <w:sz w:val="18"/>
-        </w:rPr>
-        <w:t xml:space="preserve"> | Security: </w:t>
-      </w:r>
-      <w:r>
-        <w:rPr>
-          <w:rStyle w:val="Strong"/>
-          <w:rFonts w:ascii="Arial" w:hAnsi="Arial" w:cs="Arial"/>
-          <w:sz w:val="18"/>
-        </w:rPr>
-        <w:t>OAuth2</w:t>
-      </w:r>
-      <w:r>
-        <w:rPr>
-          <w:rFonts w:ascii="Arial" w:hAnsi="Arial" w:cs="Arial"/>
-          <w:sz w:val="18"/>
-        </w:rPr>
-        <w:t xml:space="preserve">, </w:t>
-      </w:r>
-      <w:proofErr w:type="spellStart"/>
-      <w:r>
-        <w:rPr>
-          <w:rStyle w:val="Strong"/>
-          <w:rFonts w:ascii="Arial" w:hAnsi="Arial" w:cs="Arial"/>
-          <w:sz w:val="18"/>
-        </w:rPr>
-        <w:t>OpenID</w:t>
-      </w:r>
-      <w:proofErr w:type="spellEnd"/>
-      <w:r>
-        <w:rPr>
-          <w:rStyle w:val="Strong"/>
-          <w:rFonts w:ascii="Arial" w:hAnsi="Arial" w:cs="Arial"/>
-          <w:sz w:val="18"/>
-        </w:rPr>
-        <w:t xml:space="preserve"> Connect</w:t>
-      </w:r>
-      <w:r>
-        <w:rPr>
-          <w:rFonts w:ascii="Arial" w:hAnsi="Arial" w:cs="Arial"/>
-          <w:sz w:val="18"/>
-        </w:rPr>
-        <w:t xml:space="preserve">, </w:t>
-      </w:r>
-      <w:r>
-        <w:rPr>
-          <w:rStyle w:val="Strong"/>
-          <w:rFonts w:ascii="Arial" w:hAnsi="Arial" w:cs="Arial"/>
-          <w:sz w:val="18"/>
-        </w:rPr>
-        <w:t>JWT</w:t>
-      </w:r>
-      <w:r>
-        <w:rPr>
-          <w:rFonts w:ascii="Arial" w:hAnsi="Arial" w:cs="Arial"/>
-          <w:sz w:val="18"/>
-        </w:rPr>
-        <w:t xml:space="preserve">, </w:t>
-      </w:r>
-      <w:proofErr w:type="spellStart"/>
-      <w:r>
-        <w:rPr>
-          <w:rStyle w:val="Strong"/>
-          <w:rFonts w:ascii="Arial" w:hAnsi="Arial" w:cs="Arial"/>
-          <w:sz w:val="18"/>
-        </w:rPr>
-        <w:t>Okta</w:t>
-      </w:r>
-      <w:proofErr w:type="spellEnd"/>
-      <w:r>
-        <w:rPr>
-          <w:rFonts w:ascii="Arial" w:hAnsi="Arial" w:cs="Arial"/>
-          <w:sz w:val="18"/>
-        </w:rPr>
-        <w:t xml:space="preserve">, </w:t>
-      </w:r>
-      <w:r>
-        <w:rPr>
-          <w:rStyle w:val="Strong"/>
-          <w:rFonts w:ascii="Arial" w:hAnsi="Arial" w:cs="Arial"/>
-          <w:sz w:val="18"/>
-        </w:rPr>
-        <w:t>Auth0</w:t>
-      </w:r>
-      <w:r>
-        <w:rPr>
-          <w:rFonts w:ascii="Arial" w:hAnsi="Arial" w:cs="Arial"/>
-          <w:sz w:val="18"/>
-        </w:rPr>
-        <w:t xml:space="preserve">, </w:t>
-      </w:r>
-      <w:r>
-        <w:rPr>
-          <w:rStyle w:val="Strong"/>
-          <w:rFonts w:ascii="Arial" w:hAnsi="Arial" w:cs="Arial"/>
-          <w:sz w:val="18"/>
-        </w:rPr>
-        <w:t xml:space="preserve">AWS </w:t>
-      </w:r>
-      <w:proofErr w:type="spellStart"/>
-      <w:r>
-        <w:rPr>
-          <w:rStyle w:val="Strong"/>
-          <w:rFonts w:ascii="Arial" w:hAnsi="Arial" w:cs="Arial"/>
-          <w:sz w:val="18"/>
-        </w:rPr>
-        <w:t>Cognito</w:t>
-      </w:r>
-      <w:proofErr w:type="spellEnd"/>
-      <w:r>
-        <w:rPr>
-          <w:rFonts w:ascii="Arial" w:hAnsi="Arial" w:cs="Arial"/>
-          <w:sz w:val="18"/>
-        </w:rPr>
-        <w:t xml:space="preserve">, rate limiting, </w:t>
-      </w:r>
-      <w:r>
-        <w:rPr>
-          <w:rStyle w:val="Strong"/>
-          <w:rFonts w:ascii="Arial" w:hAnsi="Arial" w:cs="Arial"/>
-          <w:sz w:val="18"/>
-        </w:rPr>
-        <w:t>RBAC/ABAC</w:t>
-      </w:r>
-      <w:r>
-        <w:rPr>
-          <w:rFonts w:ascii="Arial" w:hAnsi="Arial" w:cs="Arial"/>
-          <w:sz w:val="18"/>
-        </w:rPr>
-        <w:t>, audit logging</w:t>
+        <w:t>, rate limiting, RBAC/ABAC, audit logging</w:t>
       </w:r>
     </w:p>
     <w:tbl>
@@ -3901,49 +3574,23 @@
     </w:tbl>
     <w:p>
       <w:pPr>
-        <w:pStyle w:val="Heading2"/>
+        <w:pStyle w:val="Heading3"/>
         <w:jc w:val="both"/>
         <w:rPr>
           <w:rFonts w:ascii="Arial" w:hAnsi="Arial" w:cs="Arial"/>
-          <w:color w:val="auto"/>
-          <w:sz w:val="18"/>
-          <w:szCs w:val="18"/>
-        </w:rPr>
-      </w:pPr>
-      <w:r>
-        <w:rPr>
-          <w:rStyle w:val="Strong"/>
-          <w:rFonts w:ascii="Arial" w:hAnsi="Arial" w:cs="Arial"/>
-          <w:bCs w:val="0"/>
-          <w:color w:val="auto"/>
-          <w:sz w:val="18"/>
-          <w:szCs w:val="18"/>
-        </w:rPr>
-        <w:t xml:space="preserve">Event-Driven </w:t>
-      </w:r>
-      <w:proofErr w:type="spellStart"/>
-      <w:r>
-        <w:rPr>
-          <w:rStyle w:val="Strong"/>
-          <w:rFonts w:ascii="Arial" w:hAnsi="Arial" w:cs="Arial"/>
-          <w:bCs w:val="0"/>
-          <w:color w:val="auto"/>
-          <w:sz w:val="18"/>
-          <w:szCs w:val="18"/>
-        </w:rPr>
-        <w:t>SaaS</w:t>
-      </w:r>
-      <w:proofErr w:type="spellEnd"/>
-      <w:r>
-        <w:rPr>
-          <w:rStyle w:val="Strong"/>
-          <w:rFonts w:ascii="Arial" w:hAnsi="Arial" w:cs="Arial"/>
-          <w:bCs w:val="0"/>
-          <w:color w:val="auto"/>
-          <w:sz w:val="18"/>
-          <w:szCs w:val="18"/>
-        </w:rPr>
-        <w:t xml:space="preserve"> Orchestration Platform</w:t>
+          <w:b/>
+          <w:color w:val="000000" w:themeColor="text1"/>
+          <w:sz w:val="18"/>
+        </w:rPr>
+      </w:pPr>
+      <w:r>
+        <w:rPr>
+          <w:rFonts w:ascii="Arial" w:hAnsi="Arial" w:cs="Arial"/>
+          <w:b/>
+          <w:color w:val="000000" w:themeColor="text1"/>
+          <w:sz w:val="18"/>
+        </w:rPr>
+        <w:t>Event-Driven Release &amp; Reliability Control Plane</w:t>
       </w:r>
     </w:p>
     <w:p>
@@ -3951,37 +3598,59 @@
         <w:pStyle w:val="NormalWeb"/>
         <w:numPr>
           <w:ilvl w:val="0"/>
-          <w:numId w:val="37"/>
+          <w:numId w:val="48"/>
         </w:numPr>
         <w:jc w:val="both"/>
         <w:rPr>
           <w:rFonts w:ascii="Arial" w:hAnsi="Arial" w:cs="Arial"/>
           <w:sz w:val="18"/>
-          <w:szCs w:val="18"/>
-        </w:rPr>
-      </w:pPr>
-      <w:r>
-        <w:rPr>
-          <w:rFonts w:ascii="Arial" w:hAnsi="Arial" w:cs="Arial"/>
-          <w:sz w:val="18"/>
-          <w:szCs w:val="18"/>
-        </w:rPr>
-        <w:t xml:space="preserve">Designed a resilient orchestration layer for long-running jobs using </w:t>
-      </w:r>
+        </w:rPr>
+      </w:pPr>
+      <w:r>
+        <w:rPr>
+          <w:rFonts w:ascii="Arial" w:hAnsi="Arial" w:cs="Arial"/>
+          <w:sz w:val="18"/>
+        </w:rPr>
+        <w:t xml:space="preserve">Built a </w:t>
+      </w:r>
+      <w:proofErr w:type="spellStart"/>
+      <w:r>
+        <w:rPr>
+          <w:rFonts w:ascii="Arial" w:hAnsi="Arial" w:cs="Arial"/>
+          <w:sz w:val="18"/>
+        </w:rPr>
+        <w:t>GitOps</w:t>
+      </w:r>
+      <w:proofErr w:type="spellEnd"/>
+      <w:r>
+        <w:rPr>
+          <w:rFonts w:ascii="Arial" w:hAnsi="Arial" w:cs="Arial"/>
+          <w:sz w:val="18"/>
+        </w:rPr>
+        <w:t xml:space="preserve">-managed platform control plane using </w:t>
+      </w:r>
+      <w:proofErr w:type="spellStart"/>
       <w:r>
         <w:rPr>
           <w:rStyle w:val="Strong"/>
           <w:rFonts w:ascii="Arial" w:hAnsi="Arial" w:cs="Arial"/>
           <w:sz w:val="18"/>
-          <w:szCs w:val="18"/>
-        </w:rPr>
-        <w:t>AWS SQS/SNS</w:t>
-      </w:r>
-      <w:r>
-        <w:rPr>
-          <w:rFonts w:ascii="Arial" w:hAnsi="Arial" w:cs="Arial"/>
-          <w:sz w:val="18"/>
-          <w:szCs w:val="18"/>
+        </w:rPr>
+        <w:t>Kubernetes</w:t>
+      </w:r>
+      <w:proofErr w:type="spellEnd"/>
+      <w:r>
+        <w:rPr>
+          <w:rStyle w:val="Strong"/>
+          <w:rFonts w:ascii="Arial" w:hAnsi="Arial" w:cs="Arial"/>
+          <w:sz w:val="18"/>
+        </w:rPr>
+        <w:t xml:space="preserve"> v1.21–v1.29</w:t>
+      </w:r>
+      <w:r>
+        <w:rPr>
+          <w:rFonts w:ascii="Arial" w:hAnsi="Arial" w:cs="Arial"/>
+          <w:sz w:val="18"/>
         </w:rPr>
         <w:t xml:space="preserve">, </w:t>
       </w:r>
@@ -3990,36 +3659,30 @@
           <w:rStyle w:val="Strong"/>
           <w:rFonts w:ascii="Arial" w:hAnsi="Arial" w:cs="Arial"/>
           <w:sz w:val="18"/>
-          <w:szCs w:val="18"/>
-        </w:rPr>
-        <w:t>Kafka</w:t>
-      </w:r>
-      <w:r>
-        <w:rPr>
-          <w:rFonts w:ascii="Arial" w:hAnsi="Arial" w:cs="Arial"/>
-          <w:sz w:val="18"/>
-          <w:szCs w:val="18"/>
+        </w:rPr>
+        <w:t>Helm v3.x</w:t>
+      </w:r>
+      <w:r>
+        <w:rPr>
+          <w:rFonts w:ascii="Arial" w:hAnsi="Arial" w:cs="Arial"/>
+          <w:sz w:val="18"/>
         </w:rPr>
         <w:t xml:space="preserve">, and </w:t>
       </w:r>
-      <w:proofErr w:type="spellStart"/>
       <w:r>
         <w:rPr>
           <w:rStyle w:val="Strong"/>
           <w:rFonts w:ascii="Arial" w:hAnsi="Arial" w:cs="Arial"/>
           <w:sz w:val="18"/>
-          <w:szCs w:val="18"/>
-        </w:rPr>
-        <w:t>RabbitMQ</w:t>
-      </w:r>
-      <w:proofErr w:type="spellEnd"/>
-      <w:r>
-        <w:rPr>
-          <w:rFonts w:ascii="Arial" w:hAnsi="Arial" w:cs="Arial"/>
-          <w:sz w:val="18"/>
-          <w:szCs w:val="18"/>
-        </w:rPr>
-        <w:t xml:space="preserve"> with DLQs and replay-safe handlers.</w:t>
+        </w:rPr>
+        <w:t>Argo CD v2.x</w:t>
+      </w:r>
+      <w:r>
+        <w:rPr>
+          <w:rFonts w:ascii="Arial" w:hAnsi="Arial" w:cs="Arial"/>
+          <w:sz w:val="18"/>
+        </w:rPr>
+        <w:t xml:space="preserve"> so every infra and service change was traceable, reviewable, and safely reversible.</w:t>
       </w:r>
     </w:p>
     <w:p>
@@ -4027,32 +3690,20 @@
         <w:pStyle w:val="NormalWeb"/>
         <w:numPr>
           <w:ilvl w:val="0"/>
-          <w:numId w:val="37"/>
+          <w:numId w:val="48"/>
         </w:numPr>
         <w:jc w:val="both"/>
         <w:rPr>
           <w:rFonts w:ascii="Arial" w:hAnsi="Arial" w:cs="Arial"/>
           <w:sz w:val="18"/>
-          <w:szCs w:val="18"/>
-        </w:rPr>
-      </w:pPr>
-      <w:r>
-        <w:rPr>
-          <w:rFonts w:ascii="Arial" w:hAnsi="Arial" w:cs="Arial"/>
-          <w:sz w:val="18"/>
-          <w:szCs w:val="18"/>
-        </w:rPr>
-        <w:t>Implemented</w:t>
-      </w:r>
-      <w:bookmarkStart w:id="0" w:name="_GoBack"/>
-      <w:bookmarkEnd w:id="0"/>
-      <w:r>
-        <w:rPr>
-          <w:rFonts w:ascii="Arial" w:hAnsi="Arial" w:cs="Arial"/>
-          <w:sz w:val="18"/>
-          <w:szCs w:val="18"/>
-        </w:rPr>
-        <w:t xml:space="preserve"> correlation IDs, structured logs, and distributed tracing via </w:t>
+        </w:rPr>
+      </w:pPr>
+      <w:r>
+        <w:rPr>
+          <w:rFonts w:ascii="Arial" w:hAnsi="Arial" w:cs="Arial"/>
+          <w:sz w:val="18"/>
+        </w:rPr>
+        <w:t xml:space="preserve">Fixed a critical production bug where consumer retries caused duplicate state writes by adding </w:t>
       </w:r>
       <w:proofErr w:type="spellStart"/>
       <w:r>
@@ -4060,75 +3711,71 @@
           <w:rStyle w:val="Strong"/>
           <w:rFonts w:ascii="Arial" w:hAnsi="Arial" w:cs="Arial"/>
           <w:sz w:val="18"/>
-          <w:szCs w:val="18"/>
-        </w:rPr>
-        <w:t>OpenTelemetry</w:t>
+        </w:rPr>
+        <w:t>idempotency</w:t>
       </w:r>
       <w:proofErr w:type="spellEnd"/>
       <w:r>
         <w:rPr>
-          <w:rFonts w:ascii="Arial" w:hAnsi="Arial" w:cs="Arial"/>
-          <w:sz w:val="18"/>
-          <w:szCs w:val="18"/>
-        </w:rPr>
-        <w:t xml:space="preserve">, exporting telemetry to </w:t>
+          <w:rStyle w:val="Strong"/>
+          <w:rFonts w:ascii="Arial" w:hAnsi="Arial" w:cs="Arial"/>
+          <w:sz w:val="18"/>
+        </w:rPr>
+        <w:t xml:space="preserve"> keys</w:t>
+      </w:r>
+      <w:r>
+        <w:rPr>
+          <w:rFonts w:ascii="Arial" w:hAnsi="Arial" w:cs="Arial"/>
+          <w:sz w:val="18"/>
+        </w:rPr>
+        <w:t xml:space="preserve">, </w:t>
+      </w:r>
+      <w:r>
+        <w:rPr>
+          <w:rStyle w:val="Strong"/>
+          <w:rFonts w:ascii="Arial" w:hAnsi="Arial" w:cs="Arial"/>
+          <w:sz w:val="18"/>
+        </w:rPr>
+        <w:t>SQS FIFO</w:t>
+      </w:r>
+      <w:r>
+        <w:rPr>
+          <w:rFonts w:ascii="Arial" w:hAnsi="Arial" w:cs="Arial"/>
+          <w:sz w:val="18"/>
+        </w:rPr>
+        <w:t xml:space="preserve"> </w:t>
       </w:r>
       <w:proofErr w:type="spellStart"/>
       <w:r>
         <w:rPr>
-          <w:rStyle w:val="Strong"/>
-          <w:rFonts w:ascii="Arial" w:hAnsi="Arial" w:cs="Arial"/>
-          <w:sz w:val="18"/>
-          <w:szCs w:val="18"/>
-        </w:rPr>
-        <w:t>Datadog</w:t>
+          <w:rFonts w:ascii="Arial" w:hAnsi="Arial" w:cs="Arial"/>
+          <w:sz w:val="18"/>
+        </w:rPr>
+        <w:t>deduplication</w:t>
       </w:r>
       <w:proofErr w:type="spellEnd"/>
       <w:r>
         <w:rPr>
           <w:rFonts w:ascii="Arial" w:hAnsi="Arial" w:cs="Arial"/>
           <w:sz w:val="18"/>
-          <w:szCs w:val="18"/>
-        </w:rPr>
-        <w:t xml:space="preserve">, </w:t>
+        </w:rPr>
+        <w:t xml:space="preserve"> rules, and </w:t>
       </w:r>
       <w:proofErr w:type="spellStart"/>
       <w:r>
         <w:rPr>
-          <w:rStyle w:val="Strong"/>
-          <w:rFonts w:ascii="Arial" w:hAnsi="Arial" w:cs="Arial"/>
-          <w:sz w:val="18"/>
-          <w:szCs w:val="18"/>
-        </w:rPr>
-        <w:t>Grafana</w:t>
+          <w:rFonts w:ascii="Arial" w:hAnsi="Arial" w:cs="Arial"/>
+          <w:sz w:val="18"/>
+        </w:rPr>
+        <w:t>DynamoDB</w:t>
       </w:r>
       <w:proofErr w:type="spellEnd"/>
       <w:r>
         <w:rPr>
           <w:rFonts w:ascii="Arial" w:hAnsi="Arial" w:cs="Arial"/>
           <w:sz w:val="18"/>
-          <w:szCs w:val="18"/>
-        </w:rPr>
-        <w:t xml:space="preserve">, and </w:t>
-      </w:r>
-      <w:proofErr w:type="spellStart"/>
-      <w:r>
-        <w:rPr>
-          <w:rStyle w:val="Strong"/>
-          <w:rFonts w:ascii="Arial" w:hAnsi="Arial" w:cs="Arial"/>
-          <w:sz w:val="18"/>
-          <w:szCs w:val="18"/>
-        </w:rPr>
-        <w:t>CloudWatch</w:t>
-      </w:r>
-      <w:proofErr w:type="spellEnd"/>
-      <w:r>
-        <w:rPr>
-          <w:rFonts w:ascii="Arial" w:hAnsi="Arial" w:cs="Arial"/>
-          <w:sz w:val="18"/>
-          <w:szCs w:val="18"/>
-        </w:rPr>
-        <w:t xml:space="preserve"> dashboards.</w:t>
+        </w:rPr>
+        <w:t xml:space="preserve"> conditional updates with replay-safe handlers.</w:t>
       </w:r>
     </w:p>
     <w:p>
@@ -4136,74 +3783,70 @@
         <w:pStyle w:val="NormalWeb"/>
         <w:numPr>
           <w:ilvl w:val="0"/>
-          <w:numId w:val="37"/>
+          <w:numId w:val="48"/>
         </w:numPr>
         <w:jc w:val="both"/>
         <w:rPr>
           <w:rFonts w:ascii="Arial" w:hAnsi="Arial" w:cs="Arial"/>
           <w:sz w:val="18"/>
-          <w:szCs w:val="18"/>
-        </w:rPr>
-      </w:pPr>
-      <w:r>
-        <w:rPr>
-          <w:rFonts w:ascii="Arial" w:hAnsi="Arial" w:cs="Arial"/>
-          <w:sz w:val="18"/>
-          <w:szCs w:val="18"/>
-        </w:rPr>
-        <w:t xml:space="preserve">Deployed services on </w:t>
-      </w:r>
+        </w:rPr>
+      </w:pPr>
+      <w:r>
+        <w:rPr>
+          <w:rFonts w:ascii="Arial" w:hAnsi="Arial" w:cs="Arial"/>
+          <w:sz w:val="18"/>
+        </w:rPr>
+        <w:t xml:space="preserve">Implemented progressive delivery with canary + automated rollback gates in </w:t>
+      </w:r>
+      <w:proofErr w:type="spellStart"/>
       <w:r>
         <w:rPr>
           <w:rStyle w:val="Strong"/>
           <w:rFonts w:ascii="Arial" w:hAnsi="Arial" w:cs="Arial"/>
           <w:sz w:val="18"/>
-          <w:szCs w:val="18"/>
-        </w:rPr>
-        <w:t>EKS</w:t>
-      </w:r>
-      <w:r>
-        <w:rPr>
-          <w:rFonts w:ascii="Arial" w:hAnsi="Arial" w:cs="Arial"/>
-          <w:sz w:val="18"/>
-          <w:szCs w:val="18"/>
-        </w:rPr>
-        <w:t xml:space="preserve"> with </w:t>
+        </w:rPr>
+        <w:t>GitHub</w:t>
+      </w:r>
+      <w:proofErr w:type="spellEnd"/>
+      <w:r>
+        <w:rPr>
+          <w:rStyle w:val="Strong"/>
+          <w:rFonts w:ascii="Arial" w:hAnsi="Arial" w:cs="Arial"/>
+          <w:sz w:val="18"/>
+        </w:rPr>
+        <w:t xml:space="preserve"> Actions</w:t>
+      </w:r>
+      <w:r>
+        <w:rPr>
+          <w:rFonts w:ascii="Arial" w:hAnsi="Arial" w:cs="Arial"/>
+          <w:sz w:val="18"/>
+        </w:rPr>
+        <w:t xml:space="preserve">, blocking releases when </w:t>
       </w:r>
       <w:proofErr w:type="spellStart"/>
       <w:r>
         <w:rPr>
-          <w:rFonts w:ascii="Arial" w:hAnsi="Arial" w:cs="Arial"/>
-          <w:sz w:val="18"/>
-          <w:szCs w:val="18"/>
-        </w:rPr>
-        <w:t>GitOps</w:t>
+          <w:rStyle w:val="Strong"/>
+          <w:rFonts w:ascii="Arial" w:hAnsi="Arial" w:cs="Arial"/>
+          <w:sz w:val="18"/>
+        </w:rPr>
+        <w:t>OpenTelemetry</w:t>
       </w:r>
       <w:proofErr w:type="spellEnd"/>
       <w:r>
         <w:rPr>
-          <w:rFonts w:ascii="Arial" w:hAnsi="Arial" w:cs="Arial"/>
-          <w:sz w:val="18"/>
-          <w:szCs w:val="18"/>
-        </w:rPr>
-        <w:t xml:space="preserve"> workflows and integrated analytics pipelines publishing structured events into </w:t>
-      </w:r>
-      <w:r>
-        <w:rPr>
           <w:rStyle w:val="Strong"/>
           <w:rFonts w:ascii="Arial" w:hAnsi="Arial" w:cs="Arial"/>
           <w:sz w:val="18"/>
-          <w:szCs w:val="18"/>
-        </w:rPr>
-        <w:t>Redshift</w:t>
-      </w:r>
-      <w:r>
-        <w:rPr>
-          <w:rFonts w:ascii="Arial" w:hAnsi="Arial" w:cs="Arial"/>
-          <w:sz w:val="18"/>
-          <w:szCs w:val="18"/>
-        </w:rPr>
-        <w:t xml:space="preserve"> and </w:t>
+        </w:rPr>
+        <w:t xml:space="preserve"> v1.x</w:t>
+      </w:r>
+      <w:r>
+        <w:rPr>
+          <w:rFonts w:ascii="Arial" w:hAnsi="Arial" w:cs="Arial"/>
+          <w:sz w:val="18"/>
+        </w:rPr>
+        <w:t xml:space="preserve"> traces and </w:t>
       </w:r>
       <w:proofErr w:type="spellStart"/>
       <w:r>
@@ -4211,41 +3854,24 @@
           <w:rStyle w:val="Strong"/>
           <w:rFonts w:ascii="Arial" w:hAnsi="Arial" w:cs="Arial"/>
           <w:sz w:val="18"/>
-          <w:szCs w:val="18"/>
-        </w:rPr>
-        <w:t>BigQuery</w:t>
+        </w:rPr>
+        <w:t>Datadog</w:t>
       </w:r>
       <w:proofErr w:type="spellEnd"/>
       <w:r>
         <w:rPr>
-          <w:rFonts w:ascii="Arial" w:hAnsi="Arial" w:cs="Arial"/>
-          <w:sz w:val="18"/>
-          <w:szCs w:val="18"/>
-        </w:rPr>
-        <w:t>.</w:t>
-      </w:r>
-    </w:p>
-    <w:p>
-      <w:pPr>
-        <w:pStyle w:val="Heading2"/>
-        <w:jc w:val="both"/>
-        <w:rPr>
-          <w:rFonts w:ascii="Arial" w:hAnsi="Arial" w:cs="Arial"/>
-          <w:color w:val="auto"/>
-          <w:sz w:val="18"/>
-          <w:szCs w:val="18"/>
-        </w:rPr>
-      </w:pPr>
-      <w:r>
-        <w:rPr>
           <w:rStyle w:val="Strong"/>
           <w:rFonts w:ascii="Arial" w:hAnsi="Arial" w:cs="Arial"/>
-          <w:bCs w:val="0"/>
-          <w:color w:val="auto"/>
-          <w:sz w:val="18"/>
-          <w:szCs w:val="18"/>
-        </w:rPr>
-        <w:t>Search &amp; Analytics Enablement Pipeline</w:t>
+          <w:sz w:val="18"/>
+        </w:rPr>
+        <w:t xml:space="preserve"> Agent v7.x</w:t>
+      </w:r>
+      <w:r>
+        <w:rPr>
+          <w:rFonts w:ascii="Arial" w:hAnsi="Arial" w:cs="Arial"/>
+          <w:sz w:val="18"/>
+        </w:rPr>
+        <w:t xml:space="preserve"> metrics showed latency or error-rate regression.</w:t>
       </w:r>
     </w:p>
     <w:p>
@@ -4253,22 +3879,20 @@
         <w:pStyle w:val="NormalWeb"/>
         <w:numPr>
           <w:ilvl w:val="0"/>
-          <w:numId w:val="36"/>
+          <w:numId w:val="48"/>
         </w:numPr>
         <w:jc w:val="both"/>
         <w:rPr>
           <w:rFonts w:ascii="Arial" w:hAnsi="Arial" w:cs="Arial"/>
           <w:sz w:val="18"/>
-          <w:szCs w:val="18"/>
-        </w:rPr>
-      </w:pPr>
-      <w:r>
-        <w:rPr>
-          <w:rFonts w:ascii="Arial" w:hAnsi="Arial" w:cs="Arial"/>
-          <w:sz w:val="18"/>
-          <w:szCs w:val="18"/>
-        </w:rPr>
-        <w:t xml:space="preserve">Built cross-service indexing workflows into </w:t>
+        </w:rPr>
+      </w:pPr>
+      <w:r>
+        <w:rPr>
+          <w:rFonts w:ascii="Arial" w:hAnsi="Arial" w:cs="Arial"/>
+          <w:sz w:val="18"/>
+        </w:rPr>
+        <w:t xml:space="preserve">Migrated infrastructure modules from </w:t>
       </w:r>
       <w:proofErr w:type="spellStart"/>
       <w:r>
@@ -4276,9 +3900,8 @@
           <w:rStyle w:val="Strong"/>
           <w:rFonts w:ascii="Arial" w:hAnsi="Arial" w:cs="Arial"/>
           <w:sz w:val="18"/>
-          <w:szCs w:val="18"/>
-        </w:rPr>
-        <w:t>Elasticsearch</w:t>
+        </w:rPr>
+        <w:t>Terraform</w:t>
       </w:r>
       <w:proofErr w:type="spellEnd"/>
       <w:r>
@@ -4286,171 +3909,33 @@
           <w:rStyle w:val="Strong"/>
           <w:rFonts w:ascii="Arial" w:hAnsi="Arial" w:cs="Arial"/>
           <w:sz w:val="18"/>
-          <w:szCs w:val="18"/>
-        </w:rPr>
-        <w:t>/OpenSearch</w:t>
-      </w:r>
-      <w:r>
-        <w:rPr>
-          <w:rFonts w:ascii="Arial" w:hAnsi="Arial" w:cs="Arial"/>
-          <w:sz w:val="18"/>
-          <w:szCs w:val="18"/>
-        </w:rPr>
-        <w:t xml:space="preserve"> with zero-downtime </w:t>
-      </w:r>
-      <w:proofErr w:type="spellStart"/>
-      <w:r>
-        <w:rPr>
-          <w:rFonts w:ascii="Arial" w:hAnsi="Arial" w:cs="Arial"/>
-          <w:sz w:val="18"/>
-          <w:szCs w:val="18"/>
-        </w:rPr>
-        <w:t>reindexing</w:t>
-      </w:r>
-      <w:proofErr w:type="spellEnd"/>
-      <w:r>
-        <w:rPr>
-          <w:rFonts w:ascii="Arial" w:hAnsi="Arial" w:cs="Arial"/>
-          <w:sz w:val="18"/>
-          <w:szCs w:val="18"/>
-        </w:rPr>
-        <w:t xml:space="preserve"> strategies.</w:t>
-      </w:r>
-    </w:p>
-    <w:p>
-      <w:pPr>
-        <w:pStyle w:val="NormalWeb"/>
-        <w:numPr>
-          <w:ilvl w:val="0"/>
-          <w:numId w:val="36"/>
-        </w:numPr>
-        <w:jc w:val="both"/>
-        <w:rPr>
-          <w:rFonts w:ascii="Arial" w:hAnsi="Arial" w:cs="Arial"/>
-          <w:sz w:val="18"/>
-          <w:szCs w:val="18"/>
-        </w:rPr>
-      </w:pPr>
-      <w:r>
-        <w:rPr>
-          <w:rFonts w:ascii="Arial" w:hAnsi="Arial" w:cs="Arial"/>
-          <w:sz w:val="18"/>
-          <w:szCs w:val="18"/>
-        </w:rPr>
-        <w:lastRenderedPageBreak/>
-        <w:t xml:space="preserve">Optimized relational workloads in </w:t>
-      </w:r>
-      <w:proofErr w:type="spellStart"/>
+        </w:rPr>
+        <w:t xml:space="preserve"> v0.12</w:t>
+      </w:r>
+      <w:r>
+        <w:rPr>
+          <w:rFonts w:ascii="Arial" w:hAnsi="Arial" w:cs="Arial"/>
+          <w:sz w:val="18"/>
+        </w:rPr>
+        <w:t xml:space="preserve"> to </w:t>
+      </w:r>
       <w:r>
         <w:rPr>
           <w:rStyle w:val="Strong"/>
           <w:rFonts w:ascii="Arial" w:hAnsi="Arial" w:cs="Arial"/>
           <w:sz w:val="18"/>
-          <w:szCs w:val="18"/>
-        </w:rPr>
-        <w:t>PostgreSQL</w:t>
-      </w:r>
-      <w:proofErr w:type="spellEnd"/>
-      <w:r>
-        <w:rPr>
-          <w:rStyle w:val="Strong"/>
-          <w:rFonts w:ascii="Arial" w:hAnsi="Arial" w:cs="Arial"/>
-          <w:sz w:val="18"/>
-          <w:szCs w:val="18"/>
-        </w:rPr>
-        <w:t>/MySQL</w:t>
-      </w:r>
-      <w:r>
-        <w:rPr>
-          <w:rFonts w:ascii="Arial" w:hAnsi="Arial" w:cs="Arial"/>
-          <w:sz w:val="18"/>
-          <w:szCs w:val="18"/>
-        </w:rPr>
-        <w:t xml:space="preserve"> while introducing </w:t>
-      </w:r>
-      <w:proofErr w:type="spellStart"/>
-      <w:proofErr w:type="gramStart"/>
-      <w:r>
-        <w:rPr>
-          <w:rStyle w:val="Strong"/>
-          <w:rFonts w:ascii="Arial" w:hAnsi="Arial" w:cs="Arial"/>
-          <w:sz w:val="18"/>
-          <w:szCs w:val="18"/>
-        </w:rPr>
-        <w:t>Redis</w:t>
-      </w:r>
-      <w:proofErr w:type="spellEnd"/>
-      <w:proofErr w:type="gramEnd"/>
-      <w:r>
-        <w:rPr>
-          <w:rFonts w:ascii="Arial" w:hAnsi="Arial" w:cs="Arial"/>
-          <w:sz w:val="18"/>
-          <w:szCs w:val="18"/>
-        </w:rPr>
-        <w:t xml:space="preserve"> caching tiers for predictable performance.</w:t>
-      </w:r>
-    </w:p>
-    <w:p>
-      <w:pPr>
-        <w:pStyle w:val="NormalWeb"/>
-        <w:numPr>
-          <w:ilvl w:val="0"/>
-          <w:numId w:val="36"/>
-        </w:numPr>
-        <w:jc w:val="both"/>
-        <w:rPr>
-          <w:rFonts w:ascii="Arial" w:hAnsi="Arial" w:cs="Arial"/>
-          <w:sz w:val="18"/>
-          <w:szCs w:val="18"/>
-        </w:rPr>
-      </w:pPr>
-      <w:r>
-        <w:rPr>
-          <w:rFonts w:ascii="Arial" w:hAnsi="Arial" w:cs="Arial"/>
-          <w:sz w:val="18"/>
-          <w:szCs w:val="18"/>
-        </w:rPr>
-        <w:t xml:space="preserve">Integrated secure multi-cloud exports to </w:t>
-      </w:r>
-      <w:r>
-        <w:rPr>
-          <w:rStyle w:val="Strong"/>
-          <w:rFonts w:ascii="Arial" w:hAnsi="Arial" w:cs="Arial"/>
-          <w:sz w:val="18"/>
-          <w:szCs w:val="18"/>
-        </w:rPr>
-        <w:t>Azure</w:t>
-      </w:r>
-      <w:r>
-        <w:rPr>
-          <w:rFonts w:ascii="Arial" w:hAnsi="Arial" w:cs="Arial"/>
-          <w:sz w:val="18"/>
-          <w:szCs w:val="18"/>
-        </w:rPr>
-        <w:t xml:space="preserve"> and </w:t>
-      </w:r>
-      <w:r>
-        <w:rPr>
-          <w:rStyle w:val="Strong"/>
-          <w:rFonts w:ascii="Arial" w:hAnsi="Arial" w:cs="Arial"/>
-          <w:sz w:val="18"/>
-          <w:szCs w:val="18"/>
-        </w:rPr>
-        <w:t>GCP</w:t>
-      </w:r>
-      <w:r>
-        <w:rPr>
-          <w:rFonts w:ascii="Arial" w:hAnsi="Arial" w:cs="Arial"/>
-          <w:sz w:val="18"/>
-          <w:szCs w:val="18"/>
-        </w:rPr>
-        <w:t xml:space="preserve"> storage environments through provider-agnostic interfaces.</w:t>
-      </w:r>
-    </w:p>
-    <w:p>
-      <w:pPr>
-        <w:spacing w:after="80"/>
-      </w:pPr>
+        </w:rPr>
+        <w:t>v1.x</w:t>
+      </w:r>
+      <w:r>
+        <w:rPr>
+          <w:rFonts w:ascii="Arial" w:hAnsi="Arial" w:cs="Arial"/>
+          <w:sz w:val="18"/>
+        </w:rPr>
+        <w:t xml:space="preserve"> with consistent state handling, policy checks, and least-privilege IAM patterns that reduced drift and improved audit readiness.</w:t>
+      </w:r>
+      <w:bookmarkStart w:id="0" w:name="_GoBack"/>
+      <w:bookmarkEnd w:id="0"/>
     </w:p>
     <w:sectPr>
       <w:pgSz w:w="11906" w:h="16838"/>
@@ -4691,6 +4176,155 @@
     </w:lvl>
   </w:abstractNum>
   <w:abstractNum w:abstractNumId="2">
+    <w:nsid w:val="02CB52F1"/>
+    <w:multiLevelType w:val="multilevel"/>
+    <w:tmpl w:val="7FEC151E"/>
+    <w:lvl w:ilvl="0">
+      <w:start w:val="1"/>
+      <w:numFmt w:val="bullet"/>
+      <w:lvlText w:val="-"/>
+      <w:lvlJc w:val="left"/>
+      <w:pPr>
+        <w:tabs>
+          <w:tab w:val="num" w:pos="360"/>
+        </w:tabs>
+        <w:ind w:left="360" w:hanging="360"/>
+      </w:pPr>
+      <w:rPr>
+        <w:rFonts w:ascii="Yu Gothic" w:eastAsia="Yu Gothic" w:hAnsi="Yu Gothic" w:hint="eastAsia"/>
+        <w:sz w:val="20"/>
+      </w:rPr>
+    </w:lvl>
+    <w:lvl w:ilvl="1" w:tentative="1">
+      <w:start w:val="1"/>
+      <w:numFmt w:val="bullet"/>
+      <w:lvlText w:val="o"/>
+      <w:lvlJc w:val="left"/>
+      <w:pPr>
+        <w:tabs>
+          <w:tab w:val="num" w:pos="1080"/>
+        </w:tabs>
+        <w:ind w:left="1080" w:hanging="360"/>
+      </w:pPr>
+      <w:rPr>
+        <w:rFonts w:ascii="Courier New" w:hAnsi="Courier New" w:hint="default"/>
+        <w:sz w:val="20"/>
+      </w:rPr>
+    </w:lvl>
+    <w:lvl w:ilvl="2" w:tentative="1">
+      <w:start w:val="1"/>
+      <w:numFmt w:val="bullet"/>
+      <w:lvlText w:val=""/>
+      <w:lvlJc w:val="left"/>
+      <w:pPr>
+        <w:tabs>
+          <w:tab w:val="num" w:pos="1800"/>
+        </w:tabs>
+        <w:ind w:left="1800" w:hanging="360"/>
+      </w:pPr>
+      <w:rPr>
+        <w:rFonts w:ascii="Wingdings" w:hAnsi="Wingdings" w:hint="default"/>
+        <w:sz w:val="20"/>
+      </w:rPr>
+    </w:lvl>
+    <w:lvl w:ilvl="3" w:tentative="1">
+      <w:start w:val="1"/>
+      <w:numFmt w:val="bullet"/>
+      <w:lvlText w:val=""/>
+      <w:lvlJc w:val="left"/>
+      <w:pPr>
+        <w:tabs>
+          <w:tab w:val="num" w:pos="2520"/>
+        </w:tabs>
+        <w:ind w:left="2520" w:hanging="360"/>
+      </w:pPr>
+      <w:rPr>
+        <w:rFonts w:ascii="Wingdings" w:hAnsi="Wingdings" w:hint="default"/>
+        <w:sz w:val="20"/>
+      </w:rPr>
+    </w:lvl>
+    <w:lvl w:ilvl="4" w:tentative="1">
+      <w:start w:val="1"/>
+      <w:numFmt w:val="bullet"/>
+      <w:lvlText w:val=""/>
+      <w:lvlJc w:val="left"/>
+      <w:pPr>
+        <w:tabs>
+          <w:tab w:val="num" w:pos="3240"/>
+        </w:tabs>
+        <w:ind w:left="3240" w:hanging="360"/>
+      </w:pPr>
+      <w:rPr>
+        <w:rFonts w:ascii="Wingdings" w:hAnsi="Wingdings" w:hint="default"/>
+        <w:sz w:val="20"/>
+      </w:rPr>
+    </w:lvl>
+    <w:lvl w:ilvl="5" w:tentative="1">
+      <w:start w:val="1"/>
+      <w:numFmt w:val="bullet"/>
+      <w:lvlText w:val=""/>
+      <w:lvlJc w:val="left"/>
+      <w:pPr>
+        <w:tabs>
+          <w:tab w:val="num" w:pos="3960"/>
+        </w:tabs>
+        <w:ind w:left="3960" w:hanging="360"/>
+      </w:pPr>
+      <w:rPr>
+        <w:rFonts w:ascii="Wingdings" w:hAnsi="Wingdings" w:hint="default"/>
+        <w:sz w:val="20"/>
+      </w:rPr>
+    </w:lvl>
+    <w:lvl w:ilvl="6" w:tentative="1">
+      <w:start w:val="1"/>
+      <w:numFmt w:val="bullet"/>
+      <w:lvlText w:val=""/>
+      <w:lvlJc w:val="left"/>
+      <w:pPr>
+        <w:tabs>
+          <w:tab w:val="num" w:pos="4680"/>
+        </w:tabs>
+        <w:ind w:left="4680" w:hanging="360"/>
+      </w:pPr>
+      <w:rPr>
+        <w:rFonts w:ascii="Wingdings" w:hAnsi="Wingdings" w:hint="default"/>
+        <w:sz w:val="20"/>
+      </w:rPr>
+    </w:lvl>
+    <w:lvl w:ilvl="7" w:tentative="1">
+      <w:start w:val="1"/>
+      <w:numFmt w:val="bullet"/>
+      <w:lvlText w:val=""/>
+      <w:lvlJc w:val="left"/>
+      <w:pPr>
+        <w:tabs>
+          <w:tab w:val="num" w:pos="5400"/>
+        </w:tabs>
+        <w:ind w:left="5400" w:hanging="360"/>
+      </w:pPr>
+      <w:rPr>
+        <w:rFonts w:ascii="Wingdings" w:hAnsi="Wingdings" w:hint="default"/>
+        <w:sz w:val="20"/>
+      </w:rPr>
+    </w:lvl>
+    <w:lvl w:ilvl="8" w:tentative="1">
+      <w:start w:val="1"/>
+      <w:numFmt w:val="bullet"/>
+      <w:lvlText w:val=""/>
+      <w:lvlJc w:val="left"/>
+      <w:pPr>
+        <w:tabs>
+          <w:tab w:val="num" w:pos="6120"/>
+        </w:tabs>
+        <w:ind w:left="6120" w:hanging="360"/>
+      </w:pPr>
+      <w:rPr>
+        <w:rFonts w:ascii="Wingdings" w:hAnsi="Wingdings" w:hint="default"/>
+        <w:sz w:val="20"/>
+      </w:rPr>
+    </w:lvl>
+  </w:abstractNum>
+  <w:abstractNum w:abstractNumId="3">
     <w:nsid w:val="03C5449A"/>
     <w:multiLevelType w:val="hybridMultilevel"/>
     <w:tmpl w:val="2ED284B4"/>
@@ -4803,7 +4437,119 @@
       </w:rPr>
     </w:lvl>
   </w:abstractNum>
-  <w:abstractNum w:abstractNumId="3">
+  <w:abstractNum w:abstractNumId="4">
+    <w:nsid w:val="04BC50F4"/>
+    <w:multiLevelType w:val="hybridMultilevel"/>
+    <w:tmpl w:val="92C6524A"/>
+    <w:lvl w:ilvl="0" w:tplc="B16E6C6A">
+      <w:numFmt w:val="bullet"/>
+      <w:lvlText w:val=""/>
+      <w:lvlJc w:val="left"/>
+      <w:pPr>
+        <w:ind w:left="720" w:hanging="360"/>
+      </w:pPr>
+      <w:rPr>
+        <w:rFonts w:ascii="Symbol" w:eastAsia="Times New Roman" w:hAnsi="Symbol" w:cs="Times New Roman" w:hint="default"/>
+      </w:rPr>
+    </w:lvl>
+    <w:lvl w:ilvl="1" w:tplc="04090003" w:tentative="1">
+      <w:start w:val="1"/>
+      <w:numFmt w:val="bullet"/>
+      <w:lvlText w:val="o"/>
+      <w:lvlJc w:val="left"/>
+      <w:pPr>
+        <w:ind w:left="1440" w:hanging="360"/>
+      </w:pPr>
+      <w:rPr>
+        <w:rFonts w:ascii="Courier New" w:hAnsi="Courier New" w:cs="Courier New" w:hint="default"/>
+      </w:rPr>
+    </w:lvl>
+    <w:lvl w:ilvl="2" w:tplc="04090005" w:tentative="1">
+      <w:start w:val="1"/>
+      <w:numFmt w:val="bullet"/>
+      <w:lvlText w:val=""/>
+      <w:lvlJc w:val="left"/>
+      <w:pPr>
+        <w:ind w:left="2160" w:hanging="360"/>
+      </w:pPr>
+      <w:rPr>
+        <w:rFonts w:ascii="Wingdings" w:hAnsi="Wingdings" w:hint="default"/>
+      </w:rPr>
+    </w:lvl>
+    <w:lvl w:ilvl="3" w:tplc="04090001" w:tentative="1">
+      <w:start w:val="1"/>
+      <w:numFmt w:val="bullet"/>
+      <w:lvlText w:val=""/>
+      <w:lvlJc w:val="left"/>
+      <w:pPr>
+        <w:ind w:left="2880" w:hanging="360"/>
+      </w:pPr>
+      <w:rPr>
+        <w:rFonts w:ascii="Symbol" w:hAnsi="Symbol" w:hint="default"/>
+      </w:rPr>
+    </w:lvl>
+    <w:lvl w:ilvl="4" w:tplc="04090003" w:tentative="1">
+      <w:start w:val="1"/>
+      <w:numFmt w:val="bullet"/>
+      <w:lvlText w:val="o"/>
+      <w:lvlJc w:val="left"/>
+      <w:pPr>
+        <w:ind w:left="3600" w:hanging="360"/>
+      </w:pPr>
+      <w:rPr>
+        <w:rFonts w:ascii="Courier New" w:hAnsi="Courier New" w:cs="Courier New" w:hint="default"/>
+      </w:rPr>
+    </w:lvl>
+    <w:lvl w:ilvl="5" w:tplc="04090005" w:tentative="1">
+      <w:start w:val="1"/>
+      <w:numFmt w:val="bullet"/>
+      <w:lvlText w:val=""/>
+      <w:lvlJc w:val="left"/>
+      <w:pPr>
+        <w:ind w:left="4320" w:hanging="360"/>
+      </w:pPr>
+      <w:rPr>
+        <w:rFonts w:ascii="Wingdings" w:hAnsi="Wingdings" w:hint="default"/>
+      </w:rPr>
+    </w:lvl>
+    <w:lvl w:ilvl="6" w:tplc="04090001" w:tentative="1">
+      <w:start w:val="1"/>
+      <w:numFmt w:val="bullet"/>
+      <w:lvlText w:val=""/>
+      <w:lvlJc w:val="left"/>
+      <w:pPr>
+        <w:ind w:left="5040" w:hanging="360"/>
+      </w:pPr>
+      <w:rPr>
+        <w:rFonts w:ascii="Symbol" w:hAnsi="Symbol" w:hint="default"/>
+      </w:rPr>
+    </w:lvl>
+    <w:lvl w:ilvl="7" w:tplc="04090003" w:tentative="1">
+      <w:start w:val="1"/>
+      <w:numFmt w:val="bullet"/>
+      <w:lvlText w:val="o"/>
+      <w:lvlJc w:val="left"/>
+      <w:pPr>
+        <w:ind w:left="5760" w:hanging="360"/>
+      </w:pPr>
+      <w:rPr>
+        <w:rFonts w:ascii="Courier New" w:hAnsi="Courier New" w:cs="Courier New" w:hint="default"/>
+      </w:rPr>
+    </w:lvl>
+    <w:lvl w:ilvl="8" w:tplc="04090005" w:tentative="1">
+      <w:start w:val="1"/>
+      <w:numFmt w:val="bullet"/>
+      <w:lvlText w:val=""/>
+      <w:lvlJc w:val="left"/>
+      <w:pPr>
+        <w:ind w:left="6480" w:hanging="360"/>
+      </w:pPr>
+      <w:rPr>
+        <w:rFonts w:ascii="Wingdings" w:hAnsi="Wingdings" w:hint="default"/>
+      </w:rPr>
+    </w:lvl>
+  </w:abstractNum>
+  <w:abstractNum w:abstractNumId="5">
     <w:nsid w:val="080D1420"/>
     <w:multiLevelType w:val="multilevel"/>
     <w:tmpl w:val="ABD244FE"/>
@@ -4916,7 +4662,7 @@
       </w:pPr>
     </w:lvl>
   </w:abstractNum>
-  <w:abstractNum w:abstractNumId="4">
+  <w:abstractNum w:abstractNumId="6">
     <w:nsid w:val="08707072"/>
     <w:multiLevelType w:val="multilevel"/>
     <w:tmpl w:val="0E845C20"/>
@@ -5065,7 +4811,7 @@
       </w:rPr>
     </w:lvl>
   </w:abstractNum>
-  <w:abstractNum w:abstractNumId="5">
+  <w:abstractNum w:abstractNumId="7">
     <w:nsid w:val="0A452C57"/>
     <w:multiLevelType w:val="hybridMultilevel"/>
     <w:tmpl w:val="8A7E6F2A"/>
@@ -5178,7 +4924,7 @@
       </w:rPr>
     </w:lvl>
   </w:abstractNum>
-  <w:abstractNum w:abstractNumId="6">
+  <w:abstractNum w:abstractNumId="8">
     <w:nsid w:val="0AF34E60"/>
     <w:multiLevelType w:val="hybridMultilevel"/>
     <w:tmpl w:val="FF8094E6"/>
@@ -5291,7 +5037,7 @@
       </w:rPr>
     </w:lvl>
   </w:abstractNum>
-  <w:abstractNum w:abstractNumId="7">
+  <w:abstractNum w:abstractNumId="9">
     <w:nsid w:val="0D290008"/>
     <w:multiLevelType w:val="hybridMultilevel"/>
     <w:tmpl w:val="C5FAC12E"/>
@@ -5380,7 +5126,7 @@
       </w:pPr>
     </w:lvl>
   </w:abstractNum>
-  <w:abstractNum w:abstractNumId="8">
+  <w:abstractNum w:abstractNumId="10">
     <w:nsid w:val="13DF0875"/>
     <w:multiLevelType w:val="hybridMultilevel"/>
     <w:tmpl w:val="950EBC00"/>
@@ -5493,7 +5239,7 @@
       </w:rPr>
     </w:lvl>
   </w:abstractNum>
-  <w:abstractNum w:abstractNumId="9">
+  <w:abstractNum w:abstractNumId="11">
     <w:nsid w:val="196C08DE"/>
     <w:multiLevelType w:val="multilevel"/>
     <w:tmpl w:val="AA9C94A6"/>
@@ -5642,7 +5388,7 @@
       </w:rPr>
     </w:lvl>
   </w:abstractNum>
-  <w:abstractNum w:abstractNumId="10">
+  <w:abstractNum w:abstractNumId="12">
     <w:nsid w:val="1B287784"/>
     <w:multiLevelType w:val="multilevel"/>
     <w:tmpl w:val="BFC451F6"/>
@@ -5791,7 +5537,7 @@
       </w:rPr>
     </w:lvl>
   </w:abstractNum>
-  <w:abstractNum w:abstractNumId="11">
+  <w:abstractNum w:abstractNumId="13">
     <w:nsid w:val="1E556AA8"/>
     <w:multiLevelType w:val="multilevel"/>
     <w:tmpl w:val="E1540E62"/>
@@ -5940,7 +5686,7 @@
       </w:rPr>
     </w:lvl>
   </w:abstractNum>
-  <w:abstractNum w:abstractNumId="12">
+  <w:abstractNum w:abstractNumId="14">
     <w:nsid w:val="22251971"/>
     <w:multiLevelType w:val="multilevel"/>
     <w:tmpl w:val="7AEC4AB4"/>
@@ -6089,7 +5835,7 @@
       </w:rPr>
     </w:lvl>
   </w:abstractNum>
-  <w:abstractNum w:abstractNumId="13">
+  <w:abstractNum w:abstractNumId="15">
     <w:nsid w:val="24D36D68"/>
     <w:multiLevelType w:val="hybridMultilevel"/>
     <w:tmpl w:val="1AFED656"/>
@@ -6202,7 +5948,119 @@
       </w:rPr>
     </w:lvl>
   </w:abstractNum>
-  <w:abstractNum w:abstractNumId="14">
+  <w:abstractNum w:abstractNumId="16">
+    <w:nsid w:val="290970FD"/>
+    <w:multiLevelType w:val="hybridMultilevel"/>
+    <w:tmpl w:val="F2809CA2"/>
+    <w:lvl w:ilvl="0" w:tplc="92D0BA9E">
+      <w:numFmt w:val="bullet"/>
+      <w:lvlText w:val=""/>
+      <w:lvlJc w:val="left"/>
+      <w:pPr>
+        <w:ind w:left="720" w:hanging="360"/>
+      </w:pPr>
+      <w:rPr>
+        <w:rFonts w:ascii="Symbol" w:eastAsia="Times New Roman" w:hAnsi="Symbol" w:cs="Times New Roman" w:hint="default"/>
+      </w:rPr>
+    </w:lvl>
+    <w:lvl w:ilvl="1" w:tplc="04090003" w:tentative="1">
+      <w:start w:val="1"/>
+      <w:numFmt w:val="bullet"/>
+      <w:lvlText w:val="o"/>
+      <w:lvlJc w:val="left"/>
+      <w:pPr>
+        <w:ind w:left="1440" w:hanging="360"/>
+      </w:pPr>
+      <w:rPr>
+        <w:rFonts w:ascii="Courier New" w:hAnsi="Courier New" w:cs="Courier New" w:hint="default"/>
+      </w:rPr>
+    </w:lvl>
+    <w:lvl w:ilvl="2" w:tplc="04090005" w:tentative="1">
+      <w:start w:val="1"/>
+      <w:numFmt w:val="bullet"/>
+      <w:lvlText w:val=""/>
+      <w:lvlJc w:val="left"/>
+      <w:pPr>
+        <w:ind w:left="2160" w:hanging="360"/>
+      </w:pPr>
+      <w:rPr>
+        <w:rFonts w:ascii="Wingdings" w:hAnsi="Wingdings" w:hint="default"/>
+      </w:rPr>
+    </w:lvl>
+    <w:lvl w:ilvl="3" w:tplc="04090001" w:tentative="1">
+      <w:start w:val="1"/>
+      <w:numFmt w:val="bullet"/>
+      <w:lvlText w:val=""/>
+      <w:lvlJc w:val="left"/>
+      <w:pPr>
+        <w:ind w:left="2880" w:hanging="360"/>
+      </w:pPr>
+      <w:rPr>
+        <w:rFonts w:ascii="Symbol" w:hAnsi="Symbol" w:hint="default"/>
+      </w:rPr>
+    </w:lvl>
+    <w:lvl w:ilvl="4" w:tplc="04090003" w:tentative="1">
+      <w:start w:val="1"/>
+      <w:numFmt w:val="bullet"/>
+      <w:lvlText w:val="o"/>
+      <w:lvlJc w:val="left"/>
+      <w:pPr>
+        <w:ind w:left="3600" w:hanging="360"/>
+      </w:pPr>
+      <w:rPr>
+        <w:rFonts w:ascii="Courier New" w:hAnsi="Courier New" w:cs="Courier New" w:hint="default"/>
+      </w:rPr>
+    </w:lvl>
+    <w:lvl w:ilvl="5" w:tplc="04090005" w:tentative="1">
+      <w:start w:val="1"/>
+      <w:numFmt w:val="bullet"/>
+      <w:lvlText w:val=""/>
+      <w:lvlJc w:val="left"/>
+      <w:pPr>
+        <w:ind w:left="4320" w:hanging="360"/>
+      </w:pPr>
+      <w:rPr>
+        <w:rFonts w:ascii="Wingdings" w:hAnsi="Wingdings" w:hint="default"/>
+      </w:rPr>
+    </w:lvl>
+    <w:lvl w:ilvl="6" w:tplc="04090001" w:tentative="1">
+      <w:start w:val="1"/>
+      <w:numFmt w:val="bullet"/>
+      <w:lvlText w:val=""/>
+      <w:lvlJc w:val="left"/>
+      <w:pPr>
+        <w:ind w:left="5040" w:hanging="360"/>
+      </w:pPr>
+      <w:rPr>
+        <w:rFonts w:ascii="Symbol" w:hAnsi="Symbol" w:hint="default"/>
+      </w:rPr>
+    </w:lvl>
+    <w:lvl w:ilvl="7" w:tplc="04090003" w:tentative="1">
+      <w:start w:val="1"/>
+      <w:numFmt w:val="bullet"/>
+      <w:lvlText w:val="o"/>
+      <w:lvlJc w:val="left"/>
+      <w:pPr>
+        <w:ind w:left="5760" w:hanging="360"/>
+      </w:pPr>
+      <w:rPr>
+        <w:rFonts w:ascii="Courier New" w:hAnsi="Courier New" w:cs="Courier New" w:hint="default"/>
+      </w:rPr>
+    </w:lvl>
+    <w:lvl w:ilvl="8" w:tplc="04090005" w:tentative="1">
+      <w:start w:val="1"/>
+      <w:numFmt w:val="bullet"/>
+      <w:lvlText w:val=""/>
+      <w:lvlJc w:val="left"/>
+      <w:pPr>
+        <w:ind w:left="6480" w:hanging="360"/>
+      </w:pPr>
+      <w:rPr>
+        <w:rFonts w:ascii="Wingdings" w:hAnsi="Wingdings" w:hint="default"/>
+      </w:rPr>
+    </w:lvl>
+  </w:abstractNum>
+  <w:abstractNum w:abstractNumId="17">
     <w:nsid w:val="2AD1403D"/>
     <w:multiLevelType w:val="hybridMultilevel"/>
     <w:tmpl w:val="6A166EEC"/>
@@ -6315,7 +6173,7 @@
       </w:rPr>
     </w:lvl>
   </w:abstractNum>
-  <w:abstractNum w:abstractNumId="15">
+  <w:abstractNum w:abstractNumId="18">
     <w:nsid w:val="2CCA071B"/>
     <w:multiLevelType w:val="hybridMultilevel"/>
     <w:tmpl w:val="AB50B07A"/>
@@ -6428,7 +6286,232 @@
       </w:rPr>
     </w:lvl>
   </w:abstractNum>
-  <w:abstractNum w:abstractNumId="16">
+  <w:abstractNum w:abstractNumId="19">
+    <w:nsid w:val="3262175E"/>
+    <w:multiLevelType w:val="hybridMultilevel"/>
+    <w:tmpl w:val="47060F10"/>
+    <w:lvl w:ilvl="0" w:tplc="D320F798">
+      <w:start w:val="1"/>
+      <w:numFmt w:val="bullet"/>
+      <w:lvlText w:val="-"/>
+      <w:lvlJc w:val="left"/>
+      <w:pPr>
+        <w:ind w:left="360" w:hanging="360"/>
+      </w:pPr>
+      <w:rPr>
+        <w:rFonts w:ascii="Yu Gothic" w:eastAsia="Yu Gothic" w:hAnsi="Yu Gothic" w:hint="eastAsia"/>
+      </w:rPr>
+    </w:lvl>
+    <w:lvl w:ilvl="1" w:tplc="04090003" w:tentative="1">
+      <w:start w:val="1"/>
+      <w:numFmt w:val="bullet"/>
+      <w:lvlText w:val="o"/>
+      <w:lvlJc w:val="left"/>
+      <w:pPr>
+        <w:ind w:left="1080" w:hanging="360"/>
+      </w:pPr>
+      <w:rPr>
+        <w:rFonts w:ascii="Courier New" w:hAnsi="Courier New" w:cs="Courier New" w:hint="default"/>
+      </w:rPr>
+    </w:lvl>
+    <w:lvl w:ilvl="2" w:tplc="04090005" w:tentative="1">
+      <w:start w:val="1"/>
+      <w:numFmt w:val="bullet"/>
+      <w:lvlText w:val=""/>
+      <w:lvlJc w:val="left"/>
+      <w:pPr>
+        <w:ind w:left="1800" w:hanging="360"/>
+      </w:pPr>
+      <w:rPr>
+        <w:rFonts w:ascii="Wingdings" w:hAnsi="Wingdings" w:hint="default"/>
+      </w:rPr>
+    </w:lvl>
+    <w:lvl w:ilvl="3" w:tplc="04090001" w:tentative="1">
+      <w:start w:val="1"/>
+      <w:numFmt w:val="bullet"/>
+      <w:lvlText w:val=""/>
+      <w:lvlJc w:val="left"/>
+      <w:pPr>
+        <w:ind w:left="2520" w:hanging="360"/>
+      </w:pPr>
+      <w:rPr>
+        <w:rFonts w:ascii="Symbol" w:hAnsi="Symbol" w:hint="default"/>
+      </w:rPr>
+    </w:lvl>
+    <w:lvl w:ilvl="4" w:tplc="04090003" w:tentative="1">
+      <w:start w:val="1"/>
+      <w:numFmt w:val="bullet"/>
+      <w:lvlText w:val="o"/>
+      <w:lvlJc w:val="left"/>
+      <w:pPr>
+        <w:ind w:left="3240" w:hanging="360"/>
+      </w:pPr>
+      <w:rPr>
+        <w:rFonts w:ascii="Courier New" w:hAnsi="Courier New" w:cs="Courier New" w:hint="default"/>
+      </w:rPr>
+    </w:lvl>
+    <w:lvl w:ilvl="5" w:tplc="04090005" w:tentative="1">
+      <w:start w:val="1"/>
+      <w:numFmt w:val="bullet"/>
+      <w:lvlText w:val=""/>
+      <w:lvlJc w:val="left"/>
+      <w:pPr>
+        <w:ind w:left="3960" w:hanging="360"/>
+      </w:pPr>
+      <w:rPr>
+        <w:rFonts w:ascii="Wingdings" w:hAnsi="Wingdings" w:hint="default"/>
+      </w:rPr>
+    </w:lvl>
+    <w:lvl w:ilvl="6" w:tplc="04090001" w:tentative="1">
+      <w:start w:val="1"/>
+      <w:numFmt w:val="bullet"/>
+      <w:lvlText w:val=""/>
+      <w:lvlJc w:val="left"/>
+      <w:pPr>
+        <w:ind w:left="4680" w:hanging="360"/>
+      </w:pPr>
+      <w:rPr>
+        <w:rFonts w:ascii="Symbol" w:hAnsi="Symbol" w:hint="default"/>
+      </w:rPr>
+    </w:lvl>
+    <w:lvl w:ilvl="7" w:tplc="04090003" w:tentative="1">
+      <w:start w:val="1"/>
+      <w:numFmt w:val="bullet"/>
+      <w:lvlText w:val="o"/>
+      <w:lvlJc w:val="left"/>
+      <w:pPr>
+        <w:ind w:left="5400" w:hanging="360"/>
+      </w:pPr>
+      <w:rPr>
+        <w:rFonts w:ascii="Courier New" w:hAnsi="Courier New" w:cs="Courier New" w:hint="default"/>
+      </w:rPr>
+    </w:lvl>
+    <w:lvl w:ilvl="8" w:tplc="04090005" w:tentative="1">
+      <w:start w:val="1"/>
+      <w:numFmt w:val="bullet"/>
+      <w:lvlText w:val=""/>
+      <w:lvlJc w:val="left"/>
+      <w:pPr>
+        <w:ind w:left="6120" w:hanging="360"/>
+      </w:pPr>
+      <w:rPr>
+        <w:rFonts w:ascii="Wingdings" w:hAnsi="Wingdings" w:hint="default"/>
+      </w:rPr>
+    </w:lvl>
+  </w:abstractNum>
+  <w:abstractNum w:abstractNumId="20">
+    <w:nsid w:val="3280049A"/>
+    <w:multiLevelType w:val="hybridMultilevel"/>
+    <w:tmpl w:val="810AEFFE"/>
+    <w:lvl w:ilvl="0" w:tplc="AEF21498">
+      <w:numFmt w:val="bullet"/>
+      <w:lvlText w:val=""/>
+      <w:lvlJc w:val="left"/>
+      <w:pPr>
+        <w:ind w:left="720" w:hanging="360"/>
+      </w:pPr>
+      <w:rPr>
+        <w:rFonts w:ascii="Symbol" w:eastAsia="Times New Roman" w:hAnsi="Symbol" w:cs="Times New Roman" w:hint="default"/>
+      </w:rPr>
+    </w:lvl>
+    <w:lvl w:ilvl="1" w:tplc="04090003" w:tentative="1">
+      <w:start w:val="1"/>
+      <w:numFmt w:val="bullet"/>
+      <w:lvlText w:val="o"/>
+      <w:lvlJc w:val="left"/>
+      <w:pPr>
+        <w:ind w:left="1440" w:hanging="360"/>
+      </w:pPr>
+      <w:rPr>
+        <w:rFonts w:ascii="Courier New" w:hAnsi="Courier New" w:cs="Courier New" w:hint="default"/>
+      </w:rPr>
+    </w:lvl>
+    <w:lvl w:ilvl="2" w:tplc="04090005" w:tentative="1">
+      <w:start w:val="1"/>
+      <w:numFmt w:val="bullet"/>
+      <w:lvlText w:val=""/>
+      <w:lvlJc w:val="left"/>
+      <w:pPr>
+        <w:ind w:left="2160" w:hanging="360"/>
+      </w:pPr>
+      <w:rPr>
+        <w:rFonts w:ascii="Wingdings" w:hAnsi="Wingdings" w:hint="default"/>
+      </w:rPr>
+    </w:lvl>
+    <w:lvl w:ilvl="3" w:tplc="04090001" w:tentative="1">
+      <w:start w:val="1"/>
+      <w:numFmt w:val="bullet"/>
+      <w:lvlText w:val=""/>
+      <w:lvlJc w:val="left"/>
+      <w:pPr>
+        <w:ind w:left="2880" w:hanging="360"/>
+      </w:pPr>
+      <w:rPr>
+        <w:rFonts w:ascii="Symbol" w:hAnsi="Symbol" w:hint="default"/>
+      </w:rPr>
+    </w:lvl>
+    <w:lvl w:ilvl="4" w:tplc="04090003" w:tentative="1">
+      <w:start w:val="1"/>
+      <w:numFmt w:val="bullet"/>
+      <w:lvlText w:val="o"/>
+      <w:lvlJc w:val="left"/>
+      <w:pPr>
+        <w:ind w:left="3600" w:hanging="360"/>
+      </w:pPr>
+      <w:rPr>
+        <w:rFonts w:ascii="Courier New" w:hAnsi="Courier New" w:cs="Courier New" w:hint="default"/>
+      </w:rPr>
+    </w:lvl>
+    <w:lvl w:ilvl="5" w:tplc="04090005" w:tentative="1">
+      <w:start w:val="1"/>
+      <w:numFmt w:val="bullet"/>
+      <w:lvlText w:val=""/>
+      <w:lvlJc w:val="left"/>
+      <w:pPr>
+        <w:ind w:left="4320" w:hanging="360"/>
+      </w:pPr>
+      <w:rPr>
+        <w:rFonts w:ascii="Wingdings" w:hAnsi="Wingdings" w:hint="default"/>
+      </w:rPr>
+    </w:lvl>
+    <w:lvl w:ilvl="6" w:tplc="04090001" w:tentative="1">
+      <w:start w:val="1"/>
+      <w:numFmt w:val="bullet"/>
+      <w:lvlText w:val=""/>
+      <w:lvlJc w:val="left"/>
+      <w:pPr>
+        <w:ind w:left="5040" w:hanging="360"/>
+      </w:pPr>
+      <w:rPr>
+        <w:rFonts w:ascii="Symbol" w:hAnsi="Symbol" w:hint="default"/>
+      </w:rPr>
+    </w:lvl>
+    <w:lvl w:ilvl="7" w:tplc="04090003" w:tentative="1">
+      <w:start w:val="1"/>
+      <w:numFmt w:val="bullet"/>
+      <w:lvlText w:val="o"/>
+      <w:lvlJc w:val="left"/>
+      <w:pPr>
+        <w:ind w:left="5760" w:hanging="360"/>
+      </w:pPr>
+      <w:rPr>
+        <w:rFonts w:ascii="Courier New" w:hAnsi="Courier New" w:cs="Courier New" w:hint="default"/>
+      </w:rPr>
+    </w:lvl>
+    <w:lvl w:ilvl="8" w:tplc="04090005" w:tentative="1">
+      <w:start w:val="1"/>
+      <w:numFmt w:val="bullet"/>
+      <w:lvlText w:val=""/>
+      <w:lvlJc w:val="left"/>
+      <w:pPr>
+        <w:ind w:left="6480" w:hanging="360"/>
+      </w:pPr>
+      <w:rPr>
+        <w:rFonts w:ascii="Wingdings" w:hAnsi="Wingdings" w:hint="default"/>
+      </w:rPr>
+    </w:lvl>
+  </w:abstractNum>
+  <w:abstractNum w:abstractNumId="21">
     <w:nsid w:val="36105353"/>
     <w:multiLevelType w:val="hybridMultilevel"/>
     <w:tmpl w:val="DD909FCC"/>
@@ -6540,7 +6623,119 @@
       </w:rPr>
     </w:lvl>
   </w:abstractNum>
-  <w:abstractNum w:abstractNumId="17">
+  <w:abstractNum w:abstractNumId="22">
+    <w:nsid w:val="38C8124C"/>
+    <w:multiLevelType w:val="hybridMultilevel"/>
+    <w:tmpl w:val="F2EE4A98"/>
+    <w:lvl w:ilvl="0" w:tplc="13502A44">
+      <w:numFmt w:val="bullet"/>
+      <w:lvlText w:val=""/>
+      <w:lvlJc w:val="left"/>
+      <w:pPr>
+        <w:ind w:left="720" w:hanging="360"/>
+      </w:pPr>
+      <w:rPr>
+        <w:rFonts w:ascii="Symbol" w:eastAsia="Times New Roman" w:hAnsi="Symbol" w:cs="Times New Roman" w:hint="default"/>
+      </w:rPr>
+    </w:lvl>
+    <w:lvl w:ilvl="1" w:tplc="04090003" w:tentative="1">
+      <w:start w:val="1"/>
+      <w:numFmt w:val="bullet"/>
+      <w:lvlText w:val="o"/>
+      <w:lvlJc w:val="left"/>
+      <w:pPr>
+        <w:ind w:left="1440" w:hanging="360"/>
+      </w:pPr>
+      <w:rPr>
+        <w:rFonts w:ascii="Courier New" w:hAnsi="Courier New" w:cs="Courier New" w:hint="default"/>
+      </w:rPr>
+    </w:lvl>
+    <w:lvl w:ilvl="2" w:tplc="04090005" w:tentative="1">
+      <w:start w:val="1"/>
+      <w:numFmt w:val="bullet"/>
+      <w:lvlText w:val=""/>
+      <w:lvlJc w:val="left"/>
+      <w:pPr>
+        <w:ind w:left="2160" w:hanging="360"/>
+      </w:pPr>
+      <w:rPr>
+        <w:rFonts w:ascii="Wingdings" w:hAnsi="Wingdings" w:hint="default"/>
+      </w:rPr>
+    </w:lvl>
+    <w:lvl w:ilvl="3" w:tplc="04090001" w:tentative="1">
+      <w:start w:val="1"/>
+      <w:numFmt w:val="bullet"/>
+      <w:lvlText w:val=""/>
+      <w:lvlJc w:val="left"/>
+      <w:pPr>
+        <w:ind w:left="2880" w:hanging="360"/>
+      </w:pPr>
+      <w:rPr>
+        <w:rFonts w:ascii="Symbol" w:hAnsi="Symbol" w:hint="default"/>
+      </w:rPr>
+    </w:lvl>
+    <w:lvl w:ilvl="4" w:tplc="04090003" w:tentative="1">
+      <w:start w:val="1"/>
+      <w:numFmt w:val="bullet"/>
+      <w:lvlText w:val="o"/>
+      <w:lvlJc w:val="left"/>
+      <w:pPr>
+        <w:ind w:left="3600" w:hanging="360"/>
+      </w:pPr>
+      <w:rPr>
+        <w:rFonts w:ascii="Courier New" w:hAnsi="Courier New" w:cs="Courier New" w:hint="default"/>
+      </w:rPr>
+    </w:lvl>
+    <w:lvl w:ilvl="5" w:tplc="04090005" w:tentative="1">
+      <w:start w:val="1"/>
+      <w:numFmt w:val="bullet"/>
+      <w:lvlText w:val=""/>
+      <w:lvlJc w:val="left"/>
+      <w:pPr>
+        <w:ind w:left="4320" w:hanging="360"/>
+      </w:pPr>
+      <w:rPr>
+        <w:rFonts w:ascii="Wingdings" w:hAnsi="Wingdings" w:hint="default"/>
+      </w:rPr>
+    </w:lvl>
+    <w:lvl w:ilvl="6" w:tplc="04090001" w:tentative="1">
+      <w:start w:val="1"/>
+      <w:numFmt w:val="bullet"/>
+      <w:lvlText w:val=""/>
+      <w:lvlJc w:val="left"/>
+      <w:pPr>
+        <w:ind w:left="5040" w:hanging="360"/>
+      </w:pPr>
+      <w:rPr>
+        <w:rFonts w:ascii="Symbol" w:hAnsi="Symbol" w:hint="default"/>
+      </w:rPr>
+    </w:lvl>
+    <w:lvl w:ilvl="7" w:tplc="04090003" w:tentative="1">
+      <w:start w:val="1"/>
+      <w:numFmt w:val="bullet"/>
+      <w:lvlText w:val="o"/>
+      <w:lvlJc w:val="left"/>
+      <w:pPr>
+        <w:ind w:left="5760" w:hanging="360"/>
+      </w:pPr>
+      <w:rPr>
+        <w:rFonts w:ascii="Courier New" w:hAnsi="Courier New" w:cs="Courier New" w:hint="default"/>
+      </w:rPr>
+    </w:lvl>
+    <w:lvl w:ilvl="8" w:tplc="04090005" w:tentative="1">
+      <w:start w:val="1"/>
+      <w:numFmt w:val="bullet"/>
+      <w:lvlText w:val=""/>
+      <w:lvlJc w:val="left"/>
+      <w:pPr>
+        <w:ind w:left="6480" w:hanging="360"/>
+      </w:pPr>
+      <w:rPr>
+        <w:rFonts w:ascii="Wingdings" w:hAnsi="Wingdings" w:hint="default"/>
+      </w:rPr>
+    </w:lvl>
+  </w:abstractNum>
+  <w:abstractNum w:abstractNumId="23">
     <w:nsid w:val="3C042B25"/>
     <w:multiLevelType w:val="multilevel"/>
     <w:tmpl w:val="DA86DB6A"/>
@@ -6689,7 +6884,7 @@
       </w:rPr>
     </w:lvl>
   </w:abstractNum>
-  <w:abstractNum w:abstractNumId="18">
+  <w:abstractNum w:abstractNumId="24">
     <w:nsid w:val="3CDF028F"/>
     <w:multiLevelType w:val="multilevel"/>
     <w:tmpl w:val="AC5AACDA"/>
@@ -6805,7 +7000,120 @@
       </w:pPr>
     </w:lvl>
   </w:abstractNum>
-  <w:abstractNum w:abstractNumId="19">
+  <w:abstractNum w:abstractNumId="25">
+    <w:nsid w:val="3F794D19"/>
+    <w:multiLevelType w:val="hybridMultilevel"/>
+    <w:tmpl w:val="F87E7A9A"/>
+    <w:lvl w:ilvl="0" w:tplc="D320F798">
+      <w:start w:val="1"/>
+      <w:numFmt w:val="bullet"/>
+      <w:lvlText w:val="-"/>
+      <w:lvlJc w:val="left"/>
+      <w:pPr>
+        <w:ind w:left="360" w:hanging="360"/>
+      </w:pPr>
+      <w:rPr>
+        <w:rFonts w:ascii="Yu Gothic" w:eastAsia="Yu Gothic" w:hAnsi="Yu Gothic" w:hint="eastAsia"/>
+      </w:rPr>
+    </w:lvl>
+    <w:lvl w:ilvl="1" w:tplc="04090003" w:tentative="1">
+      <w:start w:val="1"/>
+      <w:numFmt w:val="bullet"/>
+      <w:lvlText w:val="o"/>
+      <w:lvlJc w:val="left"/>
+      <w:pPr>
+        <w:ind w:left="1080" w:hanging="360"/>
+      </w:pPr>
+      <w:rPr>
+        <w:rFonts w:ascii="Courier New" w:hAnsi="Courier New" w:cs="Courier New" w:hint="default"/>
+      </w:rPr>
+    </w:lvl>
+    <w:lvl w:ilvl="2" w:tplc="04090005" w:tentative="1">
+      <w:start w:val="1"/>
+      <w:numFmt w:val="bullet"/>
+      <w:lvlText w:val=""/>
+      <w:lvlJc w:val="left"/>
+      <w:pPr>
+        <w:ind w:left="1800" w:hanging="360"/>
+      </w:pPr>
+      <w:rPr>
+        <w:rFonts w:ascii="Wingdings" w:hAnsi="Wingdings" w:hint="default"/>
+      </w:rPr>
+    </w:lvl>
+    <w:lvl w:ilvl="3" w:tplc="04090001" w:tentative="1">
+      <w:start w:val="1"/>
+      <w:numFmt w:val="bullet"/>
+      <w:lvlText w:val=""/>
+      <w:lvlJc w:val="left"/>
+      <w:pPr>
+        <w:ind w:left="2520" w:hanging="360"/>
+      </w:pPr>
+      <w:rPr>
+        <w:rFonts w:ascii="Symbol" w:hAnsi="Symbol" w:hint="default"/>
+      </w:rPr>
+    </w:lvl>
+    <w:lvl w:ilvl="4" w:tplc="04090003" w:tentative="1">
+      <w:start w:val="1"/>
+      <w:numFmt w:val="bullet"/>
+      <w:lvlText w:val="o"/>
+      <w:lvlJc w:val="left"/>
+      <w:pPr>
+        <w:ind w:left="3240" w:hanging="360"/>
+      </w:pPr>
+      <w:rPr>
+        <w:rFonts w:ascii="Courier New" w:hAnsi="Courier New" w:cs="Courier New" w:hint="default"/>
+      </w:rPr>
+    </w:lvl>
+    <w:lvl w:ilvl="5" w:tplc="04090005" w:tentative="1">
+      <w:start w:val="1"/>
+      <w:numFmt w:val="bullet"/>
+      <w:lvlText w:val=""/>
+      <w:lvlJc w:val="left"/>
+      <w:pPr>
+        <w:ind w:left="3960" w:hanging="360"/>
+      </w:pPr>
+      <w:rPr>
+        <w:rFonts w:ascii="Wingdings" w:hAnsi="Wingdings" w:hint="default"/>
+      </w:rPr>
+    </w:lvl>
+    <w:lvl w:ilvl="6" w:tplc="04090001" w:tentative="1">
+      <w:start w:val="1"/>
+      <w:numFmt w:val="bullet"/>
+      <w:lvlText w:val=""/>
+      <w:lvlJc w:val="left"/>
+      <w:pPr>
+        <w:ind w:left="4680" w:hanging="360"/>
+      </w:pPr>
+      <w:rPr>
+        <w:rFonts w:ascii="Symbol" w:hAnsi="Symbol" w:hint="default"/>
+      </w:rPr>
+    </w:lvl>
+    <w:lvl w:ilvl="7" w:tplc="04090003" w:tentative="1">
+      <w:start w:val="1"/>
+      <w:numFmt w:val="bullet"/>
+      <w:lvlText w:val="o"/>
+      <w:lvlJc w:val="left"/>
+      <w:pPr>
+        <w:ind w:left="5400" w:hanging="360"/>
+      </w:pPr>
+      <w:rPr>
+        <w:rFonts w:ascii="Courier New" w:hAnsi="Courier New" w:cs="Courier New" w:hint="default"/>
+      </w:rPr>
+    </w:lvl>
+    <w:lvl w:ilvl="8" w:tplc="04090005" w:tentative="1">
+      <w:start w:val="1"/>
+      <w:numFmt w:val="bullet"/>
+      <w:lvlText w:val=""/>
+      <w:lvlJc w:val="left"/>
+      <w:pPr>
+        <w:ind w:left="6120" w:hanging="360"/>
+      </w:pPr>
+      <w:rPr>
+        <w:rFonts w:ascii="Wingdings" w:hAnsi="Wingdings" w:hint="default"/>
+      </w:rPr>
+    </w:lvl>
+  </w:abstractNum>
+  <w:abstractNum w:abstractNumId="26">
     <w:nsid w:val="448B4835"/>
     <w:multiLevelType w:val="hybridMultilevel"/>
     <w:tmpl w:val="D9CACB48"/>
@@ -6891,7 +7199,7 @@
       </w:pPr>
     </w:lvl>
   </w:abstractNum>
-  <w:abstractNum w:abstractNumId="20">
+  <w:abstractNum w:abstractNumId="27">
     <w:nsid w:val="45C60980"/>
     <w:multiLevelType w:val="hybridMultilevel"/>
     <w:tmpl w:val="49A6F502"/>
@@ -7004,7 +7312,7 @@
       </w:rPr>
     </w:lvl>
   </w:abstractNum>
-  <w:abstractNum w:abstractNumId="21">
+  <w:abstractNum w:abstractNumId="28">
     <w:nsid w:val="489C5ADD"/>
     <w:multiLevelType w:val="hybridMultilevel"/>
     <w:tmpl w:val="5F1EA04C"/>
@@ -7116,7 +7424,120 @@
       </w:rPr>
     </w:lvl>
   </w:abstractNum>
-  <w:abstractNum w:abstractNumId="22">
+  <w:abstractNum w:abstractNumId="29">
+    <w:nsid w:val="51CA0399"/>
+    <w:multiLevelType w:val="hybridMultilevel"/>
+    <w:tmpl w:val="867A64CC"/>
+    <w:lvl w:ilvl="0" w:tplc="D320F798">
+      <w:start w:val="1"/>
+      <w:numFmt w:val="bullet"/>
+      <w:lvlText w:val="-"/>
+      <w:lvlJc w:val="left"/>
+      <w:pPr>
+        <w:ind w:left="360" w:hanging="360"/>
+      </w:pPr>
+      <w:rPr>
+        <w:rFonts w:ascii="Yu Gothic" w:eastAsia="Yu Gothic" w:hAnsi="Yu Gothic" w:hint="eastAsia"/>
+      </w:rPr>
+    </w:lvl>
+    <w:lvl w:ilvl="1" w:tplc="04090003" w:tentative="1">
+      <w:start w:val="1"/>
+      <w:numFmt w:val="bullet"/>
+      <w:lvlText w:val="o"/>
+      <w:lvlJc w:val="left"/>
+      <w:pPr>
+        <w:ind w:left="1080" w:hanging="360"/>
+      </w:pPr>
+      <w:rPr>
+        <w:rFonts w:ascii="Courier New" w:hAnsi="Courier New" w:cs="Courier New" w:hint="default"/>
+      </w:rPr>
+    </w:lvl>
+    <w:lvl w:ilvl="2" w:tplc="04090005" w:tentative="1">
+      <w:start w:val="1"/>
+      <w:numFmt w:val="bullet"/>
+      <w:lvlText w:val=""/>
+      <w:lvlJc w:val="left"/>
+      <w:pPr>
+        <w:ind w:left="1800" w:hanging="360"/>
+      </w:pPr>
+      <w:rPr>
+        <w:rFonts w:ascii="Wingdings" w:hAnsi="Wingdings" w:hint="default"/>
+      </w:rPr>
+    </w:lvl>
+    <w:lvl w:ilvl="3" w:tplc="04090001" w:tentative="1">
+      <w:start w:val="1"/>
+      <w:numFmt w:val="bullet"/>
+      <w:lvlText w:val=""/>
+      <w:lvlJc w:val="left"/>
+      <w:pPr>
+        <w:ind w:left="2520" w:hanging="360"/>
+      </w:pPr>
+      <w:rPr>
+        <w:rFonts w:ascii="Symbol" w:hAnsi="Symbol" w:hint="default"/>
+      </w:rPr>
+    </w:lvl>
+    <w:lvl w:ilvl="4" w:tplc="04090003" w:tentative="1">
+      <w:start w:val="1"/>
+      <w:numFmt w:val="bullet"/>
+      <w:lvlText w:val="o"/>
+      <w:lvlJc w:val="left"/>
+      <w:pPr>
+        <w:ind w:left="3240" w:hanging="360"/>
+      </w:pPr>
+      <w:rPr>
+        <w:rFonts w:ascii="Courier New" w:hAnsi="Courier New" w:cs="Courier New" w:hint="default"/>
+      </w:rPr>
+    </w:lvl>
+    <w:lvl w:ilvl="5" w:tplc="04090005" w:tentative="1">
+      <w:start w:val="1"/>
+      <w:numFmt w:val="bullet"/>
+      <w:lvlText w:val=""/>
+      <w:lvlJc w:val="left"/>
+      <w:pPr>
+        <w:ind w:left="3960" w:hanging="360"/>
+      </w:pPr>
+      <w:rPr>
+        <w:rFonts w:ascii="Wingdings" w:hAnsi="Wingdings" w:hint="default"/>
+      </w:rPr>
+    </w:lvl>
+    <w:lvl w:ilvl="6" w:tplc="04090001" w:tentative="1">
+      <w:start w:val="1"/>
+      <w:numFmt w:val="bullet"/>
+      <w:lvlText w:val=""/>
+      <w:lvlJc w:val="left"/>
+      <w:pPr>
+        <w:ind w:left="4680" w:hanging="360"/>
+      </w:pPr>
+      <w:rPr>
+        <w:rFonts w:ascii="Symbol" w:hAnsi="Symbol" w:hint="default"/>
+      </w:rPr>
+    </w:lvl>
+    <w:lvl w:ilvl="7" w:tplc="04090003" w:tentative="1">
+      <w:start w:val="1"/>
+      <w:numFmt w:val="bullet"/>
+      <w:lvlText w:val="o"/>
+      <w:lvlJc w:val="left"/>
+      <w:pPr>
+        <w:ind w:left="5400" w:hanging="360"/>
+      </w:pPr>
+      <w:rPr>
+        <w:rFonts w:ascii="Courier New" w:hAnsi="Courier New" w:cs="Courier New" w:hint="default"/>
+      </w:rPr>
+    </w:lvl>
+    <w:lvl w:ilvl="8" w:tplc="04090005" w:tentative="1">
+      <w:start w:val="1"/>
+      <w:numFmt w:val="bullet"/>
+      <w:lvlText w:val=""/>
+      <w:lvlJc w:val="left"/>
+      <w:pPr>
+        <w:ind w:left="6120" w:hanging="360"/>
+      </w:pPr>
+      <w:rPr>
+        <w:rFonts w:ascii="Wingdings" w:hAnsi="Wingdings" w:hint="default"/>
+      </w:rPr>
+    </w:lvl>
+  </w:abstractNum>
+  <w:abstractNum w:abstractNumId="30">
     <w:nsid w:val="530C4689"/>
     <w:multiLevelType w:val="hybridMultilevel"/>
     <w:tmpl w:val="917CEAEA"/>
@@ -7229,7 +7650,7 @@
       </w:rPr>
     </w:lvl>
   </w:abstractNum>
-  <w:abstractNum w:abstractNumId="23">
+  <w:abstractNum w:abstractNumId="31">
     <w:nsid w:val="55585FDF"/>
     <w:multiLevelType w:val="hybridMultilevel"/>
     <w:tmpl w:val="F4E210CA"/>
@@ -7342,7 +7763,120 @@
       </w:rPr>
     </w:lvl>
   </w:abstractNum>
-  <w:abstractNum w:abstractNumId="24">
+  <w:abstractNum w:abstractNumId="32">
+    <w:nsid w:val="59376563"/>
+    <w:multiLevelType w:val="hybridMultilevel"/>
+    <w:tmpl w:val="BE5AF4C0"/>
+    <w:lvl w:ilvl="0" w:tplc="D320F798">
+      <w:start w:val="1"/>
+      <w:numFmt w:val="bullet"/>
+      <w:lvlText w:val="-"/>
+      <w:lvlJc w:val="left"/>
+      <w:pPr>
+        <w:ind w:left="360" w:hanging="360"/>
+      </w:pPr>
+      <w:rPr>
+        <w:rFonts w:ascii="Yu Gothic" w:eastAsia="Yu Gothic" w:hAnsi="Yu Gothic" w:hint="eastAsia"/>
+      </w:rPr>
+    </w:lvl>
+    <w:lvl w:ilvl="1" w:tplc="04090003" w:tentative="1">
+      <w:start w:val="1"/>
+      <w:numFmt w:val="bullet"/>
+      <w:lvlText w:val="o"/>
+      <w:lvlJc w:val="left"/>
+      <w:pPr>
+        <w:ind w:left="1080" w:hanging="360"/>
+      </w:pPr>
+      <w:rPr>
+        <w:rFonts w:ascii="Courier New" w:hAnsi="Courier New" w:cs="Courier New" w:hint="default"/>
+      </w:rPr>
+    </w:lvl>
+    <w:lvl w:ilvl="2" w:tplc="04090005" w:tentative="1">
+      <w:start w:val="1"/>
+      <w:numFmt w:val="bullet"/>
+      <w:lvlText w:val=""/>
+      <w:lvlJc w:val="left"/>
+      <w:pPr>
+        <w:ind w:left="1800" w:hanging="360"/>
+      </w:pPr>
+      <w:rPr>
+        <w:rFonts w:ascii="Wingdings" w:hAnsi="Wingdings" w:hint="default"/>
+      </w:rPr>
+    </w:lvl>
+    <w:lvl w:ilvl="3" w:tplc="04090001" w:tentative="1">
+      <w:start w:val="1"/>
+      <w:numFmt w:val="bullet"/>
+      <w:lvlText w:val=""/>
+      <w:lvlJc w:val="left"/>
+      <w:pPr>
+        <w:ind w:left="2520" w:hanging="360"/>
+      </w:pPr>
+      <w:rPr>
+        <w:rFonts w:ascii="Symbol" w:hAnsi="Symbol" w:hint="default"/>
+      </w:rPr>
+    </w:lvl>
+    <w:lvl w:ilvl="4" w:tplc="04090003" w:tentative="1">
+      <w:start w:val="1"/>
+      <w:numFmt w:val="bullet"/>
+      <w:lvlText w:val="o"/>
+      <w:lvlJc w:val="left"/>
+      <w:pPr>
+        <w:ind w:left="3240" w:hanging="360"/>
+      </w:pPr>
+      <w:rPr>
+        <w:rFonts w:ascii="Courier New" w:hAnsi="Courier New" w:cs="Courier New" w:hint="default"/>
+      </w:rPr>
+    </w:lvl>
+    <w:lvl w:ilvl="5" w:tplc="04090005" w:tentative="1">
+      <w:start w:val="1"/>
+      <w:numFmt w:val="bullet"/>
+      <w:lvlText w:val=""/>
+      <w:lvlJc w:val="left"/>
+      <w:pPr>
+        <w:ind w:left="3960" w:hanging="360"/>
+      </w:pPr>
+      <w:rPr>
+        <w:rFonts w:ascii="Wingdings" w:hAnsi="Wingdings" w:hint="default"/>
+      </w:rPr>
+    </w:lvl>
+    <w:lvl w:ilvl="6" w:tplc="04090001" w:tentative="1">
+      <w:start w:val="1"/>
+      <w:numFmt w:val="bullet"/>
+      <w:lvlText w:val=""/>
+      <w:lvlJc w:val="left"/>
+      <w:pPr>
+        <w:ind w:left="4680" w:hanging="360"/>
+      </w:pPr>
+      <w:rPr>
+        <w:rFonts w:ascii="Symbol" w:hAnsi="Symbol" w:hint="default"/>
+      </w:rPr>
+    </w:lvl>
+    <w:lvl w:ilvl="7" w:tplc="04090003" w:tentative="1">
+      <w:start w:val="1"/>
+      <w:numFmt w:val="bullet"/>
+      <w:lvlText w:val="o"/>
+      <w:lvlJc w:val="left"/>
+      <w:pPr>
+        <w:ind w:left="5400" w:hanging="360"/>
+      </w:pPr>
+      <w:rPr>
+        <w:rFonts w:ascii="Courier New" w:hAnsi="Courier New" w:cs="Courier New" w:hint="default"/>
+      </w:rPr>
+    </w:lvl>
+    <w:lvl w:ilvl="8" w:tplc="04090005" w:tentative="1">
+      <w:start w:val="1"/>
+      <w:numFmt w:val="bullet"/>
+      <w:lvlText w:val=""/>
+      <w:lvlJc w:val="left"/>
+      <w:pPr>
+        <w:ind w:left="6120" w:hanging="360"/>
+      </w:pPr>
+      <w:rPr>
+        <w:rFonts w:ascii="Wingdings" w:hAnsi="Wingdings" w:hint="default"/>
+      </w:rPr>
+    </w:lvl>
+  </w:abstractNum>
+  <w:abstractNum w:abstractNumId="33">
     <w:nsid w:val="5AE07EDD"/>
     <w:multiLevelType w:val="hybridMultilevel"/>
     <w:tmpl w:val="847E66F6"/>
@@ -7431,7 +7965,7 @@
       </w:pPr>
     </w:lvl>
   </w:abstractNum>
-  <w:abstractNum w:abstractNumId="25">
+  <w:abstractNum w:abstractNumId="34">
     <w:nsid w:val="5B872015"/>
     <w:multiLevelType w:val="hybridMultilevel"/>
     <w:tmpl w:val="03BA5692"/>
@@ -7544,7 +8078,7 @@
       </w:rPr>
     </w:lvl>
   </w:abstractNum>
-  <w:abstractNum w:abstractNumId="26">
+  <w:abstractNum w:abstractNumId="35">
     <w:nsid w:val="5F3D6DC9"/>
     <w:multiLevelType w:val="hybridMultilevel"/>
     <w:tmpl w:val="2B025CFC"/>
@@ -7657,7 +8191,7 @@
       </w:rPr>
     </w:lvl>
   </w:abstractNum>
-  <w:abstractNum w:abstractNumId="27">
+  <w:abstractNum w:abstractNumId="36">
     <w:nsid w:val="60364753"/>
     <w:multiLevelType w:val="hybridMultilevel"/>
     <w:tmpl w:val="E61684F6"/>
@@ -7770,7 +8304,7 @@
       </w:rPr>
     </w:lvl>
   </w:abstractNum>
-  <w:abstractNum w:abstractNumId="28">
+  <w:abstractNum w:abstractNumId="37">
     <w:nsid w:val="658569FA"/>
     <w:multiLevelType w:val="hybridMultilevel"/>
     <w:tmpl w:val="C2E8B8BE"/>
@@ -7883,7 +8417,7 @@
       </w:rPr>
     </w:lvl>
   </w:abstractNum>
-  <w:abstractNum w:abstractNumId="29">
+  <w:abstractNum w:abstractNumId="38">
     <w:nsid w:val="6747513D"/>
     <w:multiLevelType w:val="hybridMultilevel"/>
     <w:tmpl w:val="0CE06766"/>
@@ -7995,7 +8529,7 @@
       </w:rPr>
     </w:lvl>
   </w:abstractNum>
-  <w:abstractNum w:abstractNumId="30">
+  <w:abstractNum w:abstractNumId="39">
     <w:nsid w:val="68EF63B7"/>
     <w:multiLevelType w:val="hybridMultilevel"/>
     <w:tmpl w:val="5AC6D664"/>
@@ -8108,7 +8642,7 @@
       </w:rPr>
     </w:lvl>
   </w:abstractNum>
-  <w:abstractNum w:abstractNumId="31">
+  <w:abstractNum w:abstractNumId="40">
     <w:nsid w:val="6C9C79FA"/>
     <w:multiLevelType w:val="multilevel"/>
     <w:tmpl w:val="8564C1F2"/>
@@ -8257,7 +8791,7 @@
       </w:rPr>
     </w:lvl>
   </w:abstractNum>
-  <w:abstractNum w:abstractNumId="32">
+  <w:abstractNum w:abstractNumId="41">
     <w:nsid w:val="748321C7"/>
     <w:multiLevelType w:val="multilevel"/>
     <w:tmpl w:val="03FADD08"/>
@@ -8406,7 +8940,7 @@
       </w:rPr>
     </w:lvl>
   </w:abstractNum>
-  <w:abstractNum w:abstractNumId="33">
+  <w:abstractNum w:abstractNumId="42">
     <w:nsid w:val="75644555"/>
     <w:multiLevelType w:val="multilevel"/>
     <w:tmpl w:val="3AA2DBD2"/>
@@ -8555,7 +9089,7 @@
       </w:rPr>
     </w:lvl>
   </w:abstractNum>
-  <w:abstractNum w:abstractNumId="34">
+  <w:abstractNum w:abstractNumId="43">
     <w:nsid w:val="761B48F5"/>
     <w:multiLevelType w:val="multilevel"/>
     <w:tmpl w:val="42985100"/>
@@ -8704,7 +9238,7 @@
       </w:rPr>
     </w:lvl>
   </w:abstractNum>
-  <w:abstractNum w:abstractNumId="35">
+  <w:abstractNum w:abstractNumId="44">
     <w:nsid w:val="766552C0"/>
     <w:multiLevelType w:val="multilevel"/>
     <w:tmpl w:val="8FCADEBE"/>
@@ -8817,7 +9351,7 @@
       </w:pPr>
     </w:lvl>
   </w:abstractNum>
-  <w:abstractNum w:abstractNumId="36">
+  <w:abstractNum w:abstractNumId="45">
     <w:nsid w:val="77194347"/>
     <w:multiLevelType w:val="hybridMultilevel"/>
     <w:tmpl w:val="986E5BEC"/>
@@ -8903,7 +9437,156 @@
       </w:pPr>
     </w:lvl>
   </w:abstractNum>
-  <w:abstractNum w:abstractNumId="37">
+  <w:abstractNum w:abstractNumId="46">
+    <w:nsid w:val="7B3626F1"/>
+    <w:multiLevelType w:val="multilevel"/>
+    <w:tmpl w:val="C940500E"/>
+    <w:lvl w:ilvl="0">
+      <w:start w:val="1"/>
+      <w:numFmt w:val="decimal"/>
+      <w:lvlText w:val="%1."/>
+      <w:lvlJc w:val="left"/>
+      <w:pPr>
+        <w:tabs>
+          <w:tab w:val="num" w:pos="720"/>
+        </w:tabs>
+        <w:ind w:left="720" w:hanging="360"/>
+      </w:pPr>
+      <w:rPr>
+        <w:rFonts w:hint="default"/>
+        <w:sz w:val="20"/>
+      </w:rPr>
+    </w:lvl>
+    <w:lvl w:ilvl="1" w:tentative="1">
+      <w:start w:val="1"/>
+      <w:numFmt w:val="bullet"/>
+      <w:lvlText w:val="o"/>
+      <w:lvlJc w:val="left"/>
+      <w:pPr>
+        <w:tabs>
+          <w:tab w:val="num" w:pos="1440"/>
+        </w:tabs>
+        <w:ind w:left="1440" w:hanging="360"/>
+      </w:pPr>
+      <w:rPr>
+        <w:rFonts w:ascii="Courier New" w:hAnsi="Courier New" w:hint="default"/>
+        <w:sz w:val="20"/>
+      </w:rPr>
+    </w:lvl>
+    <w:lvl w:ilvl="2" w:tentative="1">
+      <w:start w:val="1"/>
+      <w:numFmt w:val="bullet"/>
+      <w:lvlText w:val=""/>
+      <w:lvlJc w:val="left"/>
+      <w:pPr>
+        <w:tabs>
+          <w:tab w:val="num" w:pos="2160"/>
+        </w:tabs>
+        <w:ind w:left="2160" w:hanging="360"/>
+      </w:pPr>
+      <w:rPr>
+        <w:rFonts w:ascii="Wingdings" w:hAnsi="Wingdings" w:hint="default"/>
+        <w:sz w:val="20"/>
+      </w:rPr>
+    </w:lvl>
+    <w:lvl w:ilvl="3" w:tentative="1">
+      <w:start w:val="1"/>
+      <w:numFmt w:val="bullet"/>
+      <w:lvlText w:val=""/>
+      <w:lvlJc w:val="left"/>
+      <w:pPr>
+        <w:tabs>
+          <w:tab w:val="num" w:pos="2880"/>
+        </w:tabs>
+        <w:ind w:left="2880" w:hanging="360"/>
+      </w:pPr>
+      <w:rPr>
+        <w:rFonts w:ascii="Wingdings" w:hAnsi="Wingdings" w:hint="default"/>
+        <w:sz w:val="20"/>
+      </w:rPr>
+    </w:lvl>
+    <w:lvl w:ilvl="4" w:tentative="1">
+      <w:start w:val="1"/>
+      <w:numFmt w:val="bullet"/>
+      <w:lvlText w:val=""/>
+      <w:lvlJc w:val="left"/>
+      <w:pPr>
+        <w:tabs>
+          <w:tab w:val="num" w:pos="3600"/>
+        </w:tabs>
+        <w:ind w:left="3600" w:hanging="360"/>
+      </w:pPr>
+      <w:rPr>
+        <w:rFonts w:ascii="Wingdings" w:hAnsi="Wingdings" w:hint="default"/>
+        <w:sz w:val="20"/>
+      </w:rPr>
+    </w:lvl>
+    <w:lvl w:ilvl="5" w:tentative="1">
+      <w:start w:val="1"/>
+      <w:numFmt w:val="bullet"/>
+      <w:lvlText w:val=""/>
+      <w:lvlJc w:val="left"/>
+      <w:pPr>
+        <w:tabs>
+          <w:tab w:val="num" w:pos="4320"/>
+        </w:tabs>
+        <w:ind w:left="4320" w:hanging="360"/>
+      </w:pPr>
+      <w:rPr>
+        <w:rFonts w:ascii="Wingdings" w:hAnsi="Wingdings" w:hint="default"/>
+        <w:sz w:val="20"/>
+      </w:rPr>
+    </w:lvl>
+    <w:lvl w:ilvl="6" w:tentative="1">
+      <w:start w:val="1"/>
+      <w:numFmt w:val="bullet"/>
+      <w:lvlText w:val=""/>
+      <w:lvlJc w:val="left"/>
+      <w:pPr>
+        <w:tabs>
+          <w:tab w:val="num" w:pos="5040"/>
+        </w:tabs>
+        <w:ind w:left="5040" w:hanging="360"/>
+      </w:pPr>
+      <w:rPr>
+        <w:rFonts w:ascii="Wingdings" w:hAnsi="Wingdings" w:hint="default"/>
+        <w:sz w:val="20"/>
+      </w:rPr>
+    </w:lvl>
+    <w:lvl w:ilvl="7" w:tentative="1">
+      <w:start w:val="1"/>
+      <w:numFmt w:val="bullet"/>
+      <w:lvlText w:val=""/>
+      <w:lvlJc w:val="left"/>
+      <w:pPr>
+        <w:tabs>
+          <w:tab w:val="num" w:pos="5760"/>
+        </w:tabs>
+        <w:ind w:left="5760" w:hanging="360"/>
+      </w:pPr>
+      <w:rPr>
+        <w:rFonts w:ascii="Wingdings" w:hAnsi="Wingdings" w:hint="default"/>
+        <w:sz w:val="20"/>
+      </w:rPr>
+    </w:lvl>
+    <w:lvl w:ilvl="8" w:tentative="1">
+      <w:start w:val="1"/>
+      <w:numFmt w:val="bullet"/>
+      <w:lvlText w:val=""/>
+      <w:lvlJc w:val="left"/>
+      <w:pPr>
+        <w:tabs>
+          <w:tab w:val="num" w:pos="6480"/>
+        </w:tabs>
+        <w:ind w:left="6480" w:hanging="360"/>
+      </w:pPr>
+      <w:rPr>
+        <w:rFonts w:ascii="Wingdings" w:hAnsi="Wingdings" w:hint="default"/>
+        <w:sz w:val="20"/>
+      </w:rPr>
+    </w:lvl>
+  </w:abstractNum>
+  <w:abstractNum w:abstractNumId="47">
     <w:nsid w:val="7C772BE3"/>
     <w:multiLevelType w:val="multilevel"/>
     <w:tmpl w:val="CB94A0C4"/>
@@ -9020,120 +9703,150 @@
     </w:lvl>
   </w:abstractNum>
   <w:num w:numId="1">
-    <w:abstractNumId w:val="36"/>
+    <w:abstractNumId w:val="45"/>
     <w:lvlOverride w:ilvl="0">
       <w:startOverride w:val="1"/>
     </w:lvlOverride>
   </w:num>
   <w:num w:numId="2">
+    <w:abstractNumId w:val="37"/>
+  </w:num>
+  <w:num w:numId="3">
+    <w:abstractNumId w:val="38"/>
+  </w:num>
+  <w:num w:numId="4">
+    <w:abstractNumId w:val="15"/>
+  </w:num>
+  <w:num w:numId="5">
     <w:abstractNumId w:val="28"/>
   </w:num>
-  <w:num w:numId="3">
-    <w:abstractNumId w:val="29"/>
+  <w:num w:numId="6">
+    <w:abstractNumId w:val="27"/>
   </w:num>
-  <w:num w:numId="4">
-    <w:abstractNumId w:val="13"/>
-  </w:num>
-  <w:num w:numId="5">
+  <w:num w:numId="7">
     <w:abstractNumId w:val="21"/>
   </w:num>
-  <w:num w:numId="6">
-    <w:abstractNumId w:val="20"/>
-  </w:num>
-  <w:num w:numId="7">
-    <w:abstractNumId w:val="16"/>
-  </w:num>
   <w:num w:numId="8">
-    <w:abstractNumId w:val="31"/>
+    <w:abstractNumId w:val="40"/>
   </w:num>
   <w:num w:numId="9">
-    <w:abstractNumId w:val="4"/>
+    <w:abstractNumId w:val="6"/>
   </w:num>
   <w:num w:numId="10">
-    <w:abstractNumId w:val="32"/>
+    <w:abstractNumId w:val="41"/>
   </w:num>
   <w:num w:numId="11">
-    <w:abstractNumId w:val="9"/>
+    <w:abstractNumId w:val="11"/>
   </w:num>
   <w:num w:numId="12">
-    <w:abstractNumId w:val="22"/>
+    <w:abstractNumId w:val="30"/>
   </w:num>
   <w:num w:numId="13">
-    <w:abstractNumId w:val="30"/>
+    <w:abstractNumId w:val="39"/>
   </w:num>
   <w:num w:numId="14">
     <w:abstractNumId w:val="1"/>
   </w:num>
   <w:num w:numId="15">
-    <w:abstractNumId w:val="6"/>
+    <w:abstractNumId w:val="8"/>
   </w:num>
   <w:num w:numId="16">
-    <w:abstractNumId w:val="8"/>
+    <w:abstractNumId w:val="10"/>
   </w:num>
   <w:num w:numId="17">
-    <w:abstractNumId w:val="27"/>
+    <w:abstractNumId w:val="36"/>
   </w:num>
   <w:num w:numId="18">
-    <w:abstractNumId w:val="25"/>
+    <w:abstractNumId w:val="34"/>
   </w:num>
   <w:num w:numId="19">
-    <w:abstractNumId w:val="35"/>
+    <w:abstractNumId w:val="44"/>
   </w:num>
   <w:num w:numId="20">
-    <w:abstractNumId w:val="18"/>
+    <w:abstractNumId w:val="24"/>
   </w:num>
   <w:num w:numId="21">
-    <w:abstractNumId w:val="3"/>
+    <w:abstractNumId w:val="5"/>
   </w:num>
   <w:num w:numId="22">
-    <w:abstractNumId w:val="37"/>
+    <w:abstractNumId w:val="47"/>
   </w:num>
   <w:num w:numId="23">
     <w:abstractNumId w:val="0"/>
   </w:num>
   <w:num w:numId="24">
-    <w:abstractNumId w:val="15"/>
+    <w:abstractNumId w:val="18"/>
   </w:num>
   <w:num w:numId="25">
+    <w:abstractNumId w:val="26"/>
+  </w:num>
+  <w:num w:numId="26">
+    <w:abstractNumId w:val="31"/>
+  </w:num>
+  <w:num w:numId="27">
+    <w:abstractNumId w:val="33"/>
+  </w:num>
+  <w:num w:numId="28">
+    <w:abstractNumId w:val="9"/>
+  </w:num>
+  <w:num w:numId="29">
+    <w:abstractNumId w:val="14"/>
+  </w:num>
+  <w:num w:numId="30">
+    <w:abstractNumId w:val="23"/>
+  </w:num>
+  <w:num w:numId="31">
+    <w:abstractNumId w:val="12"/>
+  </w:num>
+  <w:num w:numId="32">
+    <w:abstractNumId w:val="43"/>
+  </w:num>
+  <w:num w:numId="33">
+    <w:abstractNumId w:val="13"/>
+  </w:num>
+  <w:num w:numId="34">
+    <w:abstractNumId w:val="42"/>
+  </w:num>
+  <w:num w:numId="35">
+    <w:abstractNumId w:val="35"/>
+  </w:num>
+  <w:num w:numId="36">
+    <w:abstractNumId w:val="17"/>
+  </w:num>
+  <w:num w:numId="37">
+    <w:abstractNumId w:val="7"/>
+  </w:num>
+  <w:num w:numId="38">
+    <w:abstractNumId w:val="3"/>
+  </w:num>
+  <w:num w:numId="39">
     <w:abstractNumId w:val="19"/>
   </w:num>
-  <w:num w:numId="26">
-    <w:abstractNumId w:val="23"/>
+  <w:num w:numId="40">
+    <w:abstractNumId w:val="22"/>
   </w:num>
-  <w:num w:numId="27">
-    <w:abstractNumId w:val="24"/>
+  <w:num w:numId="41">
+    <w:abstractNumId w:val="32"/>
   </w:num>
-  <w:num w:numId="28">
-    <w:abstractNumId w:val="7"/>
+  <w:num w:numId="42">
+    <w:abstractNumId w:val="20"/>
   </w:num>
-  <w:num w:numId="29">
-    <w:abstractNumId w:val="12"/>
+  <w:num w:numId="43">
+    <w:abstractNumId w:val="25"/>
   </w:num>
-  <w:num w:numId="30">
-    <w:abstractNumId w:val="17"/>
+  <w:num w:numId="44">
+    <w:abstractNumId w:val="16"/>
   </w:num>
-  <w:num w:numId="31">
-    <w:abstractNumId w:val="10"/>
+  <w:num w:numId="45">
+    <w:abstractNumId w:val="29"/>
   </w:num>
-  <w:num w:numId="32">
-    <w:abstractNumId w:val="34"/>
+  <w:num w:numId="46">
+    <w:abstractNumId w:val="4"/>
   </w:num>
-  <w:num w:numId="33">
-    <w:abstractNumId w:val="11"/>
+  <w:num w:numId="47">
+    <w:abstractNumId w:val="46"/>
   </w:num>
-  <w:num w:numId="34">
-    <w:abstractNumId w:val="33"/>
-  </w:num>
-  <w:num w:numId="35">
-    <w:abstractNumId w:val="26"/>
-  </w:num>
-  <w:num w:numId="36">
-    <w:abstractNumId w:val="14"/>
-  </w:num>
-  <w:num w:numId="37">
-    <w:abstractNumId w:val="5"/>
-  </w:num>
-  <w:num w:numId="38">
+  <w:num w:numId="48">
     <w:abstractNumId w:val="2"/>
   </w:num>
 </w:numbering>

--- a/Meshack/DevOps/Meshack_Burton.docx
+++ b/Meshack/DevOps/Meshack_Burton.docx
@@ -806,12 +806,30 @@
           <w:sz w:val="18"/>
           <w:szCs w:val="18"/>
         </w:rPr>
-        <w:t>Led an AWS platform build-out on EKS (</w:t>
+        <w:t xml:space="preserve">Led an AWS platform build-out on </w:t>
+      </w:r>
+      <w:r>
+        <w:rPr>
+          <w:rFonts w:ascii="Arial" w:hAnsi="Arial" w:cs="Arial"/>
+          <w:b/>
+          <w:sz w:val="18"/>
+          <w:szCs w:val="18"/>
+        </w:rPr>
+        <w:t>EKS</w:t>
+      </w:r>
+      <w:r>
+        <w:rPr>
+          <w:rFonts w:ascii="Arial" w:hAnsi="Arial" w:cs="Arial"/>
+          <w:sz w:val="18"/>
+          <w:szCs w:val="18"/>
+        </w:rPr>
+        <w:t xml:space="preserve"> (</w:t>
       </w:r>
       <w:proofErr w:type="spellStart"/>
       <w:r>
         <w:rPr>
           <w:rFonts w:ascii="Arial" w:hAnsi="Arial" w:cs="Arial"/>
+          <w:b/>
           <w:sz w:val="18"/>
           <w:szCs w:val="18"/>
         </w:rPr>
@@ -1009,6 +1027,7 @@
       <w:r>
         <w:rPr>
           <w:rFonts w:ascii="Arial" w:hAnsi="Arial" w:cs="Arial"/>
+          <w:b/>
           <w:sz w:val="18"/>
           <w:szCs w:val="18"/>
         </w:rPr>
@@ -1161,6 +1180,7 @@
       <w:r>
         <w:rPr>
           <w:rFonts w:ascii="Arial" w:hAnsi="Arial" w:cs="Arial"/>
+          <w:b/>
           <w:sz w:val="18"/>
           <w:szCs w:val="18"/>
         </w:rPr>
@@ -1237,6 +1257,7 @@
       <w:r>
         <w:rPr>
           <w:rFonts w:ascii="Arial" w:hAnsi="Arial" w:cs="Arial"/>
+          <w:b/>
           <w:sz w:val="18"/>
           <w:szCs w:val="18"/>
         </w:rPr>
@@ -1313,6 +1334,7 @@
       <w:r>
         <w:rPr>
           <w:rFonts w:ascii="Arial" w:hAnsi="Arial" w:cs="Arial"/>
+          <w:b/>
           <w:sz w:val="18"/>
           <w:szCs w:val="18"/>
         </w:rPr>
@@ -1407,6 +1429,7 @@
       <w:r>
         <w:rPr>
           <w:rFonts w:ascii="Arial" w:hAnsi="Arial" w:cs="Arial"/>
+          <w:b/>
           <w:sz w:val="18"/>
           <w:szCs w:val="18"/>
         </w:rPr>
@@ -1419,7 +1442,24 @@
           <w:sz w:val="18"/>
           <w:szCs w:val="18"/>
         </w:rPr>
-        <w:t>/OpenSearch (</w:t>
+        <w:t>/</w:t>
+      </w:r>
+      <w:r>
+        <w:rPr>
+          <w:rFonts w:ascii="Arial" w:hAnsi="Arial" w:cs="Arial"/>
+          <w:b/>
+          <w:sz w:val="18"/>
+          <w:szCs w:val="18"/>
+        </w:rPr>
+        <w:t>OpenSearch</w:t>
+      </w:r>
+      <w:r>
+        <w:rPr>
+          <w:rFonts w:ascii="Arial" w:hAnsi="Arial" w:cs="Arial"/>
+          <w:sz w:val="18"/>
+          <w:szCs w:val="18"/>
+        </w:rPr>
+        <w:t xml:space="preserve"> (</w:t>
       </w:r>
       <w:r>
         <w:rPr>
@@ -1465,6 +1505,7 @@
       <w:r>
         <w:rPr>
           <w:rFonts w:ascii="Arial" w:hAnsi="Arial" w:cs="Arial"/>
+          <w:b/>
           <w:sz w:val="18"/>
           <w:szCs w:val="18"/>
         </w:rPr>
@@ -1681,6 +1722,7 @@
       <w:r>
         <w:rPr>
           <w:rFonts w:ascii="Arial" w:hAnsi="Arial" w:cs="Arial"/>
+          <w:b/>
           <w:sz w:val="18"/>
         </w:rPr>
         <w:t>Kubernetes</w:t>
@@ -1706,7 +1748,22 @@
           <w:rFonts w:ascii="Arial" w:hAnsi="Arial" w:cs="Arial"/>
           <w:sz w:val="18"/>
         </w:rPr>
-        <w:t xml:space="preserve"> using Helm </w:t>
+        <w:t xml:space="preserve"> using </w:t>
+      </w:r>
+      <w:r>
+        <w:rPr>
+          <w:rFonts w:ascii="Arial" w:hAnsi="Arial" w:cs="Arial"/>
+          <w:b/>
+          <w:sz w:val="18"/>
+        </w:rPr>
+        <w:t>Helm</w:t>
+      </w:r>
+      <w:r>
+        <w:rPr>
+          <w:rFonts w:ascii="Arial" w:hAnsi="Arial" w:cs="Arial"/>
+          <w:sz w:val="18"/>
+        </w:rPr>
+        <w:t xml:space="preserve"> </w:t>
       </w:r>
       <w:r>
         <w:rPr>
@@ -1780,6 +1837,7 @@
       <w:r>
         <w:rPr>
           <w:rFonts w:ascii="Arial" w:hAnsi="Arial" w:cs="Arial"/>
+          <w:b/>
           <w:sz w:val="18"/>
         </w:rPr>
         <w:t>RabbitMQ</w:t>
@@ -1848,6 +1906,7 @@
       <w:r>
         <w:rPr>
           <w:rFonts w:ascii="Arial" w:hAnsi="Arial" w:cs="Arial"/>
+          <w:b/>
           <w:sz w:val="18"/>
         </w:rPr>
         <w:t>Docker</w:t>
@@ -1900,6 +1959,7 @@
       <w:r>
         <w:rPr>
           <w:rFonts w:ascii="Arial" w:hAnsi="Arial" w:cs="Arial"/>
+          <w:b/>
           <w:sz w:val="18"/>
         </w:rPr>
         <w:t>Redis</w:t>
@@ -1968,6 +2028,7 @@
       <w:r>
         <w:rPr>
           <w:rFonts w:ascii="Arial" w:hAnsi="Arial" w:cs="Arial"/>
+          <w:b/>
           <w:sz w:val="18"/>
         </w:rPr>
         <w:t>Elasticsearch</w:t>
@@ -2020,6 +2081,7 @@
       <w:r>
         <w:rPr>
           <w:rFonts w:ascii="Arial" w:hAnsi="Arial" w:cs="Arial"/>
+          <w:b/>
           <w:sz w:val="18"/>
         </w:rPr>
         <w:t>Terraform</w:t>
@@ -2082,7 +2144,22 @@
           <w:sz w:val="18"/>
         </w:rPr>
         <w:lastRenderedPageBreak/>
-        <w:t xml:space="preserve">Reduced noisy alerts by defining SLIs, separating symptoms from causes, and wiring Prometheus </w:t>
+        <w:t xml:space="preserve">Reduced noisy alerts by defining SLIs, separating symptoms from causes, and wiring </w:t>
+      </w:r>
+      <w:r>
+        <w:rPr>
+          <w:rFonts w:ascii="Arial" w:hAnsi="Arial" w:cs="Arial"/>
+          <w:b/>
+          <w:sz w:val="18"/>
+        </w:rPr>
+        <w:t>Prometheus</w:t>
+      </w:r>
+      <w:r>
+        <w:rPr>
+          <w:rFonts w:ascii="Arial" w:hAnsi="Arial" w:cs="Arial"/>
+          <w:sz w:val="18"/>
+        </w:rPr>
+        <w:t xml:space="preserve"> </w:t>
       </w:r>
       <w:r>
         <w:rPr>
@@ -2103,6 +2180,7 @@
       <w:r>
         <w:rPr>
           <w:rFonts w:ascii="Arial" w:hAnsi="Arial" w:cs="Arial"/>
+          <w:b/>
           <w:sz w:val="18"/>
         </w:rPr>
         <w:t>Grafana</w:t>
@@ -2196,7 +2274,22 @@
           <w:rFonts w:ascii="Arial" w:hAnsi="Arial" w:cs="Arial"/>
           <w:sz w:val="18"/>
         </w:rPr>
-        <w:t xml:space="preserve">Built early automation foundations with Jenkins </w:t>
+        <w:t xml:space="preserve">Built early automation foundations with </w:t>
+      </w:r>
+      <w:r>
+        <w:rPr>
+          <w:rFonts w:ascii="Arial" w:hAnsi="Arial" w:cs="Arial"/>
+          <w:b/>
+          <w:sz w:val="18"/>
+        </w:rPr>
+        <w:t>Jenkins</w:t>
+      </w:r>
+      <w:r>
+        <w:rPr>
+          <w:rFonts w:ascii="Arial" w:hAnsi="Arial" w:cs="Arial"/>
+          <w:sz w:val="18"/>
+        </w:rPr>
+        <w:t xml:space="preserve"> </w:t>
       </w:r>
       <w:r>
         <w:rPr>
@@ -2232,7 +2325,22 @@
           <w:rFonts w:ascii="Arial" w:hAnsi="Arial" w:cs="Arial"/>
           <w:sz w:val="18"/>
         </w:rPr>
-        <w:t xml:space="preserve">Fixed a critical reporting defect where totals diverged under concurrency by adding transaction boundaries, isolating reads, and validating SQL Server </w:t>
+        <w:t xml:space="preserve">Fixed a critical reporting defect where totals diverged under concurrency by adding transaction boundaries, isolating reads, and validating </w:t>
+      </w:r>
+      <w:r>
+        <w:rPr>
+          <w:rFonts w:ascii="Arial" w:hAnsi="Arial" w:cs="Arial"/>
+          <w:b/>
+          <w:sz w:val="18"/>
+        </w:rPr>
+        <w:t>SQL Server</w:t>
+      </w:r>
+      <w:r>
+        <w:rPr>
+          <w:rFonts w:ascii="Arial" w:hAnsi="Arial" w:cs="Arial"/>
+          <w:sz w:val="18"/>
+        </w:rPr>
+        <w:t xml:space="preserve"> </w:t>
       </w:r>
       <w:r>
         <w:rPr>
@@ -2274,6 +2382,7 @@
       <w:r>
         <w:rPr>
           <w:rFonts w:ascii="Arial" w:hAnsi="Arial" w:cs="Arial"/>
+          <w:b/>
           <w:sz w:val="18"/>
         </w:rPr>
         <w:t>RabbitMQ</w:t>
@@ -2363,6 +2472,7 @@
       <w:r>
         <w:rPr>
           <w:rFonts w:ascii="Arial" w:hAnsi="Arial" w:cs="Arial"/>
+          <w:b/>
           <w:sz w:val="18"/>
         </w:rPr>
         <w:t>PostgreSQL</w:t>
@@ -2388,7 +2498,22 @@
           <w:rFonts w:ascii="Arial" w:hAnsi="Arial" w:cs="Arial"/>
           <w:sz w:val="18"/>
         </w:rPr>
-        <w:t xml:space="preserve"> and SQL Server by adding targeted indexes and rewriting high-cost queries based on execution plans rather than guesswork.</w:t>
+        <w:t xml:space="preserve"> and </w:t>
+      </w:r>
+      <w:r>
+        <w:rPr>
+          <w:rFonts w:ascii="Arial" w:hAnsi="Arial" w:cs="Arial"/>
+          <w:b/>
+          <w:sz w:val="18"/>
+        </w:rPr>
+        <w:t>SQL Server</w:t>
+      </w:r>
+      <w:r>
+        <w:rPr>
+          <w:rFonts w:ascii="Arial" w:hAnsi="Arial" w:cs="Arial"/>
+          <w:sz w:val="18"/>
+        </w:rPr>
+        <w:t xml:space="preserve"> by adding targeted indexes and rewriting high-cost queries based on execution plans rather than guesswork.</w:t>
       </w:r>
     </w:p>
     <w:p>
@@ -2415,6 +2540,7 @@
       <w:r>
         <w:rPr>
           <w:rFonts w:ascii="Arial" w:hAnsi="Arial" w:cs="Arial"/>
+          <w:b/>
           <w:sz w:val="18"/>
         </w:rPr>
         <w:t>Redis</w:t>
@@ -2496,7 +2622,7 @@
                 <w:sz w:val="22"/>
                 <w:szCs w:val="22"/>
               </w:rPr>
-              <w:t>Core Skills &amp; Strengths</w:t>
+              <w:t>Skills</w:t>
             </w:r>
           </w:p>
         </w:tc>
@@ -2820,6 +2946,7 @@
       <w:r>
         <w:rPr>
           <w:rFonts w:ascii="Arial" w:hAnsi="Arial" w:cs="Arial"/>
+          <w:b/>
           <w:sz w:val="18"/>
         </w:rPr>
         <w:t>Kubernetes</w:t>
@@ -2851,6 +2978,7 @@
       <w:r>
         <w:rPr>
           <w:rFonts w:ascii="Arial" w:hAnsi="Arial" w:cs="Arial"/>
+          <w:b/>
           <w:sz w:val="18"/>
         </w:rPr>
         <w:t>Docker</w:t>
@@ -2876,8 +3004,25 @@
           <w:rFonts w:ascii="Arial" w:hAnsi="Arial" w:cs="Arial"/>
           <w:sz w:val="18"/>
         </w:rPr>
-        <w:t xml:space="preserve">, Helm </w:t>
-      </w:r>
+        <w:t xml:space="preserve">, </w:t>
+      </w:r>
+      <w:bookmarkStart w:id="0" w:name="_GoBack"/>
+      <w:r>
+        <w:rPr>
+          <w:rFonts w:ascii="Arial" w:hAnsi="Arial" w:cs="Arial"/>
+          <w:b/>
+          <w:sz w:val="18"/>
+        </w:rPr>
+        <w:t>Helm</w:t>
+      </w:r>
+      <w:r>
+        <w:rPr>
+          <w:rFonts w:ascii="Arial" w:hAnsi="Arial" w:cs="Arial"/>
+          <w:sz w:val="18"/>
+        </w:rPr>
+        <w:t xml:space="preserve"> </w:t>
+      </w:r>
+      <w:bookmarkEnd w:id="0"/>
       <w:r>
         <w:rPr>
           <w:rStyle w:val="Strong"/>
@@ -3934,8 +4079,6 @@
         </w:rPr>
         <w:t xml:space="preserve"> with consistent state handling, policy checks, and least-privilege IAM patterns that reduced drift and improved audit readiness.</w:t>
       </w:r>
-      <w:bookmarkStart w:id="0" w:name="_GoBack"/>
-      <w:bookmarkEnd w:id="0"/>
     </w:p>
     <w:sectPr>
       <w:pgSz w:w="11906" w:h="16838"/>
